--- a/ТЗ_OX/07_Этап_06_Автоматические_выплаты/OX_Этап_06_Автоматические_выплаты_ТЗ_v3.docx
+++ b/ТЗ_OX/07_Этап_06_Автоматические_выплаты/OX_Этап_06_Автоматические_выплаты_ТЗ_v3.docx
@@ -4,468 +4,905 @@
   <w:body>
     <w:p>
       <w:pPr>
+        <w:pStyle w:val="Title"/>
+      </w:pPr>
+      <w:r>
+        <w:t xml:space="preserve">OX - Этап 06. Автоматические выплаты и газовая модель</w:t>
+      </w:r>
+    </w:p>
+    <w:p>
+      <w:r>
+        <w:t xml:space="preserve"/>
+      </w:r>
+    </w:p>
+    <w:p>
+      <w:r>
+        <w:t xml:space="preserve">Дата: 09.06.2026  </w:t>
+      </w:r>
+    </w:p>
+    <w:p>
+      <w:r>
+        <w:t xml:space="preserve">Версия: v3  </w:t>
+      </w:r>
+    </w:p>
+    <w:p>
+      <w:r>
+        <w:t xml:space="preserve">Проект: OX, спортивный экспресс  </w:t>
+      </w:r>
+    </w:p>
+    <w:p>
+      <w:r>
+        <w:t xml:space="preserve">Стартовый продукт: Суперэкспресс 15  </w:t>
+      </w:r>
+    </w:p>
+    <w:p>
+      <w:r>
+        <w:t xml:space="preserve">Девиз: Честно. Прозрачно. Мгновенно.</w:t>
+      </w:r>
+    </w:p>
+    <w:p>
+      <w:r>
+        <w:t xml:space="preserve"/>
+      </w:r>
+    </w:p>
+    <w:p>
+      <w:r>
+        <w:br w:type="page"/>
+      </w:r>
+    </w:p>
+    <w:p>
+      <w:r>
+        <w:t xml:space="preserve"/>
+      </w:r>
+    </w:p>
+    <w:p>
+      <w:pPr>
         <w:pStyle w:val="Heading1"/>
       </w:pPr>
       <w:r>
-        <w:t xml:space="preserve">OX - Этап 06. Автоматические выплаты и газовая модель</w:t>
-      </w:r>
-    </w:p>
-    <w:p/>
-    <w:p>
-      <w:r>
-        <w:t xml:space="preserve">Дата: 09.06.2026  </w:t>
-      </w:r>
-    </w:p>
-    <w:p>
-      <w:r>
-        <w:t xml:space="preserve">Версия: v3  </w:t>
-      </w:r>
-    </w:p>
-    <w:p>
-      <w:r>
-        <w:t xml:space="preserve">Проект: OX, спортивный экспресс  </w:t>
-      </w:r>
-    </w:p>
-    <w:p>
-      <w:r>
-        <w:t xml:space="preserve">Стартовый продукт: Суперэкспресс 15  </w:t>
-      </w:r>
-    </w:p>
-    <w:p>
-      <w:r>
-        <w:t xml:space="preserve">Девиз: Честно. Прозрачно. Мгновенно.</w:t>
-      </w:r>
-    </w:p>
-    <w:p/>
-    <w:p/>
+        <w:t xml:space="preserve">1. Назначение этапа</w:t>
+      </w:r>
+    </w:p>
+    <w:p>
+      <w:r>
+        <w:t xml:space="preserve"/>
+      </w:r>
+    </w:p>
+    <w:p>
+      <w:r>
+        <w:t xml:space="preserve">Этот этап описывает архитектуру автоматических выплат выигрышей в OX:</w:t>
+      </w:r>
+    </w:p>
+    <w:p>
+      <w:r>
+        <w:t xml:space="preserve"/>
+      </w:r>
+    </w:p>
+    <w:p>
+      <w:pPr>
+        <w:pStyle w:val="ListParagraph"/>
+      </w:pPr>
+      <w:r>
+        <w:t xml:space="preserve">• как формируется список выплат;</w:t>
+      </w:r>
+    </w:p>
+    <w:p>
+      <w:pPr>
+        <w:pStyle w:val="ListParagraph"/>
+      </w:pPr>
+      <w:r>
+        <w:t xml:space="preserve">• как выплаты подтверждаются в блокчейне;</w:t>
+      </w:r>
+    </w:p>
+    <w:p>
+      <w:pPr>
+        <w:pStyle w:val="ListParagraph"/>
+      </w:pPr>
+      <w:r>
+        <w:t xml:space="preserve">• как пользователь получает деньги без оплаты газа;</w:t>
+      </w:r>
+    </w:p>
+    <w:p>
+      <w:pPr>
+        <w:pStyle w:val="ListParagraph"/>
+      </w:pPr>
+      <w:r>
+        <w:t xml:space="preserve">• как платформа оплачивает газ;</w:t>
+      </w:r>
+    </w:p>
+    <w:p>
+      <w:pPr>
+        <w:pStyle w:val="ListParagraph"/>
+      </w:pPr>
+      <w:r>
+        <w:t xml:space="preserve">• как работает резервный claim (ручное получение);</w:t>
+      </w:r>
+    </w:p>
+    <w:p>
+      <w:pPr>
+        <w:pStyle w:val="ListParagraph"/>
+      </w:pPr>
+      <w:r>
+        <w:t xml:space="preserve">• как обрабатываются ошибки;</w:t>
+      </w:r>
+    </w:p>
+    <w:p>
+      <w:pPr>
+        <w:pStyle w:val="ListParagraph"/>
+      </w:pPr>
+      <w:r>
+        <w:t xml:space="preserve">• как учитываются KYC, апелляции и ручные блокировки;</w:t>
+      </w:r>
+    </w:p>
+    <w:p>
+      <w:pPr>
+        <w:pStyle w:val="ListParagraph"/>
+      </w:pPr>
+      <w:r>
+        <w:t xml:space="preserve">• какие требования нужны к смарт-контрактам, серверу и админ-панели.</w:t>
+      </w:r>
+    </w:p>
+    <w:p>
+      <w:r>
+        <w:t xml:space="preserve"/>
+      </w:r>
+    </w:p>
+    <w:p>
+      <w:r>
+        <w:t xml:space="preserve">Этап 6 связан с предыдущими этапами:</w:t>
+      </w:r>
+    </w:p>
+    <w:p>
+      <w:r>
+        <w:t xml:space="preserve"/>
+      </w:r>
+    </w:p>
+    <w:p>
+      <w:pPr>
+        <w:pStyle w:val="ListParagraph"/>
+      </w:pPr>
+      <w:r>
+        <w:t xml:space="preserve">• Этап 2 определяет окно апелляции и payout timelock (задержку перед выплатами).</w:t>
+      </w:r>
+    </w:p>
+    <w:p>
+      <w:pPr>
+        <w:pStyle w:val="ListParagraph"/>
+      </w:pPr>
+      <w:r>
+        <w:t xml:space="preserve">• Этап 3 определяет билеты и системные ставки.</w:t>
+      </w:r>
+    </w:p>
+    <w:p>
+      <w:pPr>
+        <w:pStyle w:val="ListParagraph"/>
+      </w:pPr>
+      <w:r>
+        <w:t xml:space="preserve">• Этап 4 определяет призовой фонд, джекпот и gas reserve.</w:t>
+      </w:r>
+    </w:p>
+    <w:p>
+      <w:pPr>
+        <w:pStyle w:val="ListParagraph"/>
+      </w:pPr>
+      <w:r>
+        <w:t xml:space="preserve">• Этап 5 определяет защиту от кита и risk engine.</w:t>
+      </w:r>
+    </w:p>
+    <w:p>
+      <w:r>
+        <w:t xml:space="preserve"/>
+      </w:r>
+    </w:p>
+    <w:p>
+      <w:r>
+        <w:t xml:space="preserve">Главный продуктовый принцип:</w:t>
+      </w:r>
+    </w:p>
+    <w:p>
+      <w:r>
+        <w:t xml:space="preserve"/>
+      </w:r>
+    </w:p>
+    <w:p>
+      <w:pPr>
+        <w:pStyle w:val="Code"/>
+      </w:pPr>
+      <w:r>
+        <w:t xml:space="preserve">пользователь должен получать выплату максимально автоматически,</w:t>
+      </w:r>
+    </w:p>
+    <w:p>
+      <w:pPr>
+        <w:pStyle w:val="Code"/>
+      </w:pPr>
+      <w:r>
+        <w:t xml:space="preserve">без необходимости покупать нативную монету для газа.</w:t>
+      </w:r>
+    </w:p>
+    <w:p>
+      <w:r>
+        <w:t xml:space="preserve"/>
+      </w:r>
+    </w:p>
+    <w:p>
+      <w:r>
+        <w:t xml:space="preserve">Главный доверительный принцип:</w:t>
+      </w:r>
+    </w:p>
+    <w:p>
+      <w:r>
+        <w:t xml:space="preserve"/>
+      </w:r>
+    </w:p>
+    <w:p>
+      <w:pPr>
+        <w:pStyle w:val="Code"/>
+      </w:pPr>
+      <w:r>
+        <w:t xml:space="preserve">после финализации тиража и публикации payout root</w:t>
+      </w:r>
+    </w:p>
+    <w:p>
+      <w:pPr>
+        <w:pStyle w:val="Code"/>
+      </w:pPr>
+      <w:r>
+        <w:t xml:space="preserve">право на корректную выплату должно быть закреплено в смарт-контракте,</w:t>
+      </w:r>
+    </w:p>
+    <w:p>
+      <w:pPr>
+        <w:pStyle w:val="Code"/>
+      </w:pPr>
+      <w:r>
+        <w:t xml:space="preserve">а оператор не должен иметь возможности произвольно удержать выигрыш.</w:t>
+      </w:r>
+    </w:p>
+    <w:p>
+      <w:r>
+        <w:t xml:space="preserve"/>
+      </w:r>
+    </w:p>
+    <w:p>
+      <w:r>
+        <w:t xml:space="preserve">Победителю не нужно просить выплату у поддержки. Automatic executor вызывает выплату за пользователя, OX оплачивает газ, а блокчейн подтверждает факт выплаты. Если automatic executor временно не сработал, fallback claim сохраняет за пользователем резервное право получить выплату самостоятельно.</w:t>
+      </w:r>
+    </w:p>
+    <w:p>
+      <w:r>
+        <w:t xml:space="preserve"/>
+      </w:r>
+    </w:p>
+    <w:p>
+      <w:r>
+        <w:br w:type="page"/>
+      </w:r>
+    </w:p>
+    <w:p>
+      <w:r>
+        <w:t xml:space="preserve"/>
+      </w:r>
+    </w:p>
+    <w:p>
+      <w:pPr>
+        <w:pStyle w:val="Heading1"/>
+      </w:pPr>
+      <w:r>
+        <w:t xml:space="preserve">2. Термины</w:t>
+      </w:r>
+    </w:p>
+    <w:p>
+      <w:r>
+        <w:t xml:space="preserve"/>
+      </w:r>
+    </w:p>
+    <w:p>
+      <w:r>
+        <w:t xml:space="preserve">**Payout (выплата)** - перевод выигрыша пользователю.</w:t>
+      </w:r>
+    </w:p>
+    <w:p>
+      <w:r>
+        <w:t xml:space="preserve"/>
+      </w:r>
+    </w:p>
+    <w:p>
+      <w:r>
+        <w:t xml:space="preserve">**Automatic payout (автоматическая выплата)** - выплата, которую система отправляет пользователю без ручного действия с его стороны.</w:t>
+      </w:r>
+    </w:p>
+    <w:p>
+      <w:r>
+        <w:t xml:space="preserve"/>
+      </w:r>
+    </w:p>
+    <w:p>
+      <w:r>
+        <w:t xml:space="preserve">**Claim (заявка на получение выплаты)** - вызов смарт-контракта, который переводит выигрыш пользователю.</w:t>
+      </w:r>
+    </w:p>
+    <w:p>
+      <w:r>
+        <w:t xml:space="preserve"/>
+      </w:r>
+    </w:p>
+    <w:p>
+      <w:r>
+        <w:t xml:space="preserve">**Sponsored claim (спонсируемая заявка)** - claim, где газ оплачивает платформа, а не пользователь.</w:t>
+      </w:r>
+    </w:p>
+    <w:p>
+      <w:r>
+        <w:t xml:space="preserve"/>
+      </w:r>
+    </w:p>
+    <w:p>
+      <w:r>
+        <w:t xml:space="preserve">**claimFor(user) (получить выплату за пользователя)** - функция, которую вызывает автоматический исполнитель, чтобы отправить выплату конкретному пользователю.</w:t>
+      </w:r>
+    </w:p>
+    <w:p>
+      <w:r>
+        <w:t xml:space="preserve"/>
+      </w:r>
+    </w:p>
+    <w:p>
+      <w:r>
+        <w:t xml:space="preserve">**Merkle tree (меркл-дерево)** - структура данных, позволяющая доказать, что выплата есть в списке, без публикации всего списка в блокчейн.</w:t>
+      </w:r>
+    </w:p>
+    <w:p>
+      <w:r>
+        <w:t xml:space="preserve"/>
+      </w:r>
+    </w:p>
+    <w:p>
+      <w:r>
+        <w:t xml:space="preserve">**Merkle root (меркл-корень)** - короткий хэш всего списка выплат, который публикуется в смарт-контракт.</w:t>
+      </w:r>
+    </w:p>
+    <w:p>
+      <w:r>
+        <w:t xml:space="preserve"/>
+      </w:r>
+    </w:p>
+    <w:p>
+      <w:r>
+        <w:t xml:space="preserve">**Merkle proof (меркл-доказательство)** - набор хэшей, подтверждающий право конкретного пользователя на выплату.</w:t>
+      </w:r>
+    </w:p>
+    <w:p>
+      <w:r>
+        <w:t xml:space="preserve"/>
+      </w:r>
+    </w:p>
+    <w:p>
+      <w:r>
+        <w:t xml:space="preserve">**Settlement (расчет тиража)** - финальный расчет победителей и сумм выплат.</w:t>
+      </w:r>
+    </w:p>
+    <w:p>
+      <w:r>
+        <w:t xml:space="preserve"/>
+      </w:r>
+    </w:p>
+    <w:p>
+      <w:r>
+        <w:t xml:space="preserve">**Payout manifest (реестр выплат)** - полный список выплат после расчета тиража.</w:t>
+      </w:r>
+    </w:p>
+    <w:p>
+      <w:r>
+        <w:t xml:space="preserve"/>
+      </w:r>
+    </w:p>
+    <w:p>
+      <w:r>
+        <w:t xml:space="preserve">**Relayer (ретранслятор)** - серверный или внешний исполнитель, который отправляет транзакции в блокчейн и платит газ.</w:t>
+      </w:r>
+    </w:p>
+    <w:p>
+      <w:r>
+        <w:t xml:space="preserve"/>
+      </w:r>
+    </w:p>
+    <w:p>
+      <w:r>
+        <w:t xml:space="preserve">**Executor (исполнитель)** - модуль, который обрабатывает очередь автоматических выплат.</w:t>
+      </w:r>
+    </w:p>
+    <w:p>
+      <w:r>
+        <w:t xml:space="preserve"/>
+      </w:r>
+    </w:p>
+    <w:p>
+      <w:r>
+        <w:t xml:space="preserve">**Gas reserve (резерв газа)** - часть комиссии платформы, зарезервированная на оплату транзакций выплат.</w:t>
+      </w:r>
+    </w:p>
+    <w:p>
+      <w:r>
+        <w:t xml:space="preserve"/>
+      </w:r>
+    </w:p>
+    <w:p>
+      <w:r>
+        <w:t xml:space="preserve">**Executor wallet (кошелек исполнителя)** - отдельный кошелек, с которого executor оплачивает газ. Он не имеет доступа к призовому фонду, джекпоту или казне платформы.</w:t>
+      </w:r>
+    </w:p>
+    <w:p>
+      <w:r>
+        <w:t xml:space="preserve"/>
+      </w:r>
+    </w:p>
+    <w:p>
+      <w:r>
+        <w:t xml:space="preserve">**GasPaused (пауза из-за газа)** - режим, при котором автоматические выплаты временно остановлены из-за недостаточного gas reserve или баланса executor wallet.</w:t>
+      </w:r>
+    </w:p>
+    <w:p>
+      <w:r>
+        <w:t xml:space="preserve"/>
+      </w:r>
+    </w:p>
+    <w:p>
+      <w:r>
+        <w:t xml:space="preserve">**Refund (возврат ставки)** - возврат пользователю полной стоимости билета при отмененном тираже.</w:t>
+      </w:r>
+    </w:p>
+    <w:p>
+      <w:r>
+        <w:t xml:space="preserve"/>
+      </w:r>
+    </w:p>
+    <w:p>
+      <w:r>
+        <w:t xml:space="preserve">**Fallback claim (резервное ручное получение)** - возможность пользователя самостоятельно получить выплату, если автоматическая выплата не прошла.</w:t>
+      </w:r>
+    </w:p>
+    <w:p>
+      <w:r>
+        <w:t xml:space="preserve"/>
+      </w:r>
+    </w:p>
+    <w:p>
+      <w:r>
+        <w:t xml:space="preserve">**Public payout history (публичная история выплат)** - архив джекпотов и выплат, где по каждому завершенному тиражу доступны сумма, кошелек получателя, время, tx hash, drawId и статус выплаты.</w:t>
+      </w:r>
+    </w:p>
+    <w:p>
+      <w:r>
+        <w:t xml:space="preserve"/>
+      </w:r>
+    </w:p>
+    <w:p>
+      <w:r>
+        <w:t xml:space="preserve">**KYC (верификация личности)** - проверка личности пользователя при достижении юридически значимых порогов.</w:t>
+      </w:r>
+    </w:p>
+    <w:p>
+      <w:r>
+        <w:t xml:space="preserve"/>
+      </w:r>
+    </w:p>
+    <w:p>
+      <w:r>
+        <w:br w:type="page"/>
+      </w:r>
+    </w:p>
+    <w:p>
+      <w:r>
+        <w:t xml:space="preserve"/>
+      </w:r>
+    </w:p>
+    <w:p>
+      <w:pPr>
+        <w:pStyle w:val="Heading1"/>
+      </w:pPr>
+      <w:r>
+        <w:t xml:space="preserve">3. Рассмотренные варианты архитектуры</w:t>
+      </w:r>
+    </w:p>
+    <w:p>
+      <w:r>
+        <w:t xml:space="preserve"/>
+      </w:r>
+    </w:p>
     <w:p>
       <w:pPr>
         <w:pStyle w:val="Heading2"/>
       </w:pPr>
       <w:r>
-        <w:t xml:space="preserve">1. Назначение этапа</w:t>
-      </w:r>
-    </w:p>
-    <w:p/>
-    <w:p>
-      <w:r>
-        <w:t xml:space="preserve">Этот этап описывает архитектуру автоматических выплат выигрышей в OX:</w:t>
-      </w:r>
-    </w:p>
-    <w:p/>
-    <w:p>
-      <w:pPr>
-        <w:pStyle w:val="Bullet"/>
-      </w:pPr>
-      <w:r>
-        <w:t xml:space="preserve">• как формируется список выплат;</w:t>
-      </w:r>
-    </w:p>
-    <w:p>
-      <w:pPr>
-        <w:pStyle w:val="Bullet"/>
-      </w:pPr>
-      <w:r>
-        <w:t xml:space="preserve">• как выплаты подтверждаются в блокчейне;</w:t>
-      </w:r>
-    </w:p>
-    <w:p>
-      <w:pPr>
-        <w:pStyle w:val="Bullet"/>
-      </w:pPr>
-      <w:r>
-        <w:t xml:space="preserve">• как пользователь получает деньги без оплаты газа;</w:t>
-      </w:r>
-    </w:p>
-    <w:p>
-      <w:pPr>
-        <w:pStyle w:val="Bullet"/>
-      </w:pPr>
-      <w:r>
-        <w:t xml:space="preserve">• как платформа оплачивает газ;</w:t>
-      </w:r>
-    </w:p>
-    <w:p>
-      <w:pPr>
-        <w:pStyle w:val="Bullet"/>
-      </w:pPr>
-      <w:r>
-        <w:t xml:space="preserve">• как работает резервный claim (ручное получение);</w:t>
-      </w:r>
-    </w:p>
-    <w:p>
-      <w:pPr>
-        <w:pStyle w:val="Bullet"/>
-      </w:pPr>
-      <w:r>
-        <w:t xml:space="preserve">• как обрабатываются ошибки;</w:t>
-      </w:r>
-    </w:p>
-    <w:p>
-      <w:pPr>
-        <w:pStyle w:val="Bullet"/>
-      </w:pPr>
-      <w:r>
-        <w:t xml:space="preserve">• как учитываются KYC, апелляции и ручные блокировки;</w:t>
-      </w:r>
-    </w:p>
-    <w:p>
-      <w:pPr>
-        <w:pStyle w:val="Bullet"/>
-      </w:pPr>
-      <w:r>
-        <w:t xml:space="preserve">• какие требования нужны к смарт-контрактам, серверу и админ-панели.</w:t>
-      </w:r>
-    </w:p>
-    <w:p/>
-    <w:p>
-      <w:r>
-        <w:t xml:space="preserve">Этап 6 связан с предыдущими этапами:</w:t>
-      </w:r>
-    </w:p>
-    <w:p/>
-    <w:p>
-      <w:pPr>
-        <w:pStyle w:val="Bullet"/>
-      </w:pPr>
-      <w:r>
-        <w:t xml:space="preserve">• Этап 2 определяет окно апелляции и payout timelock (задержку перед выплатами).</w:t>
-      </w:r>
-    </w:p>
-    <w:p>
-      <w:pPr>
-        <w:pStyle w:val="Bullet"/>
-      </w:pPr>
-      <w:r>
-        <w:t xml:space="preserve">• Этап 3 определяет билеты и системные ставки.</w:t>
-      </w:r>
-    </w:p>
-    <w:p>
-      <w:pPr>
-        <w:pStyle w:val="Bullet"/>
-      </w:pPr>
-      <w:r>
-        <w:t xml:space="preserve">• Этап 4 определяет призовой фонд, джекпот и gas reserve.</w:t>
-      </w:r>
-    </w:p>
-    <w:p>
-      <w:pPr>
-        <w:pStyle w:val="Bullet"/>
-      </w:pPr>
-      <w:r>
-        <w:t xml:space="preserve">• Этап 5 определяет защиту от кита и risk engine.</w:t>
-      </w:r>
-    </w:p>
-    <w:p/>
-    <w:p>
-      <w:r>
-        <w:t xml:space="preserve">Главный продуктовый принцип:</w:t>
-      </w:r>
-    </w:p>
-    <w:p/>
-    <w:p>
-      <w:pPr>
-        <w:pStyle w:val="Code"/>
-      </w:pPr>
-      <w:r>
-        <w:t xml:space="preserve">пользователь должен получать выплату максимально автоматически,</w:t>
-      </w:r>
-    </w:p>
-    <w:p>
-      <w:pPr>
-        <w:pStyle w:val="Code"/>
-      </w:pPr>
-      <w:r>
-        <w:t xml:space="preserve">без необходимости покупать нативную монету для газа.</w:t>
-      </w:r>
-    </w:p>
-    <w:p/>
-    <w:p>
-      <w:r>
-        <w:t xml:space="preserve">Главный доверительный принцип:</w:t>
-      </w:r>
-    </w:p>
-    <w:p/>
-    <w:p>
-      <w:pPr>
-        <w:pStyle w:val="Code"/>
-      </w:pPr>
-      <w:r>
-        <w:t xml:space="preserve">после финализации тиража и публикации payout root</w:t>
-      </w:r>
-    </w:p>
-    <w:p>
-      <w:pPr>
-        <w:pStyle w:val="Code"/>
-      </w:pPr>
-      <w:r>
-        <w:t xml:space="preserve">право на корректную выплату должно быть закреплено в смарт-контракте,</w:t>
-      </w:r>
-    </w:p>
-    <w:p>
-      <w:pPr>
-        <w:pStyle w:val="Code"/>
-      </w:pPr>
-      <w:r>
-        <w:t xml:space="preserve">а оператор не должен иметь возможности произвольно удержать выигрыш.</w:t>
-      </w:r>
-    </w:p>
-    <w:p/>
-    <w:p>
-      <w:r>
-        <w:t xml:space="preserve">Победителю не нужно просить выплату у поддержки. Automatic executor вызывает выплату за пользователя, OX оплачивает газ, а блокчейн подтверждает факт выплаты. Если automatic executor временно не сработал, fallback claim сохраняет за пользователем резервное право получить выплату самостоятельно.</w:t>
-      </w:r>
-    </w:p>
-    <w:p/>
-    <w:p/>
+        <w:t xml:space="preserve">3.1. Только ручной claim</w:t>
+      </w:r>
+    </w:p>
+    <w:p>
+      <w:r>
+        <w:t xml:space="preserve"/>
+      </w:r>
+    </w:p>
+    <w:p>
+      <w:r>
+        <w:t xml:space="preserve">Пользователь сам нажимает “Получить” и сам платит газ.</w:t>
+      </w:r>
+    </w:p>
+    <w:p>
+      <w:r>
+        <w:t xml:space="preserve"/>
+      </w:r>
+    </w:p>
+    <w:p>
+      <w:r>
+        <w:t xml:space="preserve">Плюсы:</w:t>
+      </w:r>
+    </w:p>
+    <w:p>
+      <w:r>
+        <w:t xml:space="preserve"/>
+      </w:r>
+    </w:p>
+    <w:p>
+      <w:pPr>
+        <w:pStyle w:val="ListParagraph"/>
+      </w:pPr>
+      <w:r>
+        <w:t xml:space="preserve">• проще технически;</w:t>
+      </w:r>
+    </w:p>
+    <w:p>
+      <w:pPr>
+        <w:pStyle w:val="ListParagraph"/>
+      </w:pPr>
+      <w:r>
+        <w:t xml:space="preserve">• меньше расходов платформы;</w:t>
+      </w:r>
+    </w:p>
+    <w:p>
+      <w:pPr>
+        <w:pStyle w:val="ListParagraph"/>
+      </w:pPr>
+      <w:r>
+        <w:t xml:space="preserve">• меньше ответственности за доставку выплаты.</w:t>
+      </w:r>
+    </w:p>
+    <w:p>
+      <w:r>
+        <w:t xml:space="preserve"/>
+      </w:r>
+    </w:p>
+    <w:p>
+      <w:r>
+        <w:t xml:space="preserve">Минусы:</w:t>
+      </w:r>
+    </w:p>
+    <w:p>
+      <w:r>
+        <w:t xml:space="preserve"/>
+      </w:r>
+    </w:p>
+    <w:p>
+      <w:pPr>
+        <w:pStyle w:val="ListParagraph"/>
+      </w:pPr>
+      <w:r>
+        <w:t xml:space="preserve">• пользователь должен иметь нативную монету для газа;</w:t>
+      </w:r>
+    </w:p>
+    <w:p>
+      <w:pPr>
+        <w:pStyle w:val="ListParagraph"/>
+      </w:pPr>
+      <w:r>
+        <w:t xml:space="preserve">• часть пользователей не сможет получить выплату без помощи;</w:t>
+      </w:r>
+    </w:p>
+    <w:p>
+      <w:pPr>
+        <w:pStyle w:val="ListParagraph"/>
+      </w:pPr>
+      <w:r>
+        <w:t xml:space="preserve">• ухудшается главное преимущество OX;</w:t>
+      </w:r>
+    </w:p>
+    <w:p>
+      <w:pPr>
+        <w:pStyle w:val="ListParagraph"/>
+      </w:pPr>
+      <w:r>
+        <w:t xml:space="preserve">• ниже доверие и конверсия.</w:t>
+      </w:r>
+    </w:p>
+    <w:p>
+      <w:r>
+        <w:t xml:space="preserve"/>
+      </w:r>
+    </w:p>
+    <w:p>
+      <w:r>
+        <w:t xml:space="preserve">Вывод: не подходит как основной UX (пользовательский опыт), но нужен как fallback.</w:t>
+      </w:r>
+    </w:p>
+    <w:p>
+      <w:r>
+        <w:t xml:space="preserve"/>
+      </w:r>
+    </w:p>
     <w:p>
       <w:pPr>
         <w:pStyle w:val="Heading2"/>
       </w:pPr>
       <w:r>
-        <w:t xml:space="preserve">2. Термины</w:t>
-      </w:r>
-    </w:p>
-    <w:p/>
-    <w:p>
-      <w:r>
-        <w:t xml:space="preserve">**Payout (выплата)** - перевод выигрыша пользователю.</w:t>
-      </w:r>
-    </w:p>
-    <w:p/>
-    <w:p>
-      <w:r>
-        <w:t xml:space="preserve">**Automatic payout (автоматическая выплата)** - выплата, которую система отправляет пользователю без ручного действия с его стороны.</w:t>
-      </w:r>
-    </w:p>
-    <w:p/>
-    <w:p>
-      <w:r>
-        <w:t xml:space="preserve">**Claim (заявка на получение выплаты)** - вызов смарт-контракта, который переводит выигрыш пользователю.</w:t>
-      </w:r>
-    </w:p>
-    <w:p/>
-    <w:p>
-      <w:r>
-        <w:t xml:space="preserve">**Sponsored claim (спонсируемая заявка)** - claim, где газ оплачивает платформа, а не пользователь.</w:t>
-      </w:r>
-    </w:p>
-    <w:p/>
-    <w:p>
-      <w:r>
-        <w:t xml:space="preserve">**claimFor(user) (получить выплату за пользователя)** - функция, которую вызывает автоматический исполнитель, чтобы отправить выплату конкретному пользователю.</w:t>
-      </w:r>
-    </w:p>
-    <w:p/>
-    <w:p>
-      <w:r>
-        <w:t xml:space="preserve">**Merkle tree (меркл-дерево)** - структура данных, позволяющая доказать, что выплата есть в списке, без публикации всего списка в блокчейн.</w:t>
-      </w:r>
-    </w:p>
-    <w:p/>
-    <w:p>
-      <w:r>
-        <w:t xml:space="preserve">**Merkle root (меркл-корень)** - короткий хэш всего списка выплат, который публикуется в смарт-контракт.</w:t>
-      </w:r>
-    </w:p>
-    <w:p/>
-    <w:p>
-      <w:r>
-        <w:t xml:space="preserve">**Merkle proof (меркл-доказательство)** - набор хэшей, подтверждающий право конкретного пользователя на выплату.</w:t>
-      </w:r>
-    </w:p>
-    <w:p/>
-    <w:p>
-      <w:r>
-        <w:t xml:space="preserve">**Settlement (расчет тиража)** - финальный расчет победителей и сумм выплат.</w:t>
-      </w:r>
-    </w:p>
-    <w:p/>
-    <w:p>
-      <w:r>
-        <w:t xml:space="preserve">**Payout manifest (реестр выплат)** - полный список выплат после расчета тиража.</w:t>
-      </w:r>
-    </w:p>
-    <w:p/>
-    <w:p>
-      <w:r>
-        <w:t xml:space="preserve">**Relayer (ретранслятор)** - серверный или внешний исполнитель, который отправляет транзакции в блокчейн и платит газ.</w:t>
-      </w:r>
-    </w:p>
-    <w:p/>
-    <w:p>
-      <w:r>
-        <w:t xml:space="preserve">**Executor (исполнитель)** - модуль, который обрабатывает очередь автоматических выплат.</w:t>
-      </w:r>
-    </w:p>
-    <w:p/>
-    <w:p>
-      <w:r>
-        <w:t xml:space="preserve">**Gas reserve (резерв газа)** - часть комиссии платформы, зарезервированная на оплату транзакций выплат.</w:t>
-      </w:r>
-    </w:p>
-    <w:p/>
-    <w:p>
-      <w:r>
-        <w:t xml:space="preserve">**Executor wallet (кошелек исполнителя)** - отдельный кошелек, с которого executor оплачивает газ. Он не имеет доступа к призовому фонду, джекпоту или казне платформы.</w:t>
-      </w:r>
-    </w:p>
-    <w:p/>
-    <w:p>
-      <w:r>
-        <w:t xml:space="preserve">**GasPaused (пауза из-за газа)** - режим, при котором автоматические выплаты временно остановлены из-за недостаточного gas reserve или баланса executor wallet.</w:t>
-      </w:r>
-    </w:p>
-    <w:p/>
-    <w:p>
-      <w:r>
-        <w:t xml:space="preserve">**Refund (возврат ставки)** - возврат пользователю полной стоимости билета при отмененном тираже.</w:t>
-      </w:r>
-    </w:p>
-    <w:p/>
-    <w:p>
-      <w:r>
-        <w:t xml:space="preserve">**Fallback claim (резервное ручное получение)** - возможность пользователя самостоятельно получить выплату, если автоматическая выплата не прошла.</w:t>
-      </w:r>
-    </w:p>
-    <w:p/>
-    <w:p>
-      <w:r>
-        <w:t xml:space="preserve">**Public payout history (публичная история выплат)** - архив джекпотов и выплат, где по каждому завершенному тиражу доступны сумма, кошелек получателя, время, tx hash, drawId и статус выплаты.</w:t>
-      </w:r>
-    </w:p>
-    <w:p/>
-    <w:p>
-      <w:r>
-        <w:t xml:space="preserve">**KYC (верификация личности)** - проверка личности пользователя при достижении юридически значимых порогов.</w:t>
-      </w:r>
-    </w:p>
-    <w:p/>
-    <w:p/>
+        <w:t xml:space="preserve">3.2. Только push payout</w:t>
+      </w:r>
+    </w:p>
+    <w:p>
+      <w:r>
+        <w:t xml:space="preserve"/>
+      </w:r>
+    </w:p>
+    <w:p>
+      <w:r>
+        <w:t xml:space="preserve">Платформа или контракт отправляет выплаты всем победителям напрямую.</w:t>
+      </w:r>
+    </w:p>
+    <w:p>
+      <w:r>
+        <w:t xml:space="preserve"/>
+      </w:r>
+    </w:p>
+    <w:p>
+      <w:r>
+        <w:t xml:space="preserve">Плюсы:</w:t>
+      </w:r>
+    </w:p>
+    <w:p>
+      <w:r>
+        <w:t xml:space="preserve"/>
+      </w:r>
+    </w:p>
+    <w:p>
+      <w:pPr>
+        <w:pStyle w:val="ListParagraph"/>
+      </w:pPr>
+      <w:r>
+        <w:t xml:space="preserve">• удобно для пользователя;</w:t>
+      </w:r>
+    </w:p>
+    <w:p>
+      <w:pPr>
+        <w:pStyle w:val="ListParagraph"/>
+      </w:pPr>
+      <w:r>
+        <w:t xml:space="preserve">• UX выглядит полностью автоматическим.</w:t>
+      </w:r>
+    </w:p>
+    <w:p>
+      <w:r>
+        <w:t xml:space="preserve"/>
+      </w:r>
+    </w:p>
+    <w:p>
+      <w:r>
+        <w:t xml:space="preserve">Минусы:</w:t>
+      </w:r>
+    </w:p>
+    <w:p>
+      <w:r>
+        <w:t xml:space="preserve"/>
+      </w:r>
+    </w:p>
+    <w:p>
+      <w:pPr>
+        <w:pStyle w:val="ListParagraph"/>
+      </w:pPr>
+      <w:r>
+        <w:t xml:space="preserve">• дорого при большом количестве победителей;</w:t>
+      </w:r>
+    </w:p>
+    <w:p>
+      <w:pPr>
+        <w:pStyle w:val="ListParagraph"/>
+      </w:pPr>
+      <w:r>
+        <w:t xml:space="preserve">• нельзя безопасно делать огромный цикл в одной транзакции;</w:t>
+      </w:r>
+    </w:p>
+    <w:p>
+      <w:pPr>
+        <w:pStyle w:val="ListParagraph"/>
+      </w:pPr>
+      <w:r>
+        <w:t xml:space="preserve">• один проблемный адрес или ошибка может сломать пачку;</w:t>
+      </w:r>
+    </w:p>
+    <w:p>
+      <w:pPr>
+        <w:pStyle w:val="ListParagraph"/>
+      </w:pPr>
+      <w:r>
+        <w:t xml:space="preserve">• сложно обрабатывать KYC и блокировки;</w:t>
+      </w:r>
+    </w:p>
+    <w:p>
+      <w:pPr>
+        <w:pStyle w:val="ListParagraph"/>
+      </w:pPr>
+      <w:r>
+        <w:t xml:space="preserve">• сложнее повторять неудачные выплаты.</w:t>
+      </w:r>
+    </w:p>
+    <w:p>
+      <w:r>
+        <w:t xml:space="preserve"/>
+      </w:r>
+    </w:p>
+    <w:p>
+      <w:r>
+        <w:t xml:space="preserve">Вывод: не подходит как единственный механизм.</w:t>
+      </w:r>
+    </w:p>
+    <w:p>
+      <w:r>
+        <w:t xml:space="preserve"/>
+      </w:r>
+    </w:p>
     <w:p>
       <w:pPr>
         <w:pStyle w:val="Heading2"/>
       </w:pPr>
       <w:r>
-        <w:t xml:space="preserve">3. Рассмотренные варианты архитектуры</w:t>
-      </w:r>
-    </w:p>
-    <w:p/>
-    <w:p>
-      <w:pPr>
-        <w:pStyle w:val="Heading3"/>
-      </w:pPr>
-      <w:r>
-        <w:t xml:space="preserve">3.1. Только ручной claim</w:t>
-      </w:r>
-    </w:p>
-    <w:p/>
-    <w:p>
-      <w:r>
-        <w:t xml:space="preserve">Пользователь сам нажимает “Получить” и сам платит газ.</w:t>
-      </w:r>
-    </w:p>
-    <w:p/>
+        <w:t xml:space="preserve">3.3. Merkle settlement + manual claim</w:t>
+      </w:r>
+    </w:p>
+    <w:p>
+      <w:r>
+        <w:t xml:space="preserve"/>
+      </w:r>
+    </w:p>
+    <w:p>
+      <w:r>
+        <w:t xml:space="preserve">Система публикует Merkle root, пользователь сам получает выплату.</w:t>
+      </w:r>
+    </w:p>
+    <w:p>
+      <w:r>
+        <w:t xml:space="preserve"/>
+      </w:r>
+    </w:p>
     <w:p>
       <w:r>
         <w:t xml:space="preserve">Плюсы:</w:t>
       </w:r>
     </w:p>
-    <w:p/>
-    <w:p>
-      <w:pPr>
-        <w:pStyle w:val="Bullet"/>
-      </w:pPr>
-      <w:r>
-        <w:t xml:space="preserve">• проще технически;</w:t>
-      </w:r>
-    </w:p>
-    <w:p>
-      <w:pPr>
-        <w:pStyle w:val="Bullet"/>
-      </w:pPr>
-      <w:r>
-        <w:t xml:space="preserve">• меньше расходов платформы;</w:t>
-      </w:r>
-    </w:p>
-    <w:p>
-      <w:pPr>
-        <w:pStyle w:val="Bullet"/>
-      </w:pPr>
-      <w:r>
-        <w:t xml:space="preserve">• меньше ответственности за доставку выплаты.</w:t>
-      </w:r>
-    </w:p>
-    <w:p/>
+    <w:p>
+      <w:r>
+        <w:t xml:space="preserve"/>
+      </w:r>
+    </w:p>
+    <w:p>
+      <w:pPr>
+        <w:pStyle w:val="ListParagraph"/>
+      </w:pPr>
+      <w:r>
+        <w:t xml:space="preserve">• масштабируемо;</w:t>
+      </w:r>
+    </w:p>
+    <w:p>
+      <w:pPr>
+        <w:pStyle w:val="ListParagraph"/>
+      </w:pPr>
+      <w:r>
+        <w:t xml:space="preserve">• надежно;</w:t>
+      </w:r>
+    </w:p>
+    <w:p>
+      <w:pPr>
+        <w:pStyle w:val="ListParagraph"/>
+      </w:pPr>
+      <w:r>
+        <w:t xml:space="preserve">• легко проверять;</w:t>
+      </w:r>
+    </w:p>
+    <w:p>
+      <w:pPr>
+        <w:pStyle w:val="ListParagraph"/>
+      </w:pPr>
+      <w:r>
+        <w:t xml:space="preserve">• смарт-контракт не хранит весь список выплат.</w:t>
+      </w:r>
+    </w:p>
+    <w:p>
+      <w:r>
+        <w:t xml:space="preserve"/>
+      </w:r>
+    </w:p>
     <w:p>
       <w:r>
         <w:t xml:space="preserve">Минусы:</w:t>
       </w:r>
     </w:p>
-    <w:p/>
-    <w:p>
-      <w:pPr>
-        <w:pStyle w:val="Bullet"/>
-      </w:pPr>
-      <w:r>
-        <w:t xml:space="preserve">• пользователь должен иметь нативную монету для газа;</w:t>
-      </w:r>
-    </w:p>
-    <w:p>
-      <w:pPr>
-        <w:pStyle w:val="Bullet"/>
-      </w:pPr>
-      <w:r>
-        <w:t xml:space="preserve">• часть пользователей не сможет получить выплату без помощи;</w:t>
-      </w:r>
-    </w:p>
-    <w:p>
-      <w:pPr>
-        <w:pStyle w:val="Bullet"/>
-      </w:pPr>
-      <w:r>
-        <w:t xml:space="preserve">• ухудшается главное преимущество OX;</w:t>
-      </w:r>
-    </w:p>
-    <w:p>
-      <w:pPr>
-        <w:pStyle w:val="Bullet"/>
-      </w:pPr>
-      <w:r>
-        <w:t xml:space="preserve">• ниже доверие и конверсия.</w:t>
-      </w:r>
-    </w:p>
-    <w:p/>
-    <w:p>
-      <w:r>
-        <w:t xml:space="preserve">Вывод: не подходит как основной UX (пользовательский опыт), но нужен как fallback.</w:t>
-      </w:r>
-    </w:p>
-    <w:p/>
-    <w:p>
-      <w:pPr>
-        <w:pStyle w:val="Heading3"/>
-      </w:pPr>
-      <w:r>
-        <w:t xml:space="preserve">3.2. Только push payout</w:t>
-      </w:r>
-    </w:p>
-    <w:p/>
-    <w:p>
-      <w:r>
-        <w:t xml:space="preserve">Платформа или контракт отправляет выплаты всем победителям напрямую.</w:t>
-      </w:r>
-    </w:p>
-    <w:p/>
+    <w:p>
+      <w:r>
+        <w:t xml:space="preserve"/>
+      </w:r>
+    </w:p>
+    <w:p>
+      <w:pPr>
+        <w:pStyle w:val="ListParagraph"/>
+      </w:pPr>
+      <w:r>
+        <w:t xml:space="preserve">• пользователь платит газ;</w:t>
+      </w:r>
+    </w:p>
+    <w:p>
+      <w:pPr>
+        <w:pStyle w:val="ListParagraph"/>
+      </w:pPr>
+      <w:r>
+        <w:t xml:space="preserve">• UX хуже;</w:t>
+      </w:r>
+    </w:p>
+    <w:p>
+      <w:pPr>
+        <w:pStyle w:val="ListParagraph"/>
+      </w:pPr>
+      <w:r>
+        <w:t xml:space="preserve">• часть пользователей не понимает claim.</w:t>
+      </w:r>
+    </w:p>
+    <w:p>
+      <w:r>
+        <w:t xml:space="preserve"/>
+      </w:r>
+    </w:p>
+    <w:p>
+      <w:r>
+        <w:t xml:space="preserve">Вывод: хорошая основа, но без спонсирования газа недостаточно удобно.</w:t>
+      </w:r>
+    </w:p>
+    <w:p>
+      <w:r>
+        <w:t xml:space="preserve"/>
+      </w:r>
+    </w:p>
+    <w:p>
+      <w:pPr>
+        <w:pStyle w:val="Heading2"/>
+      </w:pPr>
+      <w:r>
+        <w:t xml:space="preserve">3.4. Merkle settlement + sponsored claim + automatic executor</w:t>
+      </w:r>
+    </w:p>
+    <w:p>
+      <w:r>
+        <w:t xml:space="preserve"/>
+      </w:r>
+    </w:p>
+    <w:p>
+      <w:r>
+        <w:t xml:space="preserve">Система публикует Merkle root. Автоматический executor вызывает claimFor(user), платформа платит газ, пользователь получает USDC.</w:t>
+      </w:r>
+    </w:p>
+    <w:p>
+      <w:r>
+        <w:t xml:space="preserve"/>
+      </w:r>
+    </w:p>
     <w:p>
       <w:r>
         <w:t xml:space="preserve">Плюсы:</w:t>
       </w:r>
     </w:p>
-    <w:p/>
-    <w:p>
-      <w:pPr>
-        <w:pStyle w:val="Bullet"/>
+    <w:p>
+      <w:r>
+        <w:t xml:space="preserve"/>
+      </w:r>
+    </w:p>
+    <w:p>
+      <w:pPr>
+        <w:pStyle w:val="ListParagraph"/>
       </w:pPr>
       <w:r>
         <w:t xml:space="preserve">• удобно для пользователя;</w:t>
@@ -473,236 +910,62 @@
     </w:p>
     <w:p>
       <w:pPr>
-        <w:pStyle w:val="Bullet"/>
-      </w:pPr>
-      <w:r>
-        <w:t xml:space="preserve">• UX выглядит полностью автоматическим.</w:t>
-      </w:r>
-    </w:p>
-    <w:p/>
+        <w:pStyle w:val="ListParagraph"/>
+      </w:pPr>
+      <w:r>
+        <w:t xml:space="preserve">• масштабируемо;</w:t>
+      </w:r>
+    </w:p>
+    <w:p>
+      <w:pPr>
+        <w:pStyle w:val="ListParagraph"/>
+      </w:pPr>
+      <w:r>
+        <w:t xml:space="preserve">• можно повторять неудачные выплаты;</w:t>
+      </w:r>
+    </w:p>
+    <w:p>
+      <w:pPr>
+        <w:pStyle w:val="ListParagraph"/>
+      </w:pPr>
+      <w:r>
+        <w:t xml:space="preserve">• можно блокировать крупные выплаты до KYC;</w:t>
+      </w:r>
+    </w:p>
+    <w:p>
+      <w:pPr>
+        <w:pStyle w:val="ListParagraph"/>
+      </w:pPr>
+      <w:r>
+        <w:t xml:space="preserve">• можно сохранить fallback claim;</w:t>
+      </w:r>
+    </w:p>
+    <w:p>
+      <w:pPr>
+        <w:pStyle w:val="ListParagraph"/>
+      </w:pPr>
+      <w:r>
+        <w:t xml:space="preserve">• легко аудитировать список выплат.</w:t>
+      </w:r>
+    </w:p>
+    <w:p>
+      <w:r>
+        <w:t xml:space="preserve"/>
+      </w:r>
+    </w:p>
     <w:p>
       <w:r>
         <w:t xml:space="preserve">Минусы:</w:t>
       </w:r>
     </w:p>
-    <w:p/>
-    <w:p>
-      <w:pPr>
-        <w:pStyle w:val="Bullet"/>
-      </w:pPr>
-      <w:r>
-        <w:t xml:space="preserve">• дорого при большом количестве победителей;</w:t>
-      </w:r>
-    </w:p>
-    <w:p>
-      <w:pPr>
-        <w:pStyle w:val="Bullet"/>
-      </w:pPr>
-      <w:r>
-        <w:t xml:space="preserve">• нельзя безопасно делать огромный цикл в одной транзакции;</w:t>
-      </w:r>
-    </w:p>
-    <w:p>
-      <w:pPr>
-        <w:pStyle w:val="Bullet"/>
-      </w:pPr>
-      <w:r>
-        <w:t xml:space="preserve">• один проблемный адрес или ошибка может сломать пачку;</w:t>
-      </w:r>
-    </w:p>
-    <w:p>
-      <w:pPr>
-        <w:pStyle w:val="Bullet"/>
-      </w:pPr>
-      <w:r>
-        <w:t xml:space="preserve">• сложно обрабатывать KYC и блокировки;</w:t>
-      </w:r>
-    </w:p>
-    <w:p>
-      <w:pPr>
-        <w:pStyle w:val="Bullet"/>
-      </w:pPr>
-      <w:r>
-        <w:t xml:space="preserve">• сложнее повторять неудачные выплаты.</w:t>
-      </w:r>
-    </w:p>
-    <w:p/>
-    <w:p>
-      <w:r>
-        <w:t xml:space="preserve">Вывод: не подходит как единственный механизм.</w:t>
-      </w:r>
-    </w:p>
-    <w:p/>
-    <w:p>
-      <w:pPr>
-        <w:pStyle w:val="Heading3"/>
-      </w:pPr>
-      <w:r>
-        <w:t xml:space="preserve">3.3. Merkle settlement + manual claim</w:t>
-      </w:r>
-    </w:p>
-    <w:p/>
-    <w:p>
-      <w:r>
-        <w:t xml:space="preserve">Система публикует Merkle root, пользователь сам получает выплату.</w:t>
-      </w:r>
-    </w:p>
-    <w:p/>
-    <w:p>
-      <w:r>
-        <w:t xml:space="preserve">Плюсы:</w:t>
-      </w:r>
-    </w:p>
-    <w:p/>
-    <w:p>
-      <w:pPr>
-        <w:pStyle w:val="Bullet"/>
-      </w:pPr>
-      <w:r>
-        <w:t xml:space="preserve">• масштабируемо;</w:t>
-      </w:r>
-    </w:p>
-    <w:p>
-      <w:pPr>
-        <w:pStyle w:val="Bullet"/>
-      </w:pPr>
-      <w:r>
-        <w:t xml:space="preserve">• надежно;</w:t>
-      </w:r>
-    </w:p>
-    <w:p>
-      <w:pPr>
-        <w:pStyle w:val="Bullet"/>
-      </w:pPr>
-      <w:r>
-        <w:t xml:space="preserve">• легко проверять;</w:t>
-      </w:r>
-    </w:p>
-    <w:p>
-      <w:pPr>
-        <w:pStyle w:val="Bullet"/>
-      </w:pPr>
-      <w:r>
-        <w:t xml:space="preserve">• смарт-контракт не хранит весь список выплат.</w:t>
-      </w:r>
-    </w:p>
-    <w:p/>
-    <w:p>
-      <w:r>
-        <w:t xml:space="preserve">Минусы:</w:t>
-      </w:r>
-    </w:p>
-    <w:p/>
-    <w:p>
-      <w:pPr>
-        <w:pStyle w:val="Bullet"/>
-      </w:pPr>
-      <w:r>
-        <w:t xml:space="preserve">• пользователь платит газ;</w:t>
-      </w:r>
-    </w:p>
-    <w:p>
-      <w:pPr>
-        <w:pStyle w:val="Bullet"/>
-      </w:pPr>
-      <w:r>
-        <w:t xml:space="preserve">• UX хуже;</w:t>
-      </w:r>
-    </w:p>
-    <w:p>
-      <w:pPr>
-        <w:pStyle w:val="Bullet"/>
-      </w:pPr>
-      <w:r>
-        <w:t xml:space="preserve">• часть пользователей не понимает claim.</w:t>
-      </w:r>
-    </w:p>
-    <w:p/>
-    <w:p>
-      <w:r>
-        <w:t xml:space="preserve">Вывод: хорошая основа, но без спонсирования газа недостаточно удобно.</w:t>
-      </w:r>
-    </w:p>
-    <w:p/>
-    <w:p>
-      <w:pPr>
-        <w:pStyle w:val="Heading3"/>
-      </w:pPr>
-      <w:r>
-        <w:t xml:space="preserve">3.4. Merkle settlement + sponsored claim + automatic executor</w:t>
-      </w:r>
-    </w:p>
-    <w:p/>
-    <w:p>
-      <w:r>
-        <w:t xml:space="preserve">Система публикует Merkle root. Автоматический executor вызывает claimFor(user), платформа платит газ, пользователь получает USDC.</w:t>
-      </w:r>
-    </w:p>
-    <w:p/>
-    <w:p>
-      <w:r>
-        <w:t xml:space="preserve">Плюсы:</w:t>
-      </w:r>
-    </w:p>
-    <w:p/>
-    <w:p>
-      <w:pPr>
-        <w:pStyle w:val="Bullet"/>
-      </w:pPr>
-      <w:r>
-        <w:t xml:space="preserve">• удобно для пользователя;</w:t>
-      </w:r>
-    </w:p>
-    <w:p>
-      <w:pPr>
-        <w:pStyle w:val="Bullet"/>
-      </w:pPr>
-      <w:r>
-        <w:t xml:space="preserve">• масштабируемо;</w:t>
-      </w:r>
-    </w:p>
-    <w:p>
-      <w:pPr>
-        <w:pStyle w:val="Bullet"/>
-      </w:pPr>
-      <w:r>
-        <w:t xml:space="preserve">• можно повторять неудачные выплаты;</w:t>
-      </w:r>
-    </w:p>
-    <w:p>
-      <w:pPr>
-        <w:pStyle w:val="Bullet"/>
-      </w:pPr>
-      <w:r>
-        <w:t xml:space="preserve">• можно блокировать крупные выплаты до KYC;</w:t>
-      </w:r>
-    </w:p>
-    <w:p>
-      <w:pPr>
-        <w:pStyle w:val="Bullet"/>
-      </w:pPr>
-      <w:r>
-        <w:t xml:space="preserve">• можно сохранить fallback claim;</w:t>
-      </w:r>
-    </w:p>
-    <w:p>
-      <w:pPr>
-        <w:pStyle w:val="Bullet"/>
-      </w:pPr>
-      <w:r>
-        <w:t xml:space="preserve">• легко аудитировать список выплат.</w:t>
-      </w:r>
-    </w:p>
-    <w:p/>
-    <w:p>
-      <w:r>
-        <w:t xml:space="preserve">Минусы:</w:t>
-      </w:r>
-    </w:p>
-    <w:p/>
-    <w:p>
-      <w:pPr>
-        <w:pStyle w:val="Bullet"/>
+    <w:p>
+      <w:r>
+        <w:t xml:space="preserve"/>
+      </w:r>
+    </w:p>
+    <w:p>
+      <w:pPr>
+        <w:pStyle w:val="ListParagraph"/>
       </w:pPr>
       <w:r>
         <w:t xml:space="preserve">• нужна инфраструктура relayer/executor;</w:t>
@@ -710,7 +973,7 @@
     </w:p>
     <w:p>
       <w:pPr>
-        <w:pStyle w:val="Bullet"/>
+        <w:pStyle w:val="ListParagraph"/>
       </w:pPr>
       <w:r>
         <w:t xml:space="preserve">• платформа платит газ;</w:t>
@@ -718,7 +981,7 @@
     </w:p>
     <w:p>
       <w:pPr>
-        <w:pStyle w:val="Bullet"/>
+        <w:pStyle w:val="ListParagraph"/>
       </w:pPr>
       <w:r>
         <w:t xml:space="preserve">• нужна очередь выплат и мониторинг;</w:t>
@@ -726,35 +989,60 @@
     </w:p>
     <w:p>
       <w:pPr>
-        <w:pStyle w:val="Bullet"/>
+        <w:pStyle w:val="ListParagraph"/>
       </w:pPr>
       <w:r>
         <w:t xml:space="preserve">• требуется защита от повторного claim.</w:t>
       </w:r>
     </w:p>
-    <w:p/>
+    <w:p>
+      <w:r>
+        <w:t xml:space="preserve"/>
+      </w:r>
+    </w:p>
     <w:p>
       <w:r>
         <w:t xml:space="preserve">Вывод: это рекомендуемая архитектура MVP.</w:t>
       </w:r>
     </w:p>
-    <w:p/>
-    <w:p/>
-    <w:p>
-      <w:pPr>
-        <w:pStyle w:val="Heading2"/>
+    <w:p>
+      <w:r>
+        <w:t xml:space="preserve"/>
+      </w:r>
+    </w:p>
+    <w:p>
+      <w:r>
+        <w:br w:type="page"/>
+      </w:r>
+    </w:p>
+    <w:p>
+      <w:r>
+        <w:t xml:space="preserve"/>
+      </w:r>
+    </w:p>
+    <w:p>
+      <w:pPr>
+        <w:pStyle w:val="Heading1"/>
       </w:pPr>
       <w:r>
         <w:t xml:space="preserve">4. Итоговое архитектурное решение MVP</w:t>
       </w:r>
     </w:p>
-    <w:p/>
+    <w:p>
+      <w:r>
+        <w:t xml:space="preserve"/>
+      </w:r>
+    </w:p>
     <w:p>
       <w:r>
         <w:t xml:space="preserve">Для MVP фиксируется:</w:t>
       </w:r>
     </w:p>
-    <w:p/>
+    <w:p>
+      <w:r>
+        <w:t xml:space="preserve"/>
+      </w:r>
+    </w:p>
     <w:p>
       <w:pPr>
         <w:pStyle w:val="Code"/>
@@ -771,16 +1059,24 @@
         <w:t xml:space="preserve">fallback model = manual claim</w:t>
       </w:r>
     </w:p>
-    <w:p/>
+    <w:p>
+      <w:r>
+        <w:t xml:space="preserve"/>
+      </w:r>
+    </w:p>
     <w:p>
       <w:r>
         <w:t xml:space="preserve">То есть:</w:t>
       </w:r>
     </w:p>
-    <w:p/>
-    <w:p>
-      <w:pPr>
-        <w:pStyle w:val="Bullet"/>
+    <w:p>
+      <w:r>
+        <w:t xml:space="preserve"/>
+      </w:r>
+    </w:p>
+    <w:p>
+      <w:pPr>
+        <w:pStyle w:val="ListParagraph"/>
       </w:pPr>
       <w:r>
         <w:t xml:space="preserve">• расчет выплат формируется off-chain (вне блокчейна);</w:t>
@@ -788,7 +1084,7 @@
     </w:p>
     <w:p>
       <w:pPr>
-        <w:pStyle w:val="Bullet"/>
+        <w:pStyle w:val="ListParagraph"/>
       </w:pPr>
       <w:r>
         <w:t xml:space="preserve">• Merkle root публикуется on-chain (в блокчейне);</w:t>
@@ -796,7 +1092,7 @@
     </w:p>
     <w:p>
       <w:pPr>
-        <w:pStyle w:val="Bullet"/>
+        <w:pStyle w:val="ListParagraph"/>
       </w:pPr>
       <w:r>
         <w:t xml:space="preserve">• пользовательская выплата подтверждается Merkle proof;</w:t>
@@ -804,7 +1100,7 @@
     </w:p>
     <w:p>
       <w:pPr>
-        <w:pStyle w:val="Bullet"/>
+        <w:pStyle w:val="ListParagraph"/>
       </w:pPr>
       <w:r>
         <w:t xml:space="preserve">• executor автоматически вызывает claimFor(user);</w:t>
@@ -812,7 +1108,7 @@
     </w:p>
     <w:p>
       <w:pPr>
-        <w:pStyle w:val="Bullet"/>
+        <w:pStyle w:val="ListParagraph"/>
       </w:pPr>
       <w:r>
         <w:t xml:space="preserve">• газ оплачивает OX из gas reserve;</w:t>
@@ -820,7 +1116,7 @@
     </w:p>
     <w:p>
       <w:pPr>
-        <w:pStyle w:val="Bullet"/>
+        <w:pStyle w:val="ListParagraph"/>
       </w:pPr>
       <w:r>
         <w:t xml:space="preserve">• пользователь может сделать fallback claim, если автоматический executor не сработал.</w:t>
@@ -828,7 +1124,7 @@
     </w:p>
     <w:p>
       <w:pPr>
-        <w:pStyle w:val="Bullet"/>
+        <w:pStyle w:val="ListParagraph"/>
       </w:pPr>
       <w:r>
         <w:t xml:space="preserve">• после публикации payout root оператор не может произвольно удалить корректную выплату из списка;</w:t>
@@ -836,38 +1132,60 @@
     </w:p>
     <w:p>
       <w:pPr>
-        <w:pStyle w:val="Bullet"/>
+        <w:pStyle w:val="ListParagraph"/>
       </w:pPr>
       <w:r>
         <w:t xml:space="preserve">• статус Paid подтверждается блокчейн-транзакцией и должен попадать в публичную историю выплат.</w:t>
       </w:r>
     </w:p>
-    <w:p/>
-    <w:p/>
-    <w:p>
-      <w:pPr>
-        <w:pStyle w:val="Heading2"/>
+    <w:p>
+      <w:r>
+        <w:t xml:space="preserve"/>
+      </w:r>
+    </w:p>
+    <w:p>
+      <w:r>
+        <w:br w:type="page"/>
+      </w:r>
+    </w:p>
+    <w:p>
+      <w:r>
+        <w:t xml:space="preserve"/>
+      </w:r>
+    </w:p>
+    <w:p>
+      <w:pPr>
+        <w:pStyle w:val="Heading1"/>
       </w:pPr>
       <w:r>
         <w:t xml:space="preserve">5. Жизненный цикл выплаты</w:t>
       </w:r>
     </w:p>
-    <w:p/>
+    <w:p>
+      <w:r>
+        <w:t xml:space="preserve"/>
+      </w:r>
+    </w:p>
     <w:p>
       <w:r>
         <w:t xml:space="preserve">Статусы выплаты:</w:t>
       </w:r>
     </w:p>
-    <w:p/>
+    <w:p>
+      <w:r>
+        <w:t xml:space="preserve"/>
+      </w:r>
+    </w:p>
     <w:tbl>
       <w:tblPr>
+        <w:tblW w:w="0" w:type="auto"/>
         <w:tblBorders>
-          <w:top w:val="single" w:sz="4"/>
-          <w:left w:val="single" w:sz="4"/>
-          <w:bottom w:val="single" w:sz="4"/>
-          <w:right w:val="single" w:sz="4"/>
-          <w:insideH w:val="single" w:sz="4"/>
-          <w:insideV w:val="single" w:sz="4"/>
+          <w:top w:val="single" w:sz="4" w:space="0" w:color="999999"/>
+          <w:left w:val="single" w:sz="4" w:space="0" w:color="999999"/>
+          <w:bottom w:val="single" w:sz="4" w:space="0" w:color="999999"/>
+          <w:right w:val="single" w:sz="4" w:space="0" w:color="999999"/>
+          <w:insideH w:val="single" w:sz="4" w:space="0" w:color="999999"/>
+          <w:insideV w:val="single" w:sz="4" w:space="0" w:color="999999"/>
         </w:tblBorders>
       </w:tblPr>
       <w:tr>
@@ -877,17 +1195,17 @@
           </w:tcPr>
           <w:p>
             <w:r>
-              <w:t>Статус</w:t>
-            </w:r>
-          </w:p>
-        </w:tc>
-        <w:tc>
-          <w:tcPr>
-            <w:tcW w:w="2400" w:type="dxa"/>
-          </w:tcPr>
-          <w:p>
-            <w:r>
-              <w:t>Значение</w:t>
+              <w:t xml:space="preserve">Статус</w:t>
+            </w:r>
+          </w:p>
+        </w:tc>
+        <w:tc>
+          <w:tcPr>
+            <w:tcW w:w="2400" w:type="dxa"/>
+          </w:tcPr>
+          <w:p>
+            <w:r>
+              <w:t xml:space="preserve">Значение</w:t>
             </w:r>
           </w:p>
         </w:tc>
@@ -899,17 +1217,17 @@
           </w:tcPr>
           <w:p>
             <w:r>
-              <w:t>SettlementPending</w:t>
-            </w:r>
-          </w:p>
-        </w:tc>
-        <w:tc>
-          <w:tcPr>
-            <w:tcW w:w="2400" w:type="dxa"/>
-          </w:tcPr>
-          <w:p>
-            <w:r>
-              <w:t>расчет тиража еще не завершен</w:t>
+              <w:t xml:space="preserve">SettlementPending</w:t>
+            </w:r>
+          </w:p>
+        </w:tc>
+        <w:tc>
+          <w:tcPr>
+            <w:tcW w:w="2400" w:type="dxa"/>
+          </w:tcPr>
+          <w:p>
+            <w:r>
+              <w:t xml:space="preserve">расчет тиража еще не завершен</w:t>
             </w:r>
           </w:p>
         </w:tc>
@@ -921,17 +1239,17 @@
           </w:tcPr>
           <w:p>
             <w:r>
-              <w:t>ManifestPrepared</w:t>
-            </w:r>
-          </w:p>
-        </w:tc>
-        <w:tc>
-          <w:tcPr>
-            <w:tcW w:w="2400" w:type="dxa"/>
-          </w:tcPr>
-          <w:p>
-            <w:r>
-              <w:t>реестр выплат подготовлен</w:t>
+              <w:t xml:space="preserve">ManifestPrepared</w:t>
+            </w:r>
+          </w:p>
+        </w:tc>
+        <w:tc>
+          <w:tcPr>
+            <w:tcW w:w="2400" w:type="dxa"/>
+          </w:tcPr>
+          <w:p>
+            <w:r>
+              <w:t xml:space="preserve">реестр выплат подготовлен</w:t>
             </w:r>
           </w:p>
         </w:tc>
@@ -943,17 +1261,17 @@
           </w:tcPr>
           <w:p>
             <w:r>
-              <w:t>RootPublished</w:t>
-            </w:r>
-          </w:p>
-        </w:tc>
-        <w:tc>
-          <w:tcPr>
-            <w:tcW w:w="2400" w:type="dxa"/>
-          </w:tcPr>
-          <w:p>
-            <w:r>
-              <w:t>Merkle root опубликован</w:t>
+              <w:t xml:space="preserve">RootPublished</w:t>
+            </w:r>
+          </w:p>
+        </w:tc>
+        <w:tc>
+          <w:tcPr>
+            <w:tcW w:w="2400" w:type="dxa"/>
+          </w:tcPr>
+          <w:p>
+            <w:r>
+              <w:t xml:space="preserve">Merkle root опубликован</w:t>
             </w:r>
           </w:p>
         </w:tc>
@@ -965,17 +1283,17 @@
           </w:tcPr>
           <w:p>
             <w:r>
-              <w:t>TimelockActive</w:t>
-            </w:r>
-          </w:p>
-        </w:tc>
-        <w:tc>
-          <w:tcPr>
-            <w:tcW w:w="2400" w:type="dxa"/>
-          </w:tcPr>
-          <w:p>
-            <w:r>
-              <w:t>идет задержка перед выплатами</w:t>
+              <w:t xml:space="preserve">TimelockActive</w:t>
+            </w:r>
+          </w:p>
+        </w:tc>
+        <w:tc>
+          <w:tcPr>
+            <w:tcW w:w="2400" w:type="dxa"/>
+          </w:tcPr>
+          <w:p>
+            <w:r>
+              <w:t xml:space="preserve">идет задержка перед выплатами</w:t>
             </w:r>
           </w:p>
         </w:tc>
@@ -987,17 +1305,17 @@
           </w:tcPr>
           <w:p>
             <w:r>
-              <w:t>ReadyForPayout</w:t>
-            </w:r>
-          </w:p>
-        </w:tc>
-        <w:tc>
-          <w:tcPr>
-            <w:tcW w:w="2400" w:type="dxa"/>
-          </w:tcPr>
-          <w:p>
-            <w:r>
-              <w:t>выплата готова</w:t>
+              <w:t xml:space="preserve">ReadyForPayout</w:t>
+            </w:r>
+          </w:p>
+        </w:tc>
+        <w:tc>
+          <w:tcPr>
+            <w:tcW w:w="2400" w:type="dxa"/>
+          </w:tcPr>
+          <w:p>
+            <w:r>
+              <w:t xml:space="preserve">выплата готова</w:t>
             </w:r>
           </w:p>
         </w:tc>
@@ -1009,17 +1327,17 @@
           </w:tcPr>
           <w:p>
             <w:r>
-              <w:t>AutoQueued</w:t>
-            </w:r>
-          </w:p>
-        </w:tc>
-        <w:tc>
-          <w:tcPr>
-            <w:tcW w:w="2400" w:type="dxa"/>
-          </w:tcPr>
-          <w:p>
-            <w:r>
-              <w:t>выплата поставлена в автоматическую очередь</w:t>
+              <w:t xml:space="preserve">AutoQueued</w:t>
+            </w:r>
+          </w:p>
+        </w:tc>
+        <w:tc>
+          <w:tcPr>
+            <w:tcW w:w="2400" w:type="dxa"/>
+          </w:tcPr>
+          <w:p>
+            <w:r>
+              <w:t xml:space="preserve">выплата поставлена в автоматическую очередь</w:t>
             </w:r>
           </w:p>
         </w:tc>
@@ -1031,17 +1349,17 @@
           </w:tcPr>
           <w:p>
             <w:r>
-              <w:t>AutoSubmitted</w:t>
-            </w:r>
-          </w:p>
-        </w:tc>
-        <w:tc>
-          <w:tcPr>
-            <w:tcW w:w="2400" w:type="dxa"/>
-          </w:tcPr>
-          <w:p>
-            <w:r>
-              <w:t>транзакция отправлена и ожидает подтверждения</w:t>
+              <w:t xml:space="preserve">AutoSubmitted</w:t>
+            </w:r>
+          </w:p>
+        </w:tc>
+        <w:tc>
+          <w:tcPr>
+            <w:tcW w:w="2400" w:type="dxa"/>
+          </w:tcPr>
+          <w:p>
+            <w:r>
+              <w:t xml:space="preserve">транзакция отправлена и ожидает подтверждения</w:t>
             </w:r>
           </w:p>
         </w:tc>
@@ -1053,17 +1371,17 @@
           </w:tcPr>
           <w:p>
             <w:r>
-              <w:t>Paid</w:t>
-            </w:r>
-          </w:p>
-        </w:tc>
-        <w:tc>
-          <w:tcPr>
-            <w:tcW w:w="2400" w:type="dxa"/>
-          </w:tcPr>
-          <w:p>
-            <w:r>
-              <w:t>выплата подтверждена в блокчейне и считается полученной пользователем</w:t>
+              <w:t xml:space="preserve">Paid</w:t>
+            </w:r>
+          </w:p>
+        </w:tc>
+        <w:tc>
+          <w:tcPr>
+            <w:tcW w:w="2400" w:type="dxa"/>
+          </w:tcPr>
+          <w:p>
+            <w:r>
+              <w:t xml:space="preserve">выплата подтверждена в блокчейне и считается полученной пользователем</w:t>
             </w:r>
           </w:p>
         </w:tc>
@@ -1075,17 +1393,17 @@
           </w:tcPr>
           <w:p>
             <w:r>
-              <w:t>RetryableFailed</w:t>
-            </w:r>
-          </w:p>
-        </w:tc>
-        <w:tc>
-          <w:tcPr>
-            <w:tcW w:w="2400" w:type="dxa"/>
-          </w:tcPr>
-          <w:p>
-            <w:r>
-              <w:t>автоматическая выплата не прошла, можно повторить</w:t>
+              <w:t xml:space="preserve">RetryableFailed</w:t>
+            </w:r>
+          </w:p>
+        </w:tc>
+        <w:tc>
+          <w:tcPr>
+            <w:tcW w:w="2400" w:type="dxa"/>
+          </w:tcPr>
+          <w:p>
+            <w:r>
+              <w:t xml:space="preserve">автоматическая выплата не прошла, можно повторить</w:t>
             </w:r>
           </w:p>
         </w:tc>
@@ -1097,17 +1415,17 @@
           </w:tcPr>
           <w:p>
             <w:r>
-              <w:t>ManualClaimAvailable</w:t>
-            </w:r>
-          </w:p>
-        </w:tc>
-        <w:tc>
-          <w:tcPr>
-            <w:tcW w:w="2400" w:type="dxa"/>
-          </w:tcPr>
-          <w:p>
-            <w:r>
-              <w:t>доступен ручной claim</w:t>
+              <w:t xml:space="preserve">ManualClaimAvailable</w:t>
+            </w:r>
+          </w:p>
+        </w:tc>
+        <w:tc>
+          <w:tcPr>
+            <w:tcW w:w="2400" w:type="dxa"/>
+          </w:tcPr>
+          <w:p>
+            <w:r>
+              <w:t xml:space="preserve">доступен ручной claim</w:t>
             </w:r>
           </w:p>
         </w:tc>
@@ -1119,17 +1437,17 @@
           </w:tcPr>
           <w:p>
             <w:r>
-              <w:t>BlockedKYC</w:t>
-            </w:r>
-          </w:p>
-        </w:tc>
-        <w:tc>
-          <w:tcPr>
-            <w:tcW w:w="2400" w:type="dxa"/>
-          </w:tcPr>
-          <w:p>
-            <w:r>
-              <w:t>выплата ждет KYC</w:t>
+              <w:t xml:space="preserve">BlockedKYC</w:t>
+            </w:r>
+          </w:p>
+        </w:tc>
+        <w:tc>
+          <w:tcPr>
+            <w:tcW w:w="2400" w:type="dxa"/>
+          </w:tcPr>
+          <w:p>
+            <w:r>
+              <w:t xml:space="preserve">выплата ждет KYC</w:t>
             </w:r>
           </w:p>
         </w:tc>
@@ -1141,17 +1459,17 @@
           </w:tcPr>
           <w:p>
             <w:r>
-              <w:t>BlockedCompliance</w:t>
-            </w:r>
-          </w:p>
-        </w:tc>
-        <w:tc>
-          <w:tcPr>
-            <w:tcW w:w="2400" w:type="dxa"/>
-          </w:tcPr>
-          <w:p>
-            <w:r>
-              <w:t>выплата заблокирована комплаенсом</w:t>
+              <w:t xml:space="preserve">BlockedCompliance</w:t>
+            </w:r>
+          </w:p>
+        </w:tc>
+        <w:tc>
+          <w:tcPr>
+            <w:tcW w:w="2400" w:type="dxa"/>
+          </w:tcPr>
+          <w:p>
+            <w:r>
+              <w:t xml:space="preserve">выплата заблокирована комплаенсом</w:t>
             </w:r>
           </w:p>
         </w:tc>
@@ -1163,17 +1481,17 @@
           </w:tcPr>
           <w:p>
             <w:r>
-              <w:t>Paused</w:t>
-            </w:r>
-          </w:p>
-        </w:tc>
-        <w:tc>
-          <w:tcPr>
-            <w:tcW w:w="2400" w:type="dxa"/>
-          </w:tcPr>
-          <w:p>
-            <w:r>
-              <w:t>выплаты временно на паузе</w:t>
+              <w:t xml:space="preserve">Paused</w:t>
+            </w:r>
+          </w:p>
+        </w:tc>
+        <w:tc>
+          <w:tcPr>
+            <w:tcW w:w="2400" w:type="dxa"/>
+          </w:tcPr>
+          <w:p>
+            <w:r>
+              <w:t xml:space="preserve">выплаты временно на паузе</w:t>
             </w:r>
           </w:p>
         </w:tc>
@@ -1185,17 +1503,17 @@
           </w:tcPr>
           <w:p>
             <w:r>
-              <w:t>GasPaused</w:t>
-            </w:r>
-          </w:p>
-        </w:tc>
-        <w:tc>
-          <w:tcPr>
-            <w:tcW w:w="2400" w:type="dxa"/>
-          </w:tcPr>
-          <w:p>
-            <w:r>
-              <w:t>автоматические выплаты временно остановлены из-за недостатка газа</w:t>
+              <w:t xml:space="preserve">GasPaused</w:t>
+            </w:r>
+          </w:p>
+        </w:tc>
+        <w:tc>
+          <w:tcPr>
+            <w:tcW w:w="2400" w:type="dxa"/>
+          </w:tcPr>
+          <w:p>
+            <w:r>
+              <w:t xml:space="preserve">автоматические выплаты временно остановлены из-за недостатка газа</w:t>
             </w:r>
           </w:p>
         </w:tc>
@@ -1207,17 +1525,17 @@
           </w:tcPr>
           <w:p>
             <w:r>
-              <w:t>RefundReady</w:t>
-            </w:r>
-          </w:p>
-        </w:tc>
-        <w:tc>
-          <w:tcPr>
-            <w:tcW w:w="2400" w:type="dxa"/>
-          </w:tcPr>
-          <w:p>
-            <w:r>
-              <w:t>возврат ставки готов к отправке</w:t>
+              <w:t xml:space="preserve">RefundReady</w:t>
+            </w:r>
+          </w:p>
+        </w:tc>
+        <w:tc>
+          <w:tcPr>
+            <w:tcW w:w="2400" w:type="dxa"/>
+          </w:tcPr>
+          <w:p>
+            <w:r>
+              <w:t xml:space="preserve">возврат ставки готов к отправке</w:t>
             </w:r>
           </w:p>
         </w:tc>
@@ -1229,17 +1547,17 @@
           </w:tcPr>
           <w:p>
             <w:r>
-              <w:t>RefundPaid</w:t>
-            </w:r>
-          </w:p>
-        </w:tc>
-        <w:tc>
-          <w:tcPr>
-            <w:tcW w:w="2400" w:type="dxa"/>
-          </w:tcPr>
-          <w:p>
-            <w:r>
-              <w:t>возврат ставки выполнен</w:t>
+              <w:t xml:space="preserve">RefundPaid</w:t>
+            </w:r>
+          </w:p>
+        </w:tc>
+        <w:tc>
+          <w:tcPr>
+            <w:tcW w:w="2400" w:type="dxa"/>
+          </w:tcPr>
+          <w:p>
+            <w:r>
+              <w:t xml:space="preserve">возврат ставки выполнен</w:t>
             </w:r>
           </w:p>
         </w:tc>
@@ -1251,29 +1569,37 @@
           </w:tcPr>
           <w:p>
             <w:r>
-              <w:t>Cancelled</w:t>
-            </w:r>
-          </w:p>
-        </w:tc>
-        <w:tc>
-          <w:tcPr>
-            <w:tcW w:w="2400" w:type="dxa"/>
-          </w:tcPr>
-          <w:p>
-            <w:r>
-              <w:t>выплата отменена из-за отмены тиража или ошибки расчета</w:t>
+              <w:t xml:space="preserve">Cancelled</w:t>
+            </w:r>
+          </w:p>
+        </w:tc>
+        <w:tc>
+          <w:tcPr>
+            <w:tcW w:w="2400" w:type="dxa"/>
+          </w:tcPr>
+          <w:p>
+            <w:r>
+              <w:t xml:space="preserve">выплата отменена из-за отмены тиража или ошибки расчета</w:t>
             </w:r>
           </w:p>
         </w:tc>
       </w:tr>
     </w:tbl>
-    <w:p/>
+    <w:p>
+      <w:r>
+        <w:t xml:space="preserve"/>
+      </w:r>
+    </w:p>
     <w:p>
       <w:r>
         <w:t xml:space="preserve">Порядок:</w:t>
       </w:r>
     </w:p>
-    <w:p/>
+    <w:p>
+      <w:r>
+        <w:t xml:space="preserve"/>
+      </w:r>
+    </w:p>
     <w:p>
       <w:r>
         <w:t xml:space="preserve">1. Тираж переходит в Settlement Pending.</w:t>
@@ -1359,22 +1685,34 @@
         <w:t xml:space="preserve">17. После подтверждения статус становится Paid.</w:t>
       </w:r>
     </w:p>
-    <w:p/>
+    <w:p>
+      <w:r>
+        <w:t xml:space="preserve"/>
+      </w:r>
+    </w:p>
     <w:p>
       <w:r>
         <w:t xml:space="preserve">Порог подтверждения транзакции для статуса Paid задается параметром сети. Для EVM-сетей MVP предварительно используется 2-3 блока, финальное значение утверждается после выбора сети и RPC-провайдера.</w:t>
       </w:r>
     </w:p>
-    <w:p/>
+    <w:p>
+      <w:r>
+        <w:t xml:space="preserve"/>
+      </w:r>
+    </w:p>
     <w:p>
       <w:r>
         <w:t xml:space="preserve">После статуса Paid индексатор OX должен сохранить публичную запись выплаты:</w:t>
       </w:r>
     </w:p>
-    <w:p/>
-    <w:p>
-      <w:pPr>
-        <w:pStyle w:val="Bullet"/>
+    <w:p>
+      <w:r>
+        <w:t xml:space="preserve"/>
+      </w:r>
+    </w:p>
+    <w:p>
+      <w:pPr>
+        <w:pStyle w:val="ListParagraph"/>
       </w:pPr>
       <w:r>
         <w:t xml:space="preserve">• drawId;</w:t>
@@ -1382,7 +1720,7 @@
     </w:p>
     <w:p>
       <w:pPr>
-        <w:pStyle w:val="Bullet"/>
+        <w:pStyle w:val="ListParagraph"/>
       </w:pPr>
       <w:r>
         <w:t xml:space="preserve">• payoutLevel;</w:t>
@@ -1390,7 +1728,7 @@
     </w:p>
     <w:p>
       <w:pPr>
-        <w:pStyle w:val="Bullet"/>
+        <w:pStyle w:val="ListParagraph"/>
       </w:pPr>
       <w:r>
         <w:t xml:space="preserve">• wallet;</w:t>
@@ -1398,7 +1736,7 @@
     </w:p>
     <w:p>
       <w:pPr>
-        <w:pStyle w:val="Bullet"/>
+        <w:pStyle w:val="ListParagraph"/>
       </w:pPr>
       <w:r>
         <w:t xml:space="preserve">• amount;</w:t>
@@ -1406,7 +1744,7 @@
     </w:p>
     <w:p>
       <w:pPr>
-        <w:pStyle w:val="Bullet"/>
+        <w:pStyle w:val="ListParagraph"/>
       </w:pPr>
       <w:r>
         <w:t xml:space="preserve">• txHash;</w:t>
@@ -1414,7 +1752,7 @@
     </w:p>
     <w:p>
       <w:pPr>
-        <w:pStyle w:val="Bullet"/>
+        <w:pStyle w:val="ListParagraph"/>
       </w:pPr>
       <w:r>
         <w:t xml:space="preserve">• blockNumber;</w:t>
@@ -1422,7 +1760,7 @@
     </w:p>
     <w:p>
       <w:pPr>
-        <w:pStyle w:val="Bullet"/>
+        <w:pStyle w:val="ListParagraph"/>
       </w:pPr>
       <w:r>
         <w:t xml:space="preserve">• paidAt;</w:t>
@@ -1430,41 +1768,70 @@
     </w:p>
     <w:p>
       <w:pPr>
-        <w:pStyle w:val="Bullet"/>
+        <w:pStyle w:val="ListParagraph"/>
       </w:pPr>
       <w:r>
         <w:t xml:space="preserve">• jackpotAmount, если выплата относится к джекпоту.</w:t>
       </w:r>
     </w:p>
-    <w:p/>
+    <w:p>
+      <w:r>
+        <w:t xml:space="preserve"/>
+      </w:r>
+    </w:p>
     <w:p>
       <w:r>
         <w:t xml:space="preserve">Архивная политика: индексатор и резервные копии должны хранить историю выплат минимум 10 лет. Стратегический целевой горизонт - 50 лет, чтобы история джекпотов стала долгосрочным доказательством добросовестности OX.</w:t>
       </w:r>
     </w:p>
-    <w:p/>
-    <w:p/>
-    <w:p>
-      <w:pPr>
-        <w:pStyle w:val="Heading2"/>
+    <w:p>
+      <w:r>
+        <w:t xml:space="preserve"/>
+      </w:r>
+    </w:p>
+    <w:p>
+      <w:r>
+        <w:br w:type="page"/>
+      </w:r>
+    </w:p>
+    <w:p>
+      <w:r>
+        <w:t xml:space="preserve"/>
+      </w:r>
+    </w:p>
+    <w:p>
+      <w:pPr>
+        <w:pStyle w:val="Heading1"/>
       </w:pPr>
       <w:r>
         <w:t xml:space="preserve">5.1. Обработка refund при void-тираже</w:t>
       </w:r>
     </w:p>
-    <w:p/>
+    <w:p>
+      <w:r>
+        <w:t xml:space="preserve"/>
+      </w:r>
+    </w:p>
     <w:p>
       <w:r>
         <w:t xml:space="preserve">Если тираж признается несостоявшимся по правилам этапа 4, включается refund (возврат ставки).</w:t>
       </w:r>
     </w:p>
-    <w:p/>
+    <w:p>
+      <w:r>
+        <w:t xml:space="preserve"/>
+      </w:r>
+    </w:p>
     <w:p>
       <w:r>
         <w:t xml:space="preserve">Базовое правило этапа 4:</w:t>
       </w:r>
     </w:p>
-    <w:p/>
+    <w:p>
+      <w:r>
+        <w:t xml:space="preserve"/>
+      </w:r>
+    </w:p>
     <w:p>
       <w:pPr>
         <w:pStyle w:val="Code"/>
@@ -1505,13 +1872,21 @@
         <w:t xml:space="preserve">    jackpotContribution = 0</w:t>
       </w:r>
     </w:p>
-    <w:p/>
+    <w:p>
+      <w:r>
+        <w:t xml:space="preserve"/>
+      </w:r>
+    </w:p>
     <w:p>
       <w:r>
         <w:t xml:space="preserve">Refund должен выполняться через ту же архитектуру, что и выплаты выигрышей:</w:t>
       </w:r>
     </w:p>
-    <w:p/>
+    <w:p>
+      <w:r>
+        <w:t xml:space="preserve"/>
+      </w:r>
+    </w:p>
     <w:p>
       <w:pPr>
         <w:pStyle w:val="Code"/>
@@ -1520,16 +1895,24 @@
         <w:t xml:space="preserve">Refund manifest -&gt; Merkle root -&gt; sponsored claim -&gt; fallback claim</w:t>
       </w:r>
     </w:p>
-    <w:p/>
+    <w:p>
+      <w:r>
+        <w:t xml:space="preserve"/>
+      </w:r>
+    </w:p>
     <w:p>
       <w:r>
         <w:t xml:space="preserve">Требования:</w:t>
       </w:r>
     </w:p>
-    <w:p/>
-    <w:p>
-      <w:pPr>
-        <w:pStyle w:val="Bullet"/>
+    <w:p>
+      <w:r>
+        <w:t xml:space="preserve"/>
+      </w:r>
+    </w:p>
+    <w:p>
+      <w:pPr>
+        <w:pStyle w:val="ListParagraph"/>
       </w:pPr>
       <w:r>
         <w:t xml:space="preserve">• refund amount равен полной стоимости оплаченного билета;</w:t>
@@ -1537,7 +1920,7 @@
     </w:p>
     <w:p>
       <w:pPr>
-        <w:pStyle w:val="Bullet"/>
+        <w:pStyle w:val="ListParagraph"/>
       </w:pPr>
       <w:r>
         <w:t xml:space="preserve">• комиссия платформы не удерживается;</w:t>
@@ -1545,7 +1928,7 @@
     </w:p>
     <w:p>
       <w:pPr>
-        <w:pStyle w:val="Bullet"/>
+        <w:pStyle w:val="ListParagraph"/>
       </w:pPr>
       <w:r>
         <w:t xml:space="preserve">• refund не участвует в prizePool;</w:t>
@@ -1553,7 +1936,7 @@
     </w:p>
     <w:p>
       <w:pPr>
-        <w:pStyle w:val="Bullet"/>
+        <w:pStyle w:val="ListParagraph"/>
       </w:pPr>
       <w:r>
         <w:t xml:space="preserve">• refund не создает jackpotContribution;</w:t>
@@ -1561,7 +1944,7 @@
     </w:p>
     <w:p>
       <w:pPr>
-        <w:pStyle w:val="Bullet"/>
+        <w:pStyle w:val="ListParagraph"/>
       </w:pPr>
       <w:r>
         <w:t xml:space="preserve">• refund имеет собственный payoutLevel = Refund;</w:t>
@@ -1569,7 +1952,7 @@
     </w:p>
     <w:p>
       <w:pPr>
-        <w:pStyle w:val="Bullet"/>
+        <w:pStyle w:val="ListParagraph"/>
       </w:pPr>
       <w:r>
         <w:t xml:space="preserve">• пользователь видит статус возврата отдельно от выигрыша;</w:t>
@@ -1577,22 +1960,30 @@
     </w:p>
     <w:p>
       <w:pPr>
-        <w:pStyle w:val="Bullet"/>
+        <w:pStyle w:val="ListParagraph"/>
       </w:pPr>
       <w:r>
         <w:t xml:space="preserve">• если автоматический refund не прошел, доступен fallback claim.</w:t>
       </w:r>
     </w:p>
-    <w:p/>
+    <w:p>
+      <w:r>
+        <w:t xml:space="preserve"/>
+      </w:r>
+    </w:p>
     <w:p>
       <w:r>
         <w:t xml:space="preserve">Почему это важно:</w:t>
       </w:r>
     </w:p>
-    <w:p/>
-    <w:p>
-      <w:pPr>
-        <w:pStyle w:val="Bullet"/>
+    <w:p>
+      <w:r>
+        <w:t xml:space="preserve"/>
+      </w:r>
+    </w:p>
+    <w:p>
+      <w:pPr>
+        <w:pStyle w:val="ListParagraph"/>
       </w:pPr>
       <w:r>
         <w:t xml:space="preserve">• возврат ставки для пользователя является выплатой;</w:t>
@@ -1600,7 +1991,7 @@
     </w:p>
     <w:p>
       <w:pPr>
-        <w:pStyle w:val="Bullet"/>
+        <w:pStyle w:val="ListParagraph"/>
       </w:pPr>
       <w:r>
         <w:t xml:space="preserve">• нельзя делать refund ручным переводом в обход payout system;</w:t>
@@ -1608,7 +1999,7 @@
     </w:p>
     <w:p>
       <w:pPr>
-        <w:pStyle w:val="Bullet"/>
+        <w:pStyle w:val="ListParagraph"/>
       </w:pPr>
       <w:r>
         <w:t xml:space="preserve">• единый механизм Merkle proof сохраняет прозрачность и аудит;</w:t>
@@ -1616,38 +2007,63 @@
     </w:p>
     <w:p>
       <w:pPr>
-        <w:pStyle w:val="Bullet"/>
+        <w:pStyle w:val="ListParagraph"/>
       </w:pPr>
       <w:r>
         <w:t xml:space="preserve">• юридически важно доказать, что при void пользователь получает 100% обратно.</w:t>
       </w:r>
     </w:p>
-    <w:p/>
-    <w:p/>
-    <w:p>
-      <w:pPr>
-        <w:pStyle w:val="Heading2"/>
+    <w:p>
+      <w:r>
+        <w:t xml:space="preserve"/>
+      </w:r>
+    </w:p>
+    <w:p>
+      <w:r>
+        <w:br w:type="page"/>
+      </w:r>
+    </w:p>
+    <w:p>
+      <w:r>
+        <w:t xml:space="preserve"/>
+      </w:r>
+    </w:p>
+    <w:p>
+      <w:pPr>
+        <w:pStyle w:val="Heading1"/>
       </w:pPr>
       <w:r>
         <w:t xml:space="preserve">5.2. Выплаты при сокращенных тиражах 14/13</w:t>
       </w:r>
     </w:p>
-    <w:p/>
+    <w:p>
+      <w:r>
+        <w:t xml:space="preserve"/>
+      </w:r>
+    </w:p>
     <w:p>
       <w:r>
         <w:t xml:space="preserve">Если тираж сокращен до 14 или 13 событий по правилам этапа 4, выплаты выполняются через стандартную payout system.</w:t>
       </w:r>
     </w:p>
-    <w:p/>
+    <w:p>
+      <w:r>
+        <w:t xml:space="preserve"/>
+      </w:r>
+    </w:p>
     <w:p>
       <w:r>
         <w:t xml:space="preserve">Отличия сокращенного тиража:</w:t>
       </w:r>
     </w:p>
-    <w:p/>
-    <w:p>
-      <w:pPr>
-        <w:pStyle w:val="Bullet"/>
+    <w:p>
+      <w:r>
+        <w:t xml:space="preserve"/>
+      </w:r>
+    </w:p>
+    <w:p>
+      <w:pPr>
+        <w:pStyle w:val="ListParagraph"/>
       </w:pPr>
       <w:r>
         <w:t xml:space="preserve">• jackpot 15/15 не разыгрывается;</w:t>
@@ -1655,7 +2071,7 @@
     </w:p>
     <w:p>
       <w:pPr>
-        <w:pStyle w:val="Bullet"/>
+        <w:pStyle w:val="ListParagraph"/>
       </w:pPr>
       <w:r>
         <w:t xml:space="preserve">• activeJackpot переносится дальше;</w:t>
@@ -1663,7 +2079,7 @@
     </w:p>
     <w:p>
       <w:pPr>
-        <w:pStyle w:val="Bullet"/>
+        <w:pStyle w:val="ListParagraph"/>
       </w:pPr>
       <w:r>
         <w:t xml:space="preserve">• prizePool распределяется по сокращенной сетке;</w:t>
@@ -1671,7 +2087,7 @@
     </w:p>
     <w:p>
       <w:pPr>
-        <w:pStyle w:val="Bullet"/>
+        <w:pStyle w:val="ListParagraph"/>
       </w:pPr>
       <w:r>
         <w:t xml:space="preserve">• payout manifest формируется по фактическому validEventsCount;</w:t>
@@ -1679,7 +2095,7 @@
     </w:p>
     <w:p>
       <w:pPr>
-        <w:pStyle w:val="Bullet"/>
+        <w:pStyle w:val="ListParagraph"/>
       </w:pPr>
       <w:r>
         <w:t xml:space="preserve">• payoutLevel должен поддерживать уровни 8/14, 7/13 и другие уровни сокращенной сетки;</w:t>
@@ -1687,22 +2103,30 @@
     </w:p>
     <w:p>
       <w:pPr>
-        <w:pStyle w:val="Bullet"/>
+        <w:pStyle w:val="ListParagraph"/>
       </w:pPr>
       <w:r>
         <w:t xml:space="preserve">• отсутствие jackpot payout не является ошибкой.</w:t>
       </w:r>
     </w:p>
-    <w:p/>
+    <w:p>
+      <w:r>
+        <w:t xml:space="preserve"/>
+      </w:r>
+    </w:p>
     <w:p>
       <w:r>
         <w:t xml:space="preserve">Требования к payout engine:</w:t>
       </w:r>
     </w:p>
-    <w:p/>
-    <w:p>
-      <w:pPr>
-        <w:pStyle w:val="Bullet"/>
+    <w:p>
+      <w:r>
+        <w:t xml:space="preserve"/>
+      </w:r>
+    </w:p>
+    <w:p>
+      <w:pPr>
+        <w:pStyle w:val="ListParagraph"/>
       </w:pPr>
       <w:r>
         <w:t xml:space="preserve">• не предполагать, что в каждом тираже всегда 15 событий;</w:t>
@@ -1710,7 +2134,7 @@
     </w:p>
     <w:p>
       <w:pPr>
-        <w:pStyle w:val="Bullet"/>
+        <w:pStyle w:val="ListParagraph"/>
       </w:pPr>
       <w:r>
         <w:t xml:space="preserve">• хранить validEventsCount в settlement report;</w:t>
@@ -1718,7 +2142,7 @@
     </w:p>
     <w:p>
       <w:pPr>
-        <w:pStyle w:val="Bullet"/>
+        <w:pStyle w:val="ListParagraph"/>
       </w:pPr>
       <w:r>
         <w:t xml:space="preserve">• включать validEventsCount в payout manifest или связанный settlement metadata;</w:t>
@@ -1726,29 +2150,50 @@
     </w:p>
     <w:p>
       <w:pPr>
-        <w:pStyle w:val="Bullet"/>
+        <w:pStyle w:val="ListParagraph"/>
       </w:pPr>
       <w:r>
         <w:t xml:space="preserve">• корректно отображать пользователю, что тираж был сокращенным.</w:t>
       </w:r>
     </w:p>
-    <w:p/>
-    <w:p/>
-    <w:p>
-      <w:pPr>
-        <w:pStyle w:val="Heading2"/>
+    <w:p>
+      <w:r>
+        <w:t xml:space="preserve"/>
+      </w:r>
+    </w:p>
+    <w:p>
+      <w:r>
+        <w:br w:type="page"/>
+      </w:r>
+    </w:p>
+    <w:p>
+      <w:r>
+        <w:t xml:space="preserve"/>
+      </w:r>
+    </w:p>
+    <w:p>
+      <w:pPr>
+        <w:pStyle w:val="Heading1"/>
       </w:pPr>
       <w:r>
         <w:t xml:space="preserve">6. Payout manifest</w:t>
       </w:r>
     </w:p>
-    <w:p/>
+    <w:p>
+      <w:r>
+        <w:t xml:space="preserve"/>
+      </w:r>
+    </w:p>
     <w:p>
       <w:r>
         <w:t xml:space="preserve">Payout manifest (реестр выплат) должен содержать:</w:t>
       </w:r>
     </w:p>
-    <w:p/>
+    <w:p>
+      <w:r>
+        <w:t xml:space="preserve"/>
+      </w:r>
+    </w:p>
     <w:p>
       <w:pPr>
         <w:pStyle w:val="Code"/>
@@ -1853,13 +2298,21 @@
         <w:t xml:space="preserve">leafHash</w:t>
       </w:r>
     </w:p>
-    <w:p/>
+    <w:p>
+      <w:r>
+        <w:t xml:space="preserve"/>
+      </w:r>
+    </w:p>
     <w:p>
       <w:r>
         <w:t xml:space="preserve">Минимальная структура leaf (листа Merkle tree):</w:t>
       </w:r>
     </w:p>
-    <w:p/>
+    <w:p>
+      <w:r>
+        <w:t xml:space="preserve"/>
+      </w:r>
+    </w:p>
     <w:p>
       <w:pPr>
         <w:pStyle w:val="Code"/>
@@ -1940,16 +2393,24 @@
         <w:t xml:space="preserve">)</w:t>
       </w:r>
     </w:p>
-    <w:p/>
+    <w:p>
+      <w:r>
+        <w:t xml:space="preserve"/>
+      </w:r>
+    </w:p>
     <w:p>
       <w:r>
         <w:t xml:space="preserve">Требования:</w:t>
       </w:r>
     </w:p>
-    <w:p/>
-    <w:p>
-      <w:pPr>
-        <w:pStyle w:val="Bullet"/>
+    <w:p>
+      <w:r>
+        <w:t xml:space="preserve"/>
+      </w:r>
+    </w:p>
+    <w:p>
+      <w:pPr>
+        <w:pStyle w:val="ListParagraph"/>
       </w:pPr>
       <w:r>
         <w:t xml:space="preserve">• один leaf не должен использоваться дважды;</w:t>
@@ -1957,7 +2418,7 @@
     </w:p>
     <w:p>
       <w:pPr>
-        <w:pStyle w:val="Bullet"/>
+        <w:pStyle w:val="ListParagraph"/>
       </w:pPr>
       <w:r>
         <w:t xml:space="preserve">• leafIndex должен быть уникальным внутри drawId и payoutRootVersion;</w:t>
@@ -1965,7 +2426,7 @@
     </w:p>
     <w:p>
       <w:pPr>
-        <w:pStyle w:val="Bullet"/>
+        <w:pStyle w:val="ListParagraph"/>
       </w:pPr>
       <w:r>
         <w:t xml:space="preserve">• amount считается в минимальных единицах USDC;</w:t>
@@ -1973,7 +2434,7 @@
     </w:p>
     <w:p>
       <w:pPr>
-        <w:pStyle w:val="Bullet"/>
+        <w:pStyle w:val="ListParagraph"/>
       </w:pPr>
       <w:r>
         <w:t xml:space="preserve">• tokenAddress должен соответствовать утвержденному USDC;</w:t>
@@ -1981,38 +2442,63 @@
     </w:p>
     <w:p>
       <w:pPr>
-        <w:pStyle w:val="Bullet"/>
+        <w:pStyle w:val="ListParagraph"/>
       </w:pPr>
       <w:r>
         <w:t xml:space="preserve">• claimDeadline нужен для управления долгими невостребованными выплатами.</w:t>
       </w:r>
     </w:p>
-    <w:p/>
-    <w:p/>
-    <w:p>
-      <w:pPr>
-        <w:pStyle w:val="Heading2"/>
+    <w:p>
+      <w:r>
+        <w:t xml:space="preserve"/>
+      </w:r>
+    </w:p>
+    <w:p>
+      <w:r>
+        <w:br w:type="page"/>
+      </w:r>
+    </w:p>
+    <w:p>
+      <w:r>
+        <w:t xml:space="preserve"/>
+      </w:r>
+    </w:p>
+    <w:p>
+      <w:pPr>
+        <w:pStyle w:val="Heading1"/>
       </w:pPr>
       <w:r>
         <w:t xml:space="preserve">6.1. Хранение Merkle tree, manifest и proof</w:t>
       </w:r>
     </w:p>
-    <w:p/>
+    <w:p>
+      <w:r>
+        <w:t xml:space="preserve"/>
+      </w:r>
+    </w:p>
     <w:p>
       <w:r>
         <w:t xml:space="preserve">Полный Merkle tree и payout manifest хранятся off-chain (вне блокчейна) в серверной базе данных.</w:t>
       </w:r>
     </w:p>
-    <w:p/>
+    <w:p>
+      <w:r>
+        <w:t xml:space="preserve"/>
+      </w:r>
+    </w:p>
     <w:p>
       <w:r>
         <w:t xml:space="preserve">Хранить нужно:</w:t>
       </w:r>
     </w:p>
-    <w:p/>
-    <w:p>
-      <w:pPr>
-        <w:pStyle w:val="Bullet"/>
+    <w:p>
+      <w:r>
+        <w:t xml:space="preserve"/>
+      </w:r>
+    </w:p>
+    <w:p>
+      <w:pPr>
+        <w:pStyle w:val="ListParagraph"/>
       </w:pPr>
       <w:r>
         <w:t xml:space="preserve">• payout manifest;</w:t>
@@ -2020,7 +2506,7 @@
     </w:p>
     <w:p>
       <w:pPr>
-        <w:pStyle w:val="Bullet"/>
+        <w:pStyle w:val="ListParagraph"/>
       </w:pPr>
       <w:r>
         <w:t xml:space="preserve">• все leafData;</w:t>
@@ -2028,7 +2514,7 @@
     </w:p>
     <w:p>
       <w:pPr>
-        <w:pStyle w:val="Bullet"/>
+        <w:pStyle w:val="ListParagraph"/>
       </w:pPr>
       <w:r>
         <w:t xml:space="preserve">• Merkle proof для каждого leaf;</w:t>
@@ -2036,7 +2522,7 @@
     </w:p>
     <w:p>
       <w:pPr>
-        <w:pStyle w:val="Bullet"/>
+        <w:pStyle w:val="ListParagraph"/>
       </w:pPr>
       <w:r>
         <w:t xml:space="preserve">• manifestHash;</w:t>
@@ -2044,7 +2530,7 @@
     </w:p>
     <w:p>
       <w:pPr>
-        <w:pStyle w:val="Bullet"/>
+        <w:pStyle w:val="ListParagraph"/>
       </w:pPr>
       <w:r>
         <w:t xml:space="preserve">• rootVersion;</w:t>
@@ -2052,7 +2538,7 @@
     </w:p>
     <w:p>
       <w:pPr>
-        <w:pStyle w:val="Bullet"/>
+        <w:pStyle w:val="ListParagraph"/>
       </w:pPr>
       <w:r>
         <w:t xml:space="preserve">• settlement metadata;</w:t>
@@ -2060,7 +2546,7 @@
     </w:p>
     <w:p>
       <w:pPr>
-        <w:pStyle w:val="Bullet"/>
+        <w:pStyle w:val="ListParagraph"/>
       </w:pPr>
       <w:r>
         <w:t xml:space="preserve">• validEventsCount (15, 14 или 13 событий);</w:t>
@@ -2068,7 +2554,7 @@
     </w:p>
     <w:p>
       <w:pPr>
-        <w:pStyle w:val="Bullet"/>
+        <w:pStyle w:val="ListParagraph"/>
       </w:pPr>
       <w:r>
         <w:t xml:space="preserve">• признак void-тиража, если тираж отменен;</w:t>
@@ -2076,7 +2562,7 @@
     </w:p>
     <w:p>
       <w:pPr>
-        <w:pStyle w:val="Bullet"/>
+        <w:pStyle w:val="ListParagraph"/>
       </w:pPr>
       <w:r>
         <w:t xml:space="preserve">• историю изменений root;</w:t>
@@ -2084,19 +2570,27 @@
     </w:p>
     <w:p>
       <w:pPr>
-        <w:pStyle w:val="Bullet"/>
+        <w:pStyle w:val="ListParagraph"/>
       </w:pPr>
       <w:r>
         <w:t xml:space="preserve">• резервные копии.</w:t>
       </w:r>
     </w:p>
-    <w:p/>
+    <w:p>
+      <w:r>
+        <w:t xml:space="preserve"/>
+      </w:r>
+    </w:p>
     <w:p>
       <w:r>
         <w:t xml:space="preserve">Backend должен предоставлять API для получения Merkle proof:</w:t>
       </w:r>
     </w:p>
-    <w:p/>
+    <w:p>
+      <w:r>
+        <w:t xml:space="preserve"/>
+      </w:r>
+    </w:p>
     <w:p>
       <w:pPr>
         <w:pStyle w:val="Code"/>
@@ -2121,16 +2615,24 @@
         <w:t xml:space="preserve">GET /users/{address}/draws/{drawId}/payouts</w:t>
       </w:r>
     </w:p>
-    <w:p/>
+    <w:p>
+      <w:r>
+        <w:t xml:space="preserve"/>
+      </w:r>
+    </w:p>
     <w:p>
       <w:r>
         <w:t xml:space="preserve">API используется:</w:t>
       </w:r>
     </w:p>
-    <w:p/>
-    <w:p>
-      <w:pPr>
-        <w:pStyle w:val="Bullet"/>
+    <w:p>
+      <w:r>
+        <w:t xml:space="preserve"/>
+      </w:r>
+    </w:p>
+    <w:p>
+      <w:pPr>
+        <w:pStyle w:val="ListParagraph"/>
       </w:pPr>
       <w:r>
         <w:t xml:space="preserve">• executor для автоматического claimFor(user);</w:t>
@@ -2138,7 +2640,7 @@
     </w:p>
     <w:p>
       <w:pPr>
-        <w:pStyle w:val="Bullet"/>
+        <w:pStyle w:val="ListParagraph"/>
       </w:pPr>
       <w:r>
         <w:t xml:space="preserve">• пользовательским интерфейсом для fallback claim;</w:t>
@@ -2146,7 +2648,7 @@
     </w:p>
     <w:p>
       <w:pPr>
-        <w:pStyle w:val="Bullet"/>
+        <w:pStyle w:val="ListParagraph"/>
       </w:pPr>
       <w:r>
         <w:t xml:space="preserve">• админ-панелью для проверки спорных выплат;</w:t>
@@ -2154,22 +2656,30 @@
     </w:p>
     <w:p>
       <w:pPr>
-        <w:pStyle w:val="Bullet"/>
+        <w:pStyle w:val="ListParagraph"/>
       </w:pPr>
       <w:r>
         <w:t xml:space="preserve">• аудитом для воспроизведения расчета.</w:t>
       </w:r>
     </w:p>
-    <w:p/>
+    <w:p>
+      <w:r>
+        <w:t xml:space="preserve"/>
+      </w:r>
+    </w:p>
     <w:p>
       <w:r>
         <w:t xml:space="preserve">Executor перед вызовом claimFor(user) должен:</w:t>
       </w:r>
     </w:p>
-    <w:p/>
-    <w:p>
-      <w:pPr>
-        <w:pStyle w:val="Bullet"/>
+    <w:p>
+      <w:r>
+        <w:t xml:space="preserve"/>
+      </w:r>
+    </w:p>
+    <w:p>
+      <w:pPr>
+        <w:pStyle w:val="ListParagraph"/>
       </w:pPr>
       <w:r>
         <w:t xml:space="preserve">• получить leafIndex, leafData и Merkle proof через backend API;</w:t>
@@ -2177,7 +2687,7 @@
     </w:p>
     <w:p>
       <w:pPr>
-        <w:pStyle w:val="Bullet"/>
+        <w:pStyle w:val="ListParagraph"/>
       </w:pPr>
       <w:r>
         <w:t xml:space="preserve">• проверить, что выплата находится в ReadyForPayout или AutoQueued;</w:t>
@@ -2185,7 +2695,7 @@
     </w:p>
     <w:p>
       <w:pPr>
-        <w:pStyle w:val="Bullet"/>
+        <w:pStyle w:val="ListParagraph"/>
       </w:pPr>
       <w:r>
         <w:t xml:space="preserve">• проверить, что выплата не находится в BlockedKYC или BlockedCompliance;</w:t>
@@ -2193,7 +2703,7 @@
     </w:p>
     <w:p>
       <w:pPr>
-        <w:pStyle w:val="Bullet"/>
+        <w:pStyle w:val="ListParagraph"/>
       </w:pPr>
       <w:r>
         <w:t xml:space="preserve">• проверить через контракт или индексированные события, что leaf еще не claimed;</w:t>
@@ -2201,25 +2711,37 @@
     </w:p>
     <w:p>
       <w:pPr>
-        <w:pStyle w:val="Bullet"/>
+        <w:pStyle w:val="ListParagraph"/>
       </w:pPr>
       <w:r>
         <w:t xml:space="preserve">• сформировать транзакцию claimFor только на основании утвержденного manifest.</w:t>
       </w:r>
     </w:p>
-    <w:p/>
+    <w:p>
+      <w:r>
+        <w:t xml:space="preserve"/>
+      </w:r>
+    </w:p>
     <w:p>
       <w:r>
         <w:t xml:space="preserve">Если backend API временно недоступен, executor не должен формировать выплату вслепую. Он переводит задачу в ожидание, повторяет запрос позднее и при длительном сбое открывает пользователю fallback claim по правилам этапа.</w:t>
       </w:r>
     </w:p>
-    <w:p/>
+    <w:p>
+      <w:r>
+        <w:t xml:space="preserve"/>
+      </w:r>
+    </w:p>
     <w:p>
       <w:r>
         <w:t xml:space="preserve">Срок хранения:</w:t>
       </w:r>
     </w:p>
-    <w:p/>
+    <w:p>
+      <w:r>
+        <w:t xml:space="preserve"/>
+      </w:r>
+    </w:p>
     <w:p>
       <w:pPr>
         <w:pStyle w:val="Code"/>
@@ -2228,22 +2750,34 @@
         <w:t xml:space="preserve">minimumManifestRetention = 5 лет</w:t>
       </w:r>
     </w:p>
-    <w:p/>
+    <w:p>
+      <w:r>
+        <w:t xml:space="preserve"/>
+      </w:r>
+    </w:p>
     <w:p>
       <w:r>
         <w:t xml:space="preserve">Статус срока: предварительный. Финально подтверждается юридическим этапом.</w:t>
       </w:r>
     </w:p>
-    <w:p/>
+    <w:p>
+      <w:r>
+        <w:t xml:space="preserve"/>
+      </w:r>
+    </w:p>
     <w:p>
       <w:r>
         <w:t xml:space="preserve">Требования:</w:t>
       </w:r>
     </w:p>
-    <w:p/>
-    <w:p>
-      <w:pPr>
-        <w:pStyle w:val="Bullet"/>
+    <w:p>
+      <w:r>
+        <w:t xml:space="preserve"/>
+      </w:r>
+    </w:p>
+    <w:p>
+      <w:pPr>
+        <w:pStyle w:val="ListParagraph"/>
       </w:pPr>
       <w:r>
         <w:t xml:space="preserve">• данные должны иметь резервные копии;</w:t>
@@ -2251,7 +2785,7 @@
     </w:p>
     <w:p>
       <w:pPr>
-        <w:pStyle w:val="Bullet"/>
+        <w:pStyle w:val="ListParagraph"/>
       </w:pPr>
       <w:r>
         <w:t xml:space="preserve">• потеря proof считается критическим инцидентом;</w:t>
@@ -2259,7 +2793,7 @@
     </w:p>
     <w:p>
       <w:pPr>
-        <w:pStyle w:val="Bullet"/>
+        <w:pStyle w:val="ListParagraph"/>
       </w:pPr>
       <w:r>
         <w:t xml:space="preserve">• manifestHash должен позволять проверить, что off-chain manifest соответствует опубликованному root;</w:t>
@@ -2267,38 +2801,63 @@
     </w:p>
     <w:p>
       <w:pPr>
-        <w:pStyle w:val="Bullet"/>
+        <w:pStyle w:val="ListParagraph"/>
       </w:pPr>
       <w:r>
         <w:t xml:space="preserve">• доступ к proof не должен позволять менять сумму, получателя или drawId.</w:t>
       </w:r>
     </w:p>
-    <w:p/>
+    <w:p>
+      <w:r>
+        <w:t xml:space="preserve"/>
+      </w:r>
+    </w:p>
     <w:p>
       <w:r>
         <w:t xml:space="preserve">Если Merkle proof утрачен, fallback claim может стать невозможен. Поэтому хранение manifest/proofs является обязательным требованием, а не второстепенной backend-деталью.</w:t>
       </w:r>
     </w:p>
-    <w:p/>
-    <w:p/>
-    <w:p>
-      <w:pPr>
-        <w:pStyle w:val="Heading2"/>
+    <w:p>
+      <w:r>
+        <w:t xml:space="preserve"/>
+      </w:r>
+    </w:p>
+    <w:p>
+      <w:r>
+        <w:br w:type="page"/>
+      </w:r>
+    </w:p>
+    <w:p>
+      <w:r>
+        <w:t xml:space="preserve"/>
+      </w:r>
+    </w:p>
+    <w:p>
+      <w:pPr>
+        <w:pStyle w:val="Heading1"/>
       </w:pPr>
       <w:r>
         <w:t xml:space="preserve">7. Смарт-контракт выплат</w:t>
       </w:r>
     </w:p>
-    <w:p/>
+    <w:p>
+      <w:r>
+        <w:t xml:space="preserve"/>
+      </w:r>
+    </w:p>
     <w:p>
       <w:r>
         <w:t xml:space="preserve">Смарт-контракт PayoutVault должен поддерживать:</w:t>
       </w:r>
     </w:p>
-    <w:p/>
-    <w:p>
-      <w:pPr>
-        <w:pStyle w:val="Bullet"/>
+    <w:p>
+      <w:r>
+        <w:t xml:space="preserve"/>
+      </w:r>
+    </w:p>
+    <w:p>
+      <w:pPr>
+        <w:pStyle w:val="ListParagraph"/>
       </w:pPr>
       <w:r>
         <w:t xml:space="preserve">• публикацию Merkle root;</w:t>
@@ -2306,7 +2865,7 @@
     </w:p>
     <w:p>
       <w:pPr>
-        <w:pStyle w:val="Bullet"/>
+        <w:pStyle w:val="ListParagraph"/>
       </w:pPr>
       <w:r>
         <w:t xml:space="preserve">• проверку Merkle proof;</w:t>
@@ -2314,7 +2873,7 @@
     </w:p>
     <w:p>
       <w:pPr>
-        <w:pStyle w:val="Bullet"/>
+        <w:pStyle w:val="ListParagraph"/>
       </w:pPr>
       <w:r>
         <w:t xml:space="preserve">• claim(user) для самостоятельного получения;</w:t>
@@ -2322,7 +2881,7 @@
     </w:p>
     <w:p>
       <w:pPr>
-        <w:pStyle w:val="Bullet"/>
+        <w:pStyle w:val="ListParagraph"/>
       </w:pPr>
       <w:r>
         <w:t xml:space="preserve">• claimFor(user) для автоматического получения за пользователя;</w:t>
@@ -2330,7 +2889,7 @@
     </w:p>
     <w:p>
       <w:pPr>
-        <w:pStyle w:val="Bullet"/>
+        <w:pStyle w:val="ListParagraph"/>
       </w:pPr>
       <w:r>
         <w:t xml:space="preserve">• защиту от повторного claim;</w:t>
@@ -2338,7 +2897,7 @@
     </w:p>
     <w:p>
       <w:pPr>
-        <w:pStyle w:val="Bullet"/>
+        <w:pStyle w:val="ListParagraph"/>
       </w:pPr>
       <w:r>
         <w:t xml:space="preserve">• паузу выплат;</w:t>
@@ -2346,7 +2905,7 @@
     </w:p>
     <w:p>
       <w:pPr>
-        <w:pStyle w:val="Bullet"/>
+        <w:pStyle w:val="ListParagraph"/>
       </w:pPr>
       <w:r>
         <w:t xml:space="preserve">• учет выплат по drawId;</w:t>
@@ -2354,7 +2913,7 @@
     </w:p>
     <w:p>
       <w:pPr>
-        <w:pStyle w:val="Bullet"/>
+        <w:pStyle w:val="ListParagraph"/>
       </w:pPr>
       <w:r>
         <w:t xml:space="preserve">• учет root version;</w:t>
@@ -2362,19 +2921,27 @@
     </w:p>
     <w:p>
       <w:pPr>
-        <w:pStyle w:val="Bullet"/>
+        <w:pStyle w:val="ListParagraph"/>
       </w:pPr>
       <w:r>
         <w:t xml:space="preserve">• события для аудита.</w:t>
       </w:r>
     </w:p>
-    <w:p/>
+    <w:p>
+      <w:r>
+        <w:t xml:space="preserve"/>
+      </w:r>
+    </w:p>
     <w:p>
       <w:r>
         <w:t xml:space="preserve">Ключевые функции:</w:t>
       </w:r>
     </w:p>
-    <w:p/>
+    <w:p>
+      <w:r>
+        <w:t xml:space="preserve"/>
+      </w:r>
+    </w:p>
     <w:p>
       <w:pPr>
         <w:pStyle w:val="Code"/>
@@ -2431,16 +2998,40 @@
         <w:t xml:space="preserve">markKycBlocked(drawId, leafIndex)</w:t>
       </w:r>
     </w:p>
-    <w:p/>
+    <w:p>
+      <w:pPr>
+        <w:pStyle w:val="Code"/>
+      </w:pPr>
+      <w:r>
+        <w:t xml:space="preserve">markComplianceBlocked(drawId, leafIndex, reasonCode)</w:t>
+      </w:r>
+    </w:p>
+    <w:p>
+      <w:pPr>
+        <w:pStyle w:val="Code"/>
+      </w:pPr>
+      <w:r>
+        <w:t xml:space="preserve">unblockPayout(drawId, leafIndex, reasonCode)</w:t>
+      </w:r>
+    </w:p>
+    <w:p>
+      <w:r>
+        <w:t xml:space="preserve"/>
+      </w:r>
+    </w:p>
     <w:p>
       <w:r>
         <w:t xml:space="preserve">Защита:</w:t>
       </w:r>
     </w:p>
-    <w:p/>
-    <w:p>
-      <w:pPr>
-        <w:pStyle w:val="Bullet"/>
+    <w:p>
+      <w:r>
+        <w:t xml:space="preserve"/>
+      </w:r>
+    </w:p>
+    <w:p>
+      <w:pPr>
+        <w:pStyle w:val="ListParagraph"/>
       </w:pPr>
       <w:r>
         <w:t xml:space="preserve">• reentrancy guard (защита от повторного входа);</w:t>
@@ -2448,7 +3039,7 @@
     </w:p>
     <w:p>
       <w:pPr>
-        <w:pStyle w:val="Bullet"/>
+        <w:pStyle w:val="ListParagraph"/>
       </w:pPr>
       <w:r>
         <w:t xml:space="preserve">• claimed bitmap (битовая карта полученных выплат);</w:t>
@@ -2456,7 +3047,7 @@
     </w:p>
     <w:p>
       <w:pPr>
-        <w:pStyle w:val="Bullet"/>
+        <w:pStyle w:val="ListParagraph"/>
       </w:pPr>
       <w:r>
         <w:t xml:space="preserve">• проверка drawId;</w:t>
@@ -2464,7 +3055,7 @@
     </w:p>
     <w:p>
       <w:pPr>
-        <w:pStyle w:val="Bullet"/>
+        <w:pStyle w:val="ListParagraph"/>
       </w:pPr>
       <w:r>
         <w:t xml:space="preserve">• проверка root version;</w:t>
@@ -2472,7 +3063,7 @@
     </w:p>
     <w:p>
       <w:pPr>
-        <w:pStyle w:val="Bullet"/>
+        <w:pStyle w:val="ListParagraph"/>
       </w:pPr>
       <w:r>
         <w:t xml:space="preserve">• проверка tokenAddress;</w:t>
@@ -2480,7 +3071,7 @@
     </w:p>
     <w:p>
       <w:pPr>
-        <w:pStyle w:val="Bullet"/>
+        <w:pStyle w:val="ListParagraph"/>
       </w:pPr>
       <w:r>
         <w:t xml:space="preserve">• запрет claim до окончания timelock;</w:t>
@@ -2488,7 +3079,7 @@
     </w:p>
     <w:p>
       <w:pPr>
-        <w:pStyle w:val="Bullet"/>
+        <w:pStyle w:val="ListParagraph"/>
       </w:pPr>
       <w:r>
         <w:t xml:space="preserve">• запрет claim после отмены тиража;</w:t>
@@ -2496,29 +3087,58 @@
     </w:p>
     <w:p>
       <w:pPr>
-        <w:pStyle w:val="Bullet"/>
+        <w:pStyle w:val="ListParagraph"/>
+      </w:pPr>
+      <w:r>
+        <w:t xml:space="preserve">• запрет claim/claimFor для leaf со статусом BlockedKYC или BlockedCompliance до снятия блокировки;</w:t>
+      </w:r>
+    </w:p>
+    <w:p>
+      <w:pPr>
+        <w:pStyle w:val="ListParagraph"/>
       </w:pPr>
       <w:r>
         <w:t xml:space="preserve">• pause через multisig для критических случаев.</w:t>
       </w:r>
     </w:p>
-    <w:p/>
-    <w:p/>
-    <w:p>
-      <w:pPr>
-        <w:pStyle w:val="Heading2"/>
+    <w:p>
+      <w:r>
+        <w:t xml:space="preserve"/>
+      </w:r>
+    </w:p>
+    <w:p>
+      <w:r>
+        <w:br w:type="page"/>
+      </w:r>
+    </w:p>
+    <w:p>
+      <w:r>
+        <w:t xml:space="preserve"/>
+      </w:r>
+    </w:p>
+    <w:p>
+      <w:pPr>
+        <w:pStyle w:val="Heading1"/>
       </w:pPr>
       <w:r>
         <w:t xml:space="preserve">8. События смарт-контракта</w:t>
       </w:r>
     </w:p>
-    <w:p/>
+    <w:p>
+      <w:r>
+        <w:t xml:space="preserve"/>
+      </w:r>
+    </w:p>
     <w:p>
       <w:r>
         <w:t xml:space="preserve">Минимальные события:</w:t>
       </w:r>
     </w:p>
-    <w:p/>
+    <w:p>
+      <w:r>
+        <w:t xml:space="preserve"/>
+      </w:r>
+    </w:p>
     <w:p>
       <w:pPr>
         <w:pStyle w:val="Code"/>
@@ -2607,16 +3227,24 @@
         <w:t xml:space="preserve">RefundClaimed(drawId, rootVersion, leafIndex, user, amount, executor)</w:t>
       </w:r>
     </w:p>
-    <w:p/>
+    <w:p>
+      <w:r>
+        <w:t xml:space="preserve"/>
+      </w:r>
+    </w:p>
     <w:p>
       <w:r>
         <w:t xml:space="preserve">События нужны для:</w:t>
       </w:r>
     </w:p>
-    <w:p/>
-    <w:p>
-      <w:pPr>
-        <w:pStyle w:val="Bullet"/>
+    <w:p>
+      <w:r>
+        <w:t xml:space="preserve"/>
+      </w:r>
+    </w:p>
+    <w:p>
+      <w:pPr>
+        <w:pStyle w:val="ListParagraph"/>
       </w:pPr>
       <w:r>
         <w:t xml:space="preserve">• аудита;</w:t>
@@ -2624,7 +3252,7 @@
     </w:p>
     <w:p>
       <w:pPr>
-        <w:pStyle w:val="Bullet"/>
+        <w:pStyle w:val="ListParagraph"/>
       </w:pPr>
       <w:r>
         <w:t xml:space="preserve">• пользовательской истории;</w:t>
@@ -2632,7 +3260,7 @@
     </w:p>
     <w:p>
       <w:pPr>
-        <w:pStyle w:val="Bullet"/>
+        <w:pStyle w:val="ListParagraph"/>
       </w:pPr>
       <w:r>
         <w:t xml:space="preserve">• админ-панели;</w:t>
@@ -2640,7 +3268,7 @@
     </w:p>
     <w:p>
       <w:pPr>
-        <w:pStyle w:val="Bullet"/>
+        <w:pStyle w:val="ListParagraph"/>
       </w:pPr>
       <w:r>
         <w:t xml:space="preserve">• восстановления состояния после сбоя сервера;</w:t>
@@ -2648,44 +3276,73 @@
     </w:p>
     <w:p>
       <w:pPr>
-        <w:pStyle w:val="Bullet"/>
+        <w:pStyle w:val="ListParagraph"/>
       </w:pPr>
       <w:r>
         <w:t xml:space="preserve">• публичной прозрачности.</w:t>
       </w:r>
     </w:p>
-    <w:p/>
+    <w:p>
+      <w:r>
+        <w:t xml:space="preserve"/>
+      </w:r>
+    </w:p>
     <w:p>
       <w:r>
         <w:t xml:space="preserve">Backend должен индексировать события PayoutClaimed, RefundClaimed и PayoutClaimFailed. Это нужно, чтобы после сбоя сервера восстановить фактическое состояние выплат из блокчейна и не отправить повторный claim.</w:t>
       </w:r>
     </w:p>
-    <w:p/>
-    <w:p/>
-    <w:p>
-      <w:pPr>
-        <w:pStyle w:val="Heading2"/>
+    <w:p>
+      <w:r>
+        <w:t xml:space="preserve"/>
+      </w:r>
+    </w:p>
+    <w:p>
+      <w:r>
+        <w:br w:type="page"/>
+      </w:r>
+    </w:p>
+    <w:p>
+      <w:r>
+        <w:t xml:space="preserve"/>
+      </w:r>
+    </w:p>
+    <w:p>
+      <w:pPr>
+        <w:pStyle w:val="Heading1"/>
       </w:pPr>
       <w:r>
         <w:t xml:space="preserve">9. Автоматический executor</w:t>
       </w:r>
     </w:p>
-    <w:p/>
+    <w:p>
+      <w:r>
+        <w:t xml:space="preserve"/>
+      </w:r>
+    </w:p>
     <w:p>
       <w:r>
         <w:t xml:space="preserve">Executor (исполнитель) - серверный модуль, который отправляет транзакции claimFor(user).</w:t>
       </w:r>
     </w:p>
-    <w:p/>
+    <w:p>
+      <w:r>
+        <w:t xml:space="preserve"/>
+      </w:r>
+    </w:p>
     <w:p>
       <w:r>
         <w:t xml:space="preserve">Executor должен:</w:t>
       </w:r>
     </w:p>
-    <w:p/>
-    <w:p>
-      <w:pPr>
-        <w:pStyle w:val="Bullet"/>
+    <w:p>
+      <w:r>
+        <w:t xml:space="preserve"/>
+      </w:r>
+    </w:p>
+    <w:p>
+      <w:pPr>
+        <w:pStyle w:val="ListParagraph"/>
       </w:pPr>
       <w:r>
         <w:t xml:space="preserve">• читать ReadyForPayout выплаты;</w:t>
@@ -2693,7 +3350,7 @@
     </w:p>
     <w:p>
       <w:pPr>
-        <w:pStyle w:val="Bullet"/>
+        <w:pStyle w:val="ListParagraph"/>
       </w:pPr>
       <w:r>
         <w:t xml:space="preserve">• получать leafIndex и Merkle proof через backend API;</w:t>
@@ -2701,7 +3358,7 @@
     </w:p>
     <w:p>
       <w:pPr>
-        <w:pStyle w:val="Bullet"/>
+        <w:pStyle w:val="ListParagraph"/>
       </w:pPr>
       <w:r>
         <w:t xml:space="preserve">• проверять KYC/compliance статус;</w:t>
@@ -2709,7 +3366,7 @@
     </w:p>
     <w:p>
       <w:pPr>
-        <w:pStyle w:val="Bullet"/>
+        <w:pStyle w:val="ListParagraph"/>
       </w:pPr>
       <w:r>
         <w:t xml:space="preserve">• проверять gas reserve;</w:t>
@@ -2717,7 +3374,7 @@
     </w:p>
     <w:p>
       <w:pPr>
-        <w:pStyle w:val="Bullet"/>
+        <w:pStyle w:val="ListParagraph"/>
       </w:pPr>
       <w:r>
         <w:t xml:space="preserve">• проверять, что leaf еще не claimed;</w:t>
@@ -2725,7 +3382,7 @@
     </w:p>
     <w:p>
       <w:pPr>
-        <w:pStyle w:val="Bullet"/>
+        <w:pStyle w:val="ListParagraph"/>
       </w:pPr>
       <w:r>
         <w:t xml:space="preserve">• формировать транзакцию claimFor;</w:t>
@@ -2733,7 +3390,7 @@
     </w:p>
     <w:p>
       <w:pPr>
-        <w:pStyle w:val="Bullet"/>
+        <w:pStyle w:val="ListParagraph"/>
       </w:pPr>
       <w:r>
         <w:t xml:space="preserve">• отправлять транзакцию;</w:t>
@@ -2741,7 +3398,7 @@
     </w:p>
     <w:p>
       <w:pPr>
-        <w:pStyle w:val="Bullet"/>
+        <w:pStyle w:val="ListParagraph"/>
       </w:pPr>
       <w:r>
         <w:t xml:space="preserve">• отслеживать подтверждение;</w:t>
@@ -2749,7 +3406,7 @@
     </w:p>
     <w:p>
       <w:pPr>
-        <w:pStyle w:val="Bullet"/>
+        <w:pStyle w:val="ListParagraph"/>
       </w:pPr>
       <w:r>
         <w:t xml:space="preserve">• обновлять статус выплаты;</w:t>
@@ -2757,7 +3414,7 @@
     </w:p>
     <w:p>
       <w:pPr>
-        <w:pStyle w:val="Bullet"/>
+        <w:pStyle w:val="ListParagraph"/>
       </w:pPr>
       <w:r>
         <w:t xml:space="preserve">• повторять попытки при временной ошибке;</w:t>
@@ -2765,19 +3422,27 @@
     </w:p>
     <w:p>
       <w:pPr>
-        <w:pStyle w:val="Bullet"/>
+        <w:pStyle w:val="ListParagraph"/>
       </w:pPr>
       <w:r>
         <w:t xml:space="preserve">• переводить выплату в ManualClaimAvailable после лимита попыток.</w:t>
       </w:r>
     </w:p>
-    <w:p/>
+    <w:p>
+      <w:r>
+        <w:t xml:space="preserve"/>
+      </w:r>
+    </w:p>
     <w:p>
       <w:r>
         <w:t xml:space="preserve">Параметры MVP:</w:t>
       </w:r>
     </w:p>
-    <w:p/>
+    <w:p>
+      <w:r>
+        <w:t xml:space="preserve"/>
+      </w:r>
+    </w:p>
     <w:p>
       <w:pPr>
         <w:pStyle w:val="Code"/>
@@ -2810,16 +3475,24 @@
         <w:t xml:space="preserve">manualClaimAfterFailedRetries = true</w:t>
       </w:r>
     </w:p>
-    <w:p/>
+    <w:p>
+      <w:r>
+        <w:t xml:space="preserve"/>
+      </w:r>
+    </w:p>
     <w:p>
       <w:r>
         <w:t xml:space="preserve">Executor не должен:</w:t>
       </w:r>
     </w:p>
-    <w:p/>
-    <w:p>
-      <w:pPr>
-        <w:pStyle w:val="Bullet"/>
+    <w:p>
+      <w:r>
+        <w:t xml:space="preserve"/>
+      </w:r>
+    </w:p>
+    <w:p>
+      <w:pPr>
+        <w:pStyle w:val="ListParagraph"/>
       </w:pPr>
       <w:r>
         <w:t xml:space="preserve">• менять сумму выплаты;</w:t>
@@ -2827,7 +3500,7 @@
     </w:p>
     <w:p>
       <w:pPr>
-        <w:pStyle w:val="Bullet"/>
+        <w:pStyle w:val="ListParagraph"/>
       </w:pPr>
       <w:r>
         <w:t xml:space="preserve">• менять получателя;</w:t>
@@ -2835,7 +3508,7 @@
     </w:p>
     <w:p>
       <w:pPr>
-        <w:pStyle w:val="Bullet"/>
+        <w:pStyle w:val="ListParagraph"/>
       </w:pPr>
       <w:r>
         <w:t xml:space="preserve">• отправлять выплату до окончания timelock;</w:t>
@@ -2843,7 +3516,7 @@
     </w:p>
     <w:p>
       <w:pPr>
-        <w:pStyle w:val="Bullet"/>
+        <w:pStyle w:val="ListParagraph"/>
       </w:pPr>
       <w:r>
         <w:t xml:space="preserve">• обходить KYC-блокировку;</w:t>
@@ -2851,35 +3524,60 @@
     </w:p>
     <w:p>
       <w:pPr>
-        <w:pStyle w:val="Bullet"/>
+        <w:pStyle w:val="ListParagraph"/>
       </w:pPr>
       <w:r>
         <w:t xml:space="preserve">• повторно отправлять уже claimed выплату.</w:t>
       </w:r>
     </w:p>
-    <w:p/>
+    <w:p>
+      <w:r>
+        <w:t xml:space="preserve"/>
+      </w:r>
+    </w:p>
     <w:p>
       <w:r>
         <w:t xml:space="preserve">Перед каждой отправкой executor обязан повторно проверить claimed-статус. Это защищает от ситуации, когда пользователь успел сделать fallback claim раньше автоматической выплаты.</w:t>
       </w:r>
     </w:p>
-    <w:p/>
-    <w:p/>
-    <w:p>
-      <w:pPr>
-        <w:pStyle w:val="Heading2"/>
+    <w:p>
+      <w:r>
+        <w:t xml:space="preserve"/>
+      </w:r>
+    </w:p>
+    <w:p>
+      <w:r>
+        <w:br w:type="page"/>
+      </w:r>
+    </w:p>
+    <w:p>
+      <w:r>
+        <w:t xml:space="preserve"/>
+      </w:r>
+    </w:p>
+    <w:p>
+      <w:pPr>
+        <w:pStyle w:val="Heading1"/>
       </w:pPr>
       <w:r>
         <w:t xml:space="preserve">10. Газовая модель</w:t>
       </w:r>
     </w:p>
-    <w:p/>
+    <w:p>
+      <w:r>
+        <w:t xml:space="preserve"/>
+      </w:r>
+    </w:p>
     <w:p>
       <w:r>
         <w:t xml:space="preserve">В этапе 4 зафиксирован базовый gas reserve:</w:t>
       </w:r>
     </w:p>
-    <w:p/>
+    <w:p>
+      <w:r>
+        <w:t xml:space="preserve"/>
+      </w:r>
+    </w:p>
     <w:p>
       <w:pPr>
         <w:pStyle w:val="Code"/>
@@ -2904,22 +3602,34 @@
         <w:t xml:space="preserve">platformOperatingFee = handle * 8%</w:t>
       </w:r>
     </w:p>
-    <w:p/>
+    <w:p>
+      <w:r>
+        <w:t xml:space="preserve"/>
+      </w:r>
+    </w:p>
     <w:p>
       <w:r>
         <w:t xml:space="preserve">Для пояснения: gasReserve = 2% от оборота тиража равен 20% от комиссии платформы. Основной формулой в ТЗ считается именно gasReserve = handle * 2%, чтобы не было разных трактовок.</w:t>
       </w:r>
     </w:p>
-    <w:p/>
+    <w:p>
+      <w:r>
+        <w:t xml:space="preserve"/>
+      </w:r>
+    </w:p>
     <w:p>
       <w:r>
         <w:t xml:space="preserve">Gas reserve используется на:</w:t>
       </w:r>
     </w:p>
-    <w:p/>
-    <w:p>
-      <w:pPr>
-        <w:pStyle w:val="Bullet"/>
+    <w:p>
+      <w:r>
+        <w:t xml:space="preserve"/>
+      </w:r>
+    </w:p>
+    <w:p>
+      <w:pPr>
+        <w:pStyle w:val="ListParagraph"/>
       </w:pPr>
       <w:r>
         <w:t xml:space="preserve">• публикацию Merkle root;</w:t>
@@ -2927,7 +3637,7 @@
     </w:p>
     <w:p>
       <w:pPr>
-        <w:pStyle w:val="Bullet"/>
+        <w:pStyle w:val="ListParagraph"/>
       </w:pPr>
       <w:r>
         <w:t xml:space="preserve">• активацию выплат;</w:t>
@@ -2935,7 +3645,7 @@
     </w:p>
     <w:p>
       <w:pPr>
-        <w:pStyle w:val="Bullet"/>
+        <w:pStyle w:val="ListParagraph"/>
       </w:pPr>
       <w:r>
         <w:t xml:space="preserve">• транзакции claimFor;</w:t>
@@ -2943,7 +3653,7 @@
     </w:p>
     <w:p>
       <w:pPr>
-        <w:pStyle w:val="Bullet"/>
+        <w:pStyle w:val="ListParagraph"/>
       </w:pPr>
       <w:r>
         <w:t xml:space="preserve">• повторные попытки;</w:t>
@@ -2951,7 +3661,7 @@
     </w:p>
     <w:p>
       <w:pPr>
-        <w:pStyle w:val="Bullet"/>
+        <w:pStyle w:val="ListParagraph"/>
       </w:pPr>
       <w:r>
         <w:t xml:space="preserve">• аварийные операции payout pause/resume;</w:t>
@@ -2959,19 +3669,27 @@
     </w:p>
     <w:p>
       <w:pPr>
-        <w:pStyle w:val="Bullet"/>
+        <w:pStyle w:val="ListParagraph"/>
       </w:pPr>
       <w:r>
         <w:t xml:space="preserve">• техническое обслуживание relayer.</w:t>
       </w:r>
     </w:p>
-    <w:p/>
+    <w:p>
+      <w:r>
+        <w:t xml:space="preserve"/>
+      </w:r>
+    </w:p>
     <w:p>
       <w:r>
         <w:t xml:space="preserve">Формула оценки расходов:</w:t>
       </w:r>
     </w:p>
-    <w:p/>
+    <w:p>
+      <w:r>
+        <w:t xml:space="preserve"/>
+      </w:r>
+    </w:p>
     <w:p>
       <w:pPr>
         <w:pStyle w:val="Code"/>
@@ -3020,13 +3738,21 @@
         <w:t xml:space="preserve">  + adminActionGasCost</w:t>
       </w:r>
     </w:p>
-    <w:p/>
+    <w:p>
+      <w:r>
+        <w:t xml:space="preserve"/>
+      </w:r>
+    </w:p>
     <w:p>
       <w:r>
         <w:t xml:space="preserve">avgClaimGasCost должен считаться через параметры выбранной сети:</w:t>
       </w:r>
     </w:p>
-    <w:p/>
+    <w:p>
+      <w:r>
+        <w:t xml:space="preserve"/>
+      </w:r>
+    </w:p>
     <w:p>
       <w:pPr>
         <w:pStyle w:val="Code"/>
@@ -3059,19 +3785,31 @@
         <w:t xml:space="preserve">  * nativeTokenUsdPrice</w:t>
       </w:r>
     </w:p>
-    <w:p/>
+    <w:p>
+      <w:r>
+        <w:t xml:space="preserve"/>
+      </w:r>
+    </w:p>
     <w:p>
       <w:r>
         <w:t xml:space="preserve">Ориентировочные значения для Base или другой сети нельзя считать постоянными. Они используются только как входные данные симулятора и уточняются после тестовых выплат, замера газа и выбора RPC-провайдера.</w:t>
       </w:r>
     </w:p>
-    <w:p/>
+    <w:p>
+      <w:r>
+        <w:t xml:space="preserve"/>
+      </w:r>
+    </w:p>
     <w:p>
       <w:r>
         <w:t xml:space="preserve">Формула проверки достаточности:</w:t>
       </w:r>
     </w:p>
-    <w:p/>
+    <w:p>
+      <w:r>
+        <w:t xml:space="preserve"/>
+      </w:r>
+    </w:p>
     <w:p>
       <w:pPr>
         <w:pStyle w:val="Code"/>
@@ -3080,22 +3818,31 @@
         <w:t xml:space="preserve">gasCoverageRatio = gasReserve / estimatedGasCost</w:t>
       </w:r>
     </w:p>
-    <w:p/>
+    <w:p>
+      <w:r>
+        <w:t xml:space="preserve"/>
+      </w:r>
+    </w:p>
     <w:p>
       <w:r>
         <w:t xml:space="preserve">Рекомендуемые зоны:</w:t>
       </w:r>
     </w:p>
-    <w:p/>
+    <w:p>
+      <w:r>
+        <w:t xml:space="preserve"/>
+      </w:r>
+    </w:p>
     <w:tbl>
       <w:tblPr>
+        <w:tblW w:w="0" w:type="auto"/>
         <w:tblBorders>
-          <w:top w:val="single" w:sz="4"/>
-          <w:left w:val="single" w:sz="4"/>
-          <w:bottom w:val="single" w:sz="4"/>
-          <w:right w:val="single" w:sz="4"/>
-          <w:insideH w:val="single" w:sz="4"/>
-          <w:insideV w:val="single" w:sz="4"/>
+          <w:top w:val="single" w:sz="4" w:space="0" w:color="999999"/>
+          <w:left w:val="single" w:sz="4" w:space="0" w:color="999999"/>
+          <w:bottom w:val="single" w:sz="4" w:space="0" w:color="999999"/>
+          <w:right w:val="single" w:sz="4" w:space="0" w:color="999999"/>
+          <w:insideH w:val="single" w:sz="4" w:space="0" w:color="999999"/>
+          <w:insideV w:val="single" w:sz="4" w:space="0" w:color="999999"/>
         </w:tblBorders>
       </w:tblPr>
       <w:tr>
@@ -3105,27 +3852,27 @@
           </w:tcPr>
           <w:p>
             <w:r>
-              <w:t>gasCoverageRatio</w:t>
-            </w:r>
-          </w:p>
-        </w:tc>
-        <w:tc>
-          <w:tcPr>
-            <w:tcW w:w="2400" w:type="dxa"/>
-          </w:tcPr>
-          <w:p>
-            <w:r>
-              <w:t>Статус</w:t>
-            </w:r>
-          </w:p>
-        </w:tc>
-        <w:tc>
-          <w:tcPr>
-            <w:tcW w:w="2400" w:type="dxa"/>
-          </w:tcPr>
-          <w:p>
-            <w:r>
-              <w:t>Действие</w:t>
+              <w:t xml:space="preserve">gasCoverageRatio</w:t>
+            </w:r>
+          </w:p>
+        </w:tc>
+        <w:tc>
+          <w:tcPr>
+            <w:tcW w:w="2400" w:type="dxa"/>
+          </w:tcPr>
+          <w:p>
+            <w:r>
+              <w:t xml:space="preserve">Статус</w:t>
+            </w:r>
+          </w:p>
+        </w:tc>
+        <w:tc>
+          <w:tcPr>
+            <w:tcW w:w="2400" w:type="dxa"/>
+          </w:tcPr>
+          <w:p>
+            <w:r>
+              <w:t xml:space="preserve">Действие</w:t>
             </w:r>
           </w:p>
         </w:tc>
@@ -3137,27 +3884,27 @@
           </w:tcPr>
           <w:p>
             <w:r>
-              <w:t>&gt;= 2.0</w:t>
-            </w:r>
-          </w:p>
-        </w:tc>
-        <w:tc>
-          <w:tcPr>
-            <w:tcW w:w="2400" w:type="dxa"/>
-          </w:tcPr>
-          <w:p>
-            <w:r>
-              <w:t>Нормально</w:t>
-            </w:r>
-          </w:p>
-        </w:tc>
-        <w:tc>
-          <w:tcPr>
-            <w:tcW w:w="2400" w:type="dxa"/>
-          </w:tcPr>
-          <w:p>
-            <w:r>
-              <w:t>Выплаты работают</w:t>
+              <w:t xml:space="preserve">&gt;= 2.0</w:t>
+            </w:r>
+          </w:p>
+        </w:tc>
+        <w:tc>
+          <w:tcPr>
+            <w:tcW w:w="2400" w:type="dxa"/>
+          </w:tcPr>
+          <w:p>
+            <w:r>
+              <w:t xml:space="preserve">Нормально</w:t>
+            </w:r>
+          </w:p>
+        </w:tc>
+        <w:tc>
+          <w:tcPr>
+            <w:tcW w:w="2400" w:type="dxa"/>
+          </w:tcPr>
+          <w:p>
+            <w:r>
+              <w:t xml:space="preserve">Выплаты работают</w:t>
             </w:r>
           </w:p>
         </w:tc>
@@ -3169,27 +3916,27 @@
           </w:tcPr>
           <w:p>
             <w:r>
-              <w:t>1.0-2.0</w:t>
-            </w:r>
-          </w:p>
-        </w:tc>
-        <w:tc>
-          <w:tcPr>
-            <w:tcW w:w="2400" w:type="dxa"/>
-          </w:tcPr>
-          <w:p>
-            <w:r>
-              <w:t>Внимание</w:t>
-            </w:r>
-          </w:p>
-        </w:tc>
-        <w:tc>
-          <w:tcPr>
-            <w:tcW w:w="2400" w:type="dxa"/>
-          </w:tcPr>
-          <w:p>
-            <w:r>
-              <w:t>Мониторинг и ограничение повторов</w:t>
+              <w:t xml:space="preserve">1.0-2.0</w:t>
+            </w:r>
+          </w:p>
+        </w:tc>
+        <w:tc>
+          <w:tcPr>
+            <w:tcW w:w="2400" w:type="dxa"/>
+          </w:tcPr>
+          <w:p>
+            <w:r>
+              <w:t xml:space="preserve">Внимание</w:t>
+            </w:r>
+          </w:p>
+        </w:tc>
+        <w:tc>
+          <w:tcPr>
+            <w:tcW w:w="2400" w:type="dxa"/>
+          </w:tcPr>
+          <w:p>
+            <w:r>
+              <w:t xml:space="preserve">Мониторинг и ограничение повторов</w:t>
             </w:r>
           </w:p>
         </w:tc>
@@ -3201,45 +3948,57 @@
           </w:tcPr>
           <w:p>
             <w:r>
-              <w:t>&lt; 1.0</w:t>
-            </w:r>
-          </w:p>
-        </w:tc>
-        <w:tc>
-          <w:tcPr>
-            <w:tcW w:w="2400" w:type="dxa"/>
-          </w:tcPr>
-          <w:p>
-            <w:r>
-              <w:t>Дефицит</w:t>
-            </w:r>
-          </w:p>
-        </w:tc>
-        <w:tc>
-          <w:tcPr>
-            <w:tcW w:w="2400" w:type="dxa"/>
-          </w:tcPr>
-          <w:p>
-            <w:r>
-              <w:t>Пополнение gas reserve из операционного кошелька</w:t>
+              <w:t xml:space="preserve">&lt; 1.0</w:t>
+            </w:r>
+          </w:p>
+        </w:tc>
+        <w:tc>
+          <w:tcPr>
+            <w:tcW w:w="2400" w:type="dxa"/>
+          </w:tcPr>
+          <w:p>
+            <w:r>
+              <w:t xml:space="preserve">Дефицит</w:t>
+            </w:r>
+          </w:p>
+        </w:tc>
+        <w:tc>
+          <w:tcPr>
+            <w:tcW w:w="2400" w:type="dxa"/>
+          </w:tcPr>
+          <w:p>
+            <w:r>
+              <w:t xml:space="preserve">Пополнение gas reserve из операционного кошелька</w:t>
             </w:r>
           </w:p>
         </w:tc>
       </w:tr>
     </w:tbl>
-    <w:p/>
+    <w:p>
+      <w:r>
+        <w:t xml:space="preserve"/>
+      </w:r>
+    </w:p>
     <w:p>
       <w:r>
         <w:t xml:space="preserve">Важно: если gas reserve не хватает, пользовательская выплата не отменяется. Платформа должна пополнить gas reserve или включить fallback claim.</w:t>
       </w:r>
     </w:p>
-    <w:p/>
+    <w:p>
+      <w:r>
+        <w:t xml:space="preserve"/>
+      </w:r>
+    </w:p>
     <w:p>
       <w:r>
         <w:t xml:space="preserve">Если gasCoverageRatio &lt; 1.0:</w:t>
       </w:r>
     </w:p>
-    <w:p/>
+    <w:p>
+      <w:r>
+        <w:t xml:space="preserve"/>
+      </w:r>
+    </w:p>
     <w:p>
       <w:pPr>
         <w:pStyle w:val="Code"/>
@@ -3280,28 +4039,44 @@
         <w:t xml:space="preserve">после пополнения executor продолжает выплаты</w:t>
       </w:r>
     </w:p>
-    <w:p/>
+    <w:p>
+      <w:r>
+        <w:t xml:space="preserve"/>
+      </w:r>
+    </w:p>
     <w:p>
       <w:r>
         <w:t xml:space="preserve">GasPaused не означает, что конкретная выплата ошибочна. Это системная пауза из-за недостатка газа. Поэтому выплаты не должны автоматически переводиться в RetryableFailed только из-за дефицита gas reserve.</w:t>
       </w:r>
     </w:p>
-    <w:p/>
+    <w:p>
+      <w:r>
+        <w:t xml:space="preserve"/>
+      </w:r>
+    </w:p>
     <w:p>
       <w:r>
         <w:t xml:space="preserve">Если пополнение gas reserve задерживается, пользователю может быть открыт fallback claim.</w:t>
       </w:r>
     </w:p>
-    <w:p/>
+    <w:p>
+      <w:r>
+        <w:t xml:space="preserve"/>
+      </w:r>
+    </w:p>
     <w:p>
       <w:r>
         <w:t xml:space="preserve">Неиспользованный остаток gasReserve после завершения выплат и retry:</w:t>
       </w:r>
     </w:p>
-    <w:p/>
-    <w:p>
-      <w:pPr>
-        <w:pStyle w:val="Bullet"/>
+    <w:p>
+      <w:r>
+        <w:t xml:space="preserve"/>
+      </w:r>
+    </w:p>
+    <w:p>
+      <w:pPr>
+        <w:pStyle w:val="ListParagraph"/>
       </w:pPr>
       <w:r>
         <w:t xml:space="preserve">• переносится на покрытие газа будущих тиражей;</w:t>
@@ -3309,7 +4084,7 @@
     </w:p>
     <w:p>
       <w:pPr>
-        <w:pStyle w:val="Bullet"/>
+        <w:pStyle w:val="ListParagraph"/>
       </w:pPr>
       <w:r>
         <w:t xml:space="preserve">• может частично переводиться в jackpot support reserve по решению администрации;</w:t>
@@ -3317,7 +4092,7 @@
     </w:p>
     <w:p>
       <w:pPr>
-        <w:pStyle w:val="Bullet"/>
+        <w:pStyle w:val="ListParagraph"/>
       </w:pPr>
       <w:r>
         <w:t xml:space="preserve">• может оставаться в операционной казне платформы;</w:t>
@@ -3325,7 +4100,7 @@
     </w:p>
     <w:p>
       <w:pPr>
-        <w:pStyle w:val="Bullet"/>
+        <w:pStyle w:val="ListParagraph"/>
       </w:pPr>
       <w:r>
         <w:t xml:space="preserve">• не возвращается в prizePool текущего тиража;</w:t>
@@ -3333,35 +4108,60 @@
     </w:p>
     <w:p>
       <w:pPr>
-        <w:pStyle w:val="Bullet"/>
+        <w:pStyle w:val="ListParagraph"/>
       </w:pPr>
       <w:r>
         <w:t xml:space="preserve">• должен логироваться в финансовом отчете.</w:t>
       </w:r>
     </w:p>
-    <w:p/>
-    <w:p/>
-    <w:p>
-      <w:pPr>
-        <w:pStyle w:val="Heading2"/>
+    <w:p>
+      <w:r>
+        <w:t xml:space="preserve"/>
+      </w:r>
+    </w:p>
+    <w:p>
+      <w:r>
+        <w:br w:type="page"/>
+      </w:r>
+    </w:p>
+    <w:p>
+      <w:r>
+        <w:t xml:space="preserve"/>
+      </w:r>
+    </w:p>
+    <w:p>
+      <w:pPr>
+        <w:pStyle w:val="Heading1"/>
       </w:pPr>
       <w:r>
         <w:t xml:space="preserve">11. Почему gas reserve не берется из призового фонда</w:t>
       </w:r>
     </w:p>
-    <w:p/>
+    <w:p>
+      <w:r>
+        <w:t xml:space="preserve"/>
+      </w:r>
+    </w:p>
     <w:p>
       <w:r>
         <w:t xml:space="preserve">Gas reserve не должен уменьшать выплаты пользователям.</w:t>
       </w:r>
     </w:p>
-    <w:p/>
+    <w:p>
+      <w:r>
+        <w:t xml:space="preserve"/>
+      </w:r>
+    </w:p>
     <w:p>
       <w:r>
         <w:t xml:space="preserve">Правило:</w:t>
       </w:r>
     </w:p>
-    <w:p/>
+    <w:p>
+      <w:r>
+        <w:t xml:space="preserve"/>
+      </w:r>
+    </w:p>
     <w:p>
       <w:pPr>
         <w:pStyle w:val="Code"/>
@@ -3386,54 +4186,83 @@
         <w:t xml:space="preserve">gasReserve пополняется из комиссии платформы и операционных средств OX</w:t>
       </w:r>
     </w:p>
-    <w:p/>
+    <w:p>
+      <w:r>
+        <w:t xml:space="preserve"/>
+      </w:r>
+    </w:p>
     <w:p>
       <w:r>
         <w:t xml:space="preserve">Это сохраняет доверие к модели 80/10/10.</w:t>
       </w:r>
     </w:p>
-    <w:p/>
-    <w:p/>
-    <w:p>
-      <w:pPr>
-        <w:pStyle w:val="Heading2"/>
+    <w:p>
+      <w:r>
+        <w:t xml:space="preserve"/>
+      </w:r>
+    </w:p>
+    <w:p>
+      <w:r>
+        <w:br w:type="page"/>
+      </w:r>
+    </w:p>
+    <w:p>
+      <w:r>
+        <w:t xml:space="preserve"/>
+      </w:r>
+    </w:p>
+    <w:p>
+      <w:pPr>
+        <w:pStyle w:val="Heading1"/>
       </w:pPr>
       <w:r>
         <w:t xml:space="preserve">12. KYC и крупные выплаты</w:t>
       </w:r>
     </w:p>
-    <w:p/>
+    <w:p>
+      <w:r>
+        <w:t xml:space="preserve"/>
+      </w:r>
+    </w:p>
     <w:p>
       <w:r>
         <w:t xml:space="preserve">KYC threshold (порог верификации) пока остается открытым для комплаенса.</w:t>
       </w:r>
     </w:p>
-    <w:p/>
+    <w:p>
+      <w:r>
+        <w:t xml:space="preserve"/>
+      </w:r>
+    </w:p>
     <w:p>
       <w:r>
         <w:t xml:space="preserve">Но архитектура должна поддерживать:</w:t>
       </w:r>
     </w:p>
-    <w:p/>
-    <w:p>
-      <w:pPr>
-        <w:pStyle w:val="Bullet"/>
-      </w:pPr>
-      <w:r>
-        <w:t xml:space="preserve">• автоматическую выплату без KYC для сумм ниже порога;</w:t>
-      </w:r>
-    </w:p>
-    <w:p>
-      <w:pPr>
-        <w:pStyle w:val="Bullet"/>
-      </w:pPr>
-      <w:r>
-        <w:t xml:space="preserve">• блокировку выплаты при достижении KYC-порога;</w:t>
-      </w:r>
-    </w:p>
-    <w:p>
-      <w:pPr>
-        <w:pStyle w:val="Bullet"/>
+    <w:p>
+      <w:r>
+        <w:t xml:space="preserve"/>
+      </w:r>
+    </w:p>
+    <w:p>
+      <w:pPr>
+        <w:pStyle w:val="ListParagraph"/>
+      </w:pPr>
+      <w:r>
+        <w:t xml:space="preserve">• автоматическую выплату для валидного билета, если проверки до покупки пройдены и нет объективного AML/санкционного/geo/compliance-флага;</w:t>
+      </w:r>
+    </w:p>
+    <w:p>
+      <w:pPr>
+        <w:pStyle w:val="ListParagraph"/>
+      </w:pPr>
+      <w:r>
+        <w:t xml:space="preserve">• блокировку выплаты только при заранее описанном юридическом или compliance-основании;</w:t>
+      </w:r>
+    </w:p>
+    <w:p>
+      <w:pPr>
+        <w:pStyle w:val="ListParagraph"/>
       </w:pPr>
       <w:r>
         <w:t xml:space="preserve">• статус BlockedKYC;</w:t>
@@ -3441,7 +4270,15 @@
     </w:p>
     <w:p>
       <w:pPr>
-        <w:pStyle w:val="Bullet"/>
+        <w:pStyle w:val="ListParagraph"/>
+      </w:pPr>
+      <w:r>
+        <w:t xml:space="preserve">• статус BlockedCompliance;</w:t>
+      </w:r>
+    </w:p>
+    <w:p>
+      <w:pPr>
+        <w:pStyle w:val="ListParagraph"/>
       </w:pPr>
       <w:r>
         <w:t xml:space="preserve">• уведомление пользователя;</w:t>
@@ -3449,33 +4286,65 @@
     </w:p>
     <w:p>
       <w:pPr>
-        <w:pStyle w:val="Bullet"/>
-      </w:pPr>
-      <w:r>
-        <w:t xml:space="preserve">• ручное подтверждение после прохождения KYC;</w:t>
-      </w:r>
-    </w:p>
-    <w:p>
-      <w:pPr>
-        <w:pStyle w:val="Bullet"/>
+        <w:pStyle w:val="ListParagraph"/>
+      </w:pPr>
+      <w:r>
+        <w:t xml:space="preserve">• ручное подтверждение после прохождения KYC или закрытия compliance review;</w:t>
+      </w:r>
+    </w:p>
+    <w:p>
+      <w:pPr>
+        <w:pStyle w:val="ListParagraph"/>
       </w:pPr>
       <w:r>
         <w:t xml:space="preserve">• логирование всех действий.</w:t>
       </w:r>
     </w:p>
-    <w:p/>
+    <w:p>
+      <w:r>
+        <w:t xml:space="preserve"/>
+      </w:r>
+    </w:p>
     <w:p>
       <w:r>
         <w:t xml:space="preserve">Правило:</w:t>
       </w:r>
     </w:p>
-    <w:p/>
-    <w:p>
-      <w:pPr>
-        <w:pStyle w:val="Code"/>
-      </w:pPr>
-      <w:r>
-        <w:t xml:space="preserve">если payoutAmount &gt;= kycThreshold:</w:t>
+    <w:p>
+      <w:r>
+        <w:t xml:space="preserve"/>
+      </w:r>
+    </w:p>
+    <w:p>
+      <w:pPr>
+        <w:pStyle w:val="Code"/>
+      </w:pPr>
+      <w:r>
+        <w:t xml:space="preserve">если objectiveComplianceBlock == true:</w:t>
+      </w:r>
+    </w:p>
+    <w:p>
+      <w:pPr>
+        <w:pStyle w:val="Code"/>
+      </w:pPr>
+      <w:r>
+        <w:t xml:space="preserve">    payoutStatus = BlockedCompliance</w:t>
+      </w:r>
+    </w:p>
+    <w:p>
+      <w:pPr>
+        <w:pStyle w:val="Code"/>
+      </w:pPr>
+      <w:r>
+        <w:t xml:space="preserve">    autoExecutor не отправляет выплату</w:t>
+      </w:r>
+    </w:p>
+    <w:p>
+      <w:pPr>
+        <w:pStyle w:val="Code"/>
+      </w:pPr>
+      <w:r>
+        <w:t xml:space="preserve">иначе если requiredKycBeforePurchase == true и kycStatus != Approved:</w:t>
       </w:r>
     </w:p>
     <w:p>
@@ -3494,35 +4363,90 @@
         <w:t xml:space="preserve">    autoExecutor не отправляет выплату</w:t>
       </w:r>
     </w:p>
-    <w:p/>
-    <w:p>
-      <w:r>
-        <w:t xml:space="preserve">KYC не должен менять сумму выигрыша. Он только блокирует отправку до выполнения юридических требований.</w:t>
-      </w:r>
-    </w:p>
-    <w:p/>
-    <w:p/>
-    <w:p>
-      <w:pPr>
-        <w:pStyle w:val="Heading2"/>
+    <w:p>
+      <w:pPr>
+        <w:pStyle w:val="Code"/>
+      </w:pPr>
+      <w:r>
+        <w:t xml:space="preserve">иначе:</w:t>
+      </w:r>
+    </w:p>
+    <w:p>
+      <w:pPr>
+        <w:pStyle w:val="Code"/>
+      </w:pPr>
+      <w:r>
+        <w:t xml:space="preserve">    payoutStatus = ReadyForPayout</w:t>
+      </w:r>
+    </w:p>
+    <w:p>
+      <w:r>
+        <w:t xml:space="preserve"/>
+      </w:r>
+    </w:p>
+    <w:p>
+      <w:r>
+        <w:t xml:space="preserve">Размер выигрыша сам по себе не является причиной для нового KYC после победы. Блокировка допустима только по объективному фактору: санкционный/AML-флаг, доказанный обход geo/risk-правил, незавершенная проверка, которая должна была быть пройдена до крупной покупки, или прямое требование юридической политики конкретной страны.</w:t>
+      </w:r>
+    </w:p>
+    <w:p>
+      <w:r>
+        <w:t xml:space="preserve"/>
+      </w:r>
+    </w:p>
+    <w:p>
+      <w:r>
+        <w:t xml:space="preserve">KYC не должен менять сумму выигрыша и не используется как скрытый отказ от выплаты. Он только временно блокирует отправку до выполнения заранее описанных юридических требований.</w:t>
+      </w:r>
+    </w:p>
+    <w:p>
+      <w:r>
+        <w:t xml:space="preserve"/>
+      </w:r>
+    </w:p>
+    <w:p>
+      <w:r>
+        <w:br w:type="page"/>
+      </w:r>
+    </w:p>
+    <w:p>
+      <w:r>
+        <w:t xml:space="preserve"/>
+      </w:r>
+    </w:p>
+    <w:p>
+      <w:pPr>
+        <w:pStyle w:val="Heading1"/>
       </w:pPr>
       <w:r>
         <w:t xml:space="preserve">13. Апелляции и исправления</w:t>
       </w:r>
     </w:p>
-    <w:p/>
+    <w:p>
+      <w:r>
+        <w:t xml:space="preserve"/>
+      </w:r>
+    </w:p>
     <w:p>
       <w:r>
         <w:t xml:space="preserve">Выплаты нельзя запускать сразу после публикации результатов.</w:t>
       </w:r>
     </w:p>
-    <w:p/>
+    <w:p>
+      <w:r>
+        <w:t xml:space="preserve"/>
+      </w:r>
+    </w:p>
     <w:p>
       <w:r>
         <w:t xml:space="preserve">Связь с этапом 2:</w:t>
       </w:r>
     </w:p>
-    <w:p/>
+    <w:p>
+      <w:r>
+        <w:t xml:space="preserve"/>
+      </w:r>
+    </w:p>
     <w:p>
       <w:pPr>
         <w:pStyle w:val="Code"/>
@@ -3547,16 +4471,24 @@
         <w:t xml:space="preserve">после этого выплаты активируются</w:t>
       </w:r>
     </w:p>
-    <w:p/>
+    <w:p>
+      <w:r>
+        <w:t xml:space="preserve"/>
+      </w:r>
+    </w:p>
     <w:p>
       <w:r>
         <w:t xml:space="preserve">Если во время апелляции результаты изменились:</w:t>
       </w:r>
     </w:p>
-    <w:p/>
-    <w:p>
-      <w:pPr>
-        <w:pStyle w:val="Bullet"/>
+    <w:p>
+      <w:r>
+        <w:t xml:space="preserve"/>
+      </w:r>
+    </w:p>
+    <w:p>
+      <w:pPr>
+        <w:pStyle w:val="ListParagraph"/>
       </w:pPr>
       <w:r>
         <w:t xml:space="preserve">• старый payout manifest не публикуется;</w:t>
@@ -3564,7 +4496,7 @@
     </w:p>
     <w:p>
       <w:pPr>
-        <w:pStyle w:val="Bullet"/>
+        <w:pStyle w:val="ListParagraph"/>
       </w:pPr>
       <w:r>
         <w:t xml:space="preserve">• строится новый manifest;</w:t>
@@ -3572,7 +4504,7 @@
     </w:p>
     <w:p>
       <w:pPr>
-        <w:pStyle w:val="Bullet"/>
+        <w:pStyle w:val="ListParagraph"/>
       </w:pPr>
       <w:r>
         <w:t xml:space="preserve">• Merkle root создается заново;</w:t>
@@ -3580,22 +4512,30 @@
     </w:p>
     <w:p>
       <w:pPr>
-        <w:pStyle w:val="Bullet"/>
+        <w:pStyle w:val="ListParagraph"/>
       </w:pPr>
       <w:r>
         <w:t xml:space="preserve">• payout timelock запускается заново.</w:t>
       </w:r>
     </w:p>
-    <w:p/>
+    <w:p>
+      <w:r>
+        <w:t xml:space="preserve"/>
+      </w:r>
+    </w:p>
     <w:p>
       <w:r>
         <w:t xml:space="preserve">Если ошибка найдена после публикации root, но до активации выплат:</w:t>
       </w:r>
     </w:p>
-    <w:p/>
-    <w:p>
-      <w:pPr>
-        <w:pStyle w:val="Bullet"/>
+    <w:p>
+      <w:r>
+        <w:t xml:space="preserve"/>
+      </w:r>
+    </w:p>
+    <w:p>
+      <w:pPr>
+        <w:pStyle w:val="ListParagraph"/>
       </w:pPr>
       <w:r>
         <w:t xml:space="preserve">• root отменяется через multisig;</w:t>
@@ -3603,7 +4543,7 @@
     </w:p>
     <w:p>
       <w:pPr>
-        <w:pStyle w:val="Bullet"/>
+        <w:pStyle w:val="ListParagraph"/>
       </w:pPr>
       <w:r>
         <w:t xml:space="preserve">• публикуется новый root;</w:t>
@@ -3611,7 +4551,7 @@
     </w:p>
     <w:p>
       <w:pPr>
-        <w:pStyle w:val="Bullet"/>
+        <w:pStyle w:val="ListParagraph"/>
       </w:pPr>
       <w:r>
         <w:t xml:space="preserve">• событие PayoutRootCancelled логируется;</w:t>
@@ -3619,22 +4559,30 @@
     </w:p>
     <w:p>
       <w:pPr>
-        <w:pStyle w:val="Bullet"/>
+        <w:pStyle w:val="ListParagraph"/>
       </w:pPr>
       <w:r>
         <w:t xml:space="preserve">• timelock запускается заново.</w:t>
       </w:r>
     </w:p>
-    <w:p/>
+    <w:p>
+      <w:r>
+        <w:t xml:space="preserve"/>
+      </w:r>
+    </w:p>
     <w:p>
       <w:r>
         <w:t xml:space="preserve">Если ошибка найдена после части выплат:</w:t>
       </w:r>
     </w:p>
-    <w:p/>
-    <w:p>
-      <w:pPr>
-        <w:pStyle w:val="Bullet"/>
+    <w:p>
+      <w:r>
+        <w:t xml:space="preserve"/>
+      </w:r>
+    </w:p>
+    <w:p>
+      <w:pPr>
+        <w:pStyle w:val="ListParagraph"/>
       </w:pPr>
       <w:r>
         <w:t xml:space="preserve">• тираж переводится в Paused;</w:t>
@@ -3642,7 +4590,7 @@
     </w:p>
     <w:p>
       <w:pPr>
-        <w:pStyle w:val="Bullet"/>
+        <w:pStyle w:val="ListParagraph"/>
       </w:pPr>
       <w:r>
         <w:t xml:space="preserve">• уже выплаченные суммы фиксируются;</w:t>
@@ -3650,7 +4598,7 @@
     </w:p>
     <w:p>
       <w:pPr>
-        <w:pStyle w:val="Bullet"/>
+        <w:pStyle w:val="ListParagraph"/>
       </w:pPr>
       <w:r>
         <w:t xml:space="preserve">• корректировка выполняется отдельной процедурой через multisig;</w:t>
@@ -3658,38 +4606,60 @@
     </w:p>
     <w:p>
       <w:pPr>
-        <w:pStyle w:val="Bullet"/>
+        <w:pStyle w:val="ListParagraph"/>
       </w:pPr>
       <w:r>
         <w:t xml:space="preserve">• нужен юридический и финансовый разбор.</w:t>
       </w:r>
     </w:p>
-    <w:p/>
-    <w:p/>
-    <w:p>
-      <w:pPr>
-        <w:pStyle w:val="Heading2"/>
+    <w:p>
+      <w:r>
+        <w:t xml:space="preserve"/>
+      </w:r>
+    </w:p>
+    <w:p>
+      <w:r>
+        <w:br w:type="page"/>
+      </w:r>
+    </w:p>
+    <w:p>
+      <w:r>
+        <w:t xml:space="preserve"/>
+      </w:r>
+    </w:p>
+    <w:p>
+      <w:pPr>
+        <w:pStyle w:val="Heading1"/>
       </w:pPr>
       <w:r>
         <w:t xml:space="preserve">14. Ошибки выплат и retry</w:t>
       </w:r>
     </w:p>
-    <w:p/>
+    <w:p>
+      <w:r>
+        <w:t xml:space="preserve"/>
+      </w:r>
+    </w:p>
     <w:p>
       <w:r>
         <w:t xml:space="preserve">Типы ошибок:</w:t>
       </w:r>
     </w:p>
-    <w:p/>
+    <w:p>
+      <w:r>
+        <w:t xml:space="preserve"/>
+      </w:r>
+    </w:p>
     <w:tbl>
       <w:tblPr>
+        <w:tblW w:w="0" w:type="auto"/>
         <w:tblBorders>
-          <w:top w:val="single" w:sz="4"/>
-          <w:left w:val="single" w:sz="4"/>
-          <w:bottom w:val="single" w:sz="4"/>
-          <w:right w:val="single" w:sz="4"/>
-          <w:insideH w:val="single" w:sz="4"/>
-          <w:insideV w:val="single" w:sz="4"/>
+          <w:top w:val="single" w:sz="4" w:space="0" w:color="999999"/>
+          <w:left w:val="single" w:sz="4" w:space="0" w:color="999999"/>
+          <w:bottom w:val="single" w:sz="4" w:space="0" w:color="999999"/>
+          <w:right w:val="single" w:sz="4" w:space="0" w:color="999999"/>
+          <w:insideH w:val="single" w:sz="4" w:space="0" w:color="999999"/>
+          <w:insideV w:val="single" w:sz="4" w:space="0" w:color="999999"/>
         </w:tblBorders>
       </w:tblPr>
       <w:tr>
@@ -3699,27 +4669,27 @@
           </w:tcPr>
           <w:p>
             <w:r>
-              <w:t>Ошибка</w:t>
-            </w:r>
-          </w:p>
-        </w:tc>
-        <w:tc>
-          <w:tcPr>
-            <w:tcW w:w="2400" w:type="dxa"/>
-          </w:tcPr>
-          <w:p>
-            <w:r>
-              <w:t>Пример</w:t>
-            </w:r>
-          </w:p>
-        </w:tc>
-        <w:tc>
-          <w:tcPr>
-            <w:tcW w:w="2400" w:type="dxa"/>
-          </w:tcPr>
-          <w:p>
-            <w:r>
-              <w:t>Действие</w:t>
+              <w:t xml:space="preserve">Ошибка</w:t>
+            </w:r>
+          </w:p>
+        </w:tc>
+        <w:tc>
+          <w:tcPr>
+            <w:tcW w:w="2400" w:type="dxa"/>
+          </w:tcPr>
+          <w:p>
+            <w:r>
+              <w:t xml:space="preserve">Пример</w:t>
+            </w:r>
+          </w:p>
+        </w:tc>
+        <w:tc>
+          <w:tcPr>
+            <w:tcW w:w="2400" w:type="dxa"/>
+          </w:tcPr>
+          <w:p>
+            <w:r>
+              <w:t xml:space="preserve">Действие</w:t>
             </w:r>
           </w:p>
         </w:tc>
@@ -3731,27 +4701,27 @@
           </w:tcPr>
           <w:p>
             <w:r>
-              <w:t>TemporaryGasError</w:t>
-            </w:r>
-          </w:p>
-        </w:tc>
-        <w:tc>
-          <w:tcPr>
-            <w:tcW w:w="2400" w:type="dxa"/>
-          </w:tcPr>
-          <w:p>
-            <w:r>
-              <w:t>газ резко подорожал</w:t>
-            </w:r>
-          </w:p>
-        </w:tc>
-        <w:tc>
-          <w:tcPr>
-            <w:tcW w:w="2400" w:type="dxa"/>
-          </w:tcPr>
-          <w:p>
-            <w:r>
-              <w:t>retry позже</w:t>
+              <w:t xml:space="preserve">TemporaryGasError</w:t>
+            </w:r>
+          </w:p>
+        </w:tc>
+        <w:tc>
+          <w:tcPr>
+            <w:tcW w:w="2400" w:type="dxa"/>
+          </w:tcPr>
+          <w:p>
+            <w:r>
+              <w:t xml:space="preserve">газ резко подорожал</w:t>
+            </w:r>
+          </w:p>
+        </w:tc>
+        <w:tc>
+          <w:tcPr>
+            <w:tcW w:w="2400" w:type="dxa"/>
+          </w:tcPr>
+          <w:p>
+            <w:r>
+              <w:t xml:space="preserve">retry позже</w:t>
             </w:r>
           </w:p>
         </w:tc>
@@ -3763,27 +4733,27 @@
           </w:tcPr>
           <w:p>
             <w:r>
-              <w:t>RpcError</w:t>
-            </w:r>
-          </w:p>
-        </w:tc>
-        <w:tc>
-          <w:tcPr>
-            <w:tcW w:w="2400" w:type="dxa"/>
-          </w:tcPr>
-          <w:p>
-            <w:r>
-              <w:t>сбой RPC-провайдера</w:t>
-            </w:r>
-          </w:p>
-        </w:tc>
-        <w:tc>
-          <w:tcPr>
-            <w:tcW w:w="2400" w:type="dxa"/>
-          </w:tcPr>
-          <w:p>
-            <w:r>
-              <w:t>retry через другого провайдера</w:t>
+              <w:t xml:space="preserve">RpcError</w:t>
+            </w:r>
+          </w:p>
+        </w:tc>
+        <w:tc>
+          <w:tcPr>
+            <w:tcW w:w="2400" w:type="dxa"/>
+          </w:tcPr>
+          <w:p>
+            <w:r>
+              <w:t xml:space="preserve">сбой RPC-провайдера</w:t>
+            </w:r>
+          </w:p>
+        </w:tc>
+        <w:tc>
+          <w:tcPr>
+            <w:tcW w:w="2400" w:type="dxa"/>
+          </w:tcPr>
+          <w:p>
+            <w:r>
+              <w:t xml:space="preserve">retry через другого провайдера</w:t>
             </w:r>
           </w:p>
         </w:tc>
@@ -3795,27 +4765,27 @@
           </w:tcPr>
           <w:p>
             <w:r>
-              <w:t>ProofError</w:t>
-            </w:r>
-          </w:p>
-        </w:tc>
-        <w:tc>
-          <w:tcPr>
-            <w:tcW w:w="2400" w:type="dxa"/>
-          </w:tcPr>
-          <w:p>
-            <w:r>
-              <w:t>неверное Merkle proof</w:t>
-            </w:r>
-          </w:p>
-        </w:tc>
-        <w:tc>
-          <w:tcPr>
-            <w:tcW w:w="2400" w:type="dxa"/>
-          </w:tcPr>
-          <w:p>
-            <w:r>
-              <w:t>заблокировать и проверить manifest</w:t>
+              <w:t xml:space="preserve">ProofError</w:t>
+            </w:r>
+          </w:p>
+        </w:tc>
+        <w:tc>
+          <w:tcPr>
+            <w:tcW w:w="2400" w:type="dxa"/>
+          </w:tcPr>
+          <w:p>
+            <w:r>
+              <w:t xml:space="preserve">неверное Merkle proof</w:t>
+            </w:r>
+          </w:p>
+        </w:tc>
+        <w:tc>
+          <w:tcPr>
+            <w:tcW w:w="2400" w:type="dxa"/>
+          </w:tcPr>
+          <w:p>
+            <w:r>
+              <w:t xml:space="preserve">заблокировать и проверить manifest</w:t>
             </w:r>
           </w:p>
         </w:tc>
@@ -3827,27 +4797,27 @@
           </w:tcPr>
           <w:p>
             <w:r>
-              <w:t>AlreadyClaimed</w:t>
-            </w:r>
-          </w:p>
-        </w:tc>
-        <w:tc>
-          <w:tcPr>
-            <w:tcW w:w="2400" w:type="dxa"/>
-          </w:tcPr>
-          <w:p>
-            <w:r>
-              <w:t>выплата уже получена, например пользователь сам сделал fallback claim</w:t>
-            </w:r>
-          </w:p>
-        </w:tc>
-        <w:tc>
-          <w:tcPr>
-            <w:tcW w:w="2400" w:type="dxa"/>
-          </w:tcPr>
-          <w:p>
-            <w:r>
-              <w:t>отметить Paid и не повторять</w:t>
+              <w:t xml:space="preserve">AlreadyClaimed</w:t>
+            </w:r>
+          </w:p>
+        </w:tc>
+        <w:tc>
+          <w:tcPr>
+            <w:tcW w:w="2400" w:type="dxa"/>
+          </w:tcPr>
+          <w:p>
+            <w:r>
+              <w:t xml:space="preserve">выплата уже получена, например пользователь сам сделал fallback claim</w:t>
+            </w:r>
+          </w:p>
+        </w:tc>
+        <w:tc>
+          <w:tcPr>
+            <w:tcW w:w="2400" w:type="dxa"/>
+          </w:tcPr>
+          <w:p>
+            <w:r>
+              <w:t xml:space="preserve">отметить Paid и не повторять</w:t>
             </w:r>
           </w:p>
         </w:tc>
@@ -3859,27 +4829,27 @@
           </w:tcPr>
           <w:p>
             <w:r>
-              <w:t>TokenTransferFailed</w:t>
-            </w:r>
-          </w:p>
-        </w:tc>
-        <w:tc>
-          <w:tcPr>
-            <w:tcW w:w="2400" w:type="dxa"/>
-          </w:tcPr>
-          <w:p>
-            <w:r>
-              <w:t>перевод USDC не прошел</w:t>
-            </w:r>
-          </w:p>
-        </w:tc>
-        <w:tc>
-          <w:tcPr>
-            <w:tcW w:w="2400" w:type="dxa"/>
-          </w:tcPr>
-          <w:p>
-            <w:r>
-              <w:t>ручная проверка</w:t>
+              <w:t xml:space="preserve">TokenTransferFailed</w:t>
+            </w:r>
+          </w:p>
+        </w:tc>
+        <w:tc>
+          <w:tcPr>
+            <w:tcW w:w="2400" w:type="dxa"/>
+          </w:tcPr>
+          <w:p>
+            <w:r>
+              <w:t xml:space="preserve">перевод USDC не прошел</w:t>
+            </w:r>
+          </w:p>
+        </w:tc>
+        <w:tc>
+          <w:tcPr>
+            <w:tcW w:w="2400" w:type="dxa"/>
+          </w:tcPr>
+          <w:p>
+            <w:r>
+              <w:t xml:space="preserve">ручная проверка</w:t>
             </w:r>
           </w:p>
         </w:tc>
@@ -3891,27 +4861,27 @@
           </w:tcPr>
           <w:p>
             <w:r>
-              <w:t>KycRequired</w:t>
-            </w:r>
-          </w:p>
-        </w:tc>
-        <w:tc>
-          <w:tcPr>
-            <w:tcW w:w="2400" w:type="dxa"/>
-          </w:tcPr>
-          <w:p>
-            <w:r>
-              <w:t>сумма требует KYC</w:t>
-            </w:r>
-          </w:p>
-        </w:tc>
-        <w:tc>
-          <w:tcPr>
-            <w:tcW w:w="2400" w:type="dxa"/>
-          </w:tcPr>
-          <w:p>
-            <w:r>
-              <w:t>BlockedKYC</w:t>
+              <w:t xml:space="preserve">KycRequired</w:t>
+            </w:r>
+          </w:p>
+        </w:tc>
+        <w:tc>
+          <w:tcPr>
+            <w:tcW w:w="2400" w:type="dxa"/>
+          </w:tcPr>
+          <w:p>
+            <w:r>
+              <w:t xml:space="preserve">сумма требует KYC</w:t>
+            </w:r>
+          </w:p>
+        </w:tc>
+        <w:tc>
+          <w:tcPr>
+            <w:tcW w:w="2400" w:type="dxa"/>
+          </w:tcPr>
+          <w:p>
+            <w:r>
+              <w:t xml:space="preserve">BlockedKYC</w:t>
             </w:r>
           </w:p>
         </w:tc>
@@ -3923,70 +4893,103 @@
           </w:tcPr>
           <w:p>
             <w:r>
-              <w:t>ComplianceBlocked</w:t>
-            </w:r>
-          </w:p>
-        </w:tc>
-        <w:tc>
-          <w:tcPr>
-            <w:tcW w:w="2400" w:type="dxa"/>
-          </w:tcPr>
-          <w:p>
-            <w:r>
-              <w:t>блокировка комплаенса</w:t>
-            </w:r>
-          </w:p>
-        </w:tc>
-        <w:tc>
-          <w:tcPr>
-            <w:tcW w:w="2400" w:type="dxa"/>
-          </w:tcPr>
-          <w:p>
-            <w:r>
-              <w:t>BlockedCompliance</w:t>
+              <w:t xml:space="preserve">ComplianceBlocked</w:t>
+            </w:r>
+          </w:p>
+        </w:tc>
+        <w:tc>
+          <w:tcPr>
+            <w:tcW w:w="2400" w:type="dxa"/>
+          </w:tcPr>
+          <w:p>
+            <w:r>
+              <w:t xml:space="preserve">блокировка комплаенса</w:t>
+            </w:r>
+          </w:p>
+        </w:tc>
+        <w:tc>
+          <w:tcPr>
+            <w:tcW w:w="2400" w:type="dxa"/>
+          </w:tcPr>
+          <w:p>
+            <w:r>
+              <w:t xml:space="preserve">BlockedCompliance</w:t>
             </w:r>
           </w:p>
         </w:tc>
       </w:tr>
     </w:tbl>
-    <w:p/>
+    <w:p>
+      <w:r>
+        <w:t xml:space="preserve"/>
+      </w:r>
+    </w:p>
     <w:p>
       <w:r>
         <w:t xml:space="preserve">Если пользователь сам вызвал fallback claim до того, как executor отправил sponsored claim, это штатная ситуация. Executor должен увидеть AlreadyClaimed через контракт или индексированные события, отметить выплату как Paid и не запускать повторные попытки.</w:t>
       </w:r>
     </w:p>
-    <w:p/>
+    <w:p>
+      <w:r>
+        <w:t xml:space="preserve"/>
+      </w:r>
+    </w:p>
     <w:p>
       <w:r>
         <w:t xml:space="preserve">После maxAutoRetryCount выплата переводится в ManualClaimAvailable или BlockedReview.</w:t>
       </w:r>
     </w:p>
-    <w:p/>
-    <w:p/>
-    <w:p>
-      <w:pPr>
-        <w:pStyle w:val="Heading2"/>
+    <w:p>
+      <w:r>
+        <w:t xml:space="preserve"/>
+      </w:r>
+    </w:p>
+    <w:p>
+      <w:r>
+        <w:br w:type="page"/>
+      </w:r>
+    </w:p>
+    <w:p>
+      <w:r>
+        <w:t xml:space="preserve"/>
+      </w:r>
+    </w:p>
+    <w:p>
+      <w:pPr>
+        <w:pStyle w:val="Heading1"/>
       </w:pPr>
       <w:r>
         <w:t xml:space="preserve">15. Fallback claim</w:t>
       </w:r>
     </w:p>
-    <w:p/>
+    <w:p>
+      <w:r>
+        <w:t xml:space="preserve"/>
+      </w:r>
+    </w:p>
     <w:p>
       <w:r>
         <w:t xml:space="preserve">Fallback claim нужен, если автоматическая выплата не прошла.</w:t>
       </w:r>
     </w:p>
-    <w:p/>
+    <w:p>
+      <w:r>
+        <w:t xml:space="preserve"/>
+      </w:r>
+    </w:p>
     <w:p>
       <w:r>
         <w:t xml:space="preserve">Пользователь может:</w:t>
       </w:r>
     </w:p>
-    <w:p/>
-    <w:p>
-      <w:pPr>
-        <w:pStyle w:val="Bullet"/>
+    <w:p>
+      <w:r>
+        <w:t xml:space="preserve"/>
+      </w:r>
+    </w:p>
+    <w:p>
+      <w:pPr>
+        <w:pStyle w:val="ListParagraph"/>
       </w:pPr>
       <w:r>
         <w:t xml:space="preserve">• открыть страницу выплаты;</w:t>
@@ -3994,7 +4997,7 @@
     </w:p>
     <w:p>
       <w:pPr>
-        <w:pStyle w:val="Bullet"/>
+        <w:pStyle w:val="ListParagraph"/>
       </w:pPr>
       <w:r>
         <w:t xml:space="preserve">• увидеть сумму;</w:t>
@@ -4002,7 +5005,7 @@
     </w:p>
     <w:p>
       <w:pPr>
-        <w:pStyle w:val="Bullet"/>
+        <w:pStyle w:val="ListParagraph"/>
       </w:pPr>
       <w:r>
         <w:t xml:space="preserve">• нажать “Получить вручную”;</w:t>
@@ -4010,7 +5013,7 @@
     </w:p>
     <w:p>
       <w:pPr>
-        <w:pStyle w:val="Bullet"/>
+        <w:pStyle w:val="ListParagraph"/>
       </w:pPr>
       <w:r>
         <w:t xml:space="preserve">• подписать/отправить claim;</w:t>
@@ -4018,44 +5021,73 @@
     </w:p>
     <w:p>
       <w:pPr>
-        <w:pStyle w:val="Bullet"/>
+        <w:pStyle w:val="ListParagraph"/>
       </w:pPr>
       <w:r>
         <w:t xml:space="preserve">• получить USDC.</w:t>
       </w:r>
     </w:p>
-    <w:p/>
+    <w:p>
+      <w:r>
+        <w:t xml:space="preserve"/>
+      </w:r>
+    </w:p>
     <w:p>
       <w:r>
         <w:t xml:space="preserve">Если пользователь сам оплатил газ из-за сбоя автоматической системы, проект может предусмотреть gas reimbursement (возмещение газа). Это решение нужно проверить в финансовой модели.</w:t>
       </w:r>
     </w:p>
-    <w:p/>
+    <w:p>
+      <w:r>
+        <w:t xml:space="preserve"/>
+      </w:r>
+    </w:p>
     <w:p>
       <w:r>
         <w:t xml:space="preserve">Fallback claim не отменяет автоматические выплаты. Он нужен как резервный механизм.</w:t>
       </w:r>
     </w:p>
-    <w:p/>
-    <w:p/>
-    <w:p>
-      <w:pPr>
-        <w:pStyle w:val="Heading2"/>
+    <w:p>
+      <w:r>
+        <w:t xml:space="preserve"/>
+      </w:r>
+    </w:p>
+    <w:p>
+      <w:r>
+        <w:br w:type="page"/>
+      </w:r>
+    </w:p>
+    <w:p>
+      <w:r>
+        <w:t xml:space="preserve"/>
+      </w:r>
+    </w:p>
+    <w:p>
+      <w:pPr>
+        <w:pStyle w:val="Heading1"/>
       </w:pPr>
       <w:r>
         <w:t xml:space="preserve">16. Админ-панель</w:t>
       </w:r>
     </w:p>
-    <w:p/>
+    <w:p>
+      <w:r>
+        <w:t xml:space="preserve"/>
+      </w:r>
+    </w:p>
     <w:p>
       <w:r>
         <w:t xml:space="preserve">Админ-панель должна показывать:</w:t>
       </w:r>
     </w:p>
-    <w:p/>
-    <w:p>
-      <w:pPr>
-        <w:pStyle w:val="Bullet"/>
+    <w:p>
+      <w:r>
+        <w:t xml:space="preserve"/>
+      </w:r>
+    </w:p>
+    <w:p>
+      <w:pPr>
+        <w:pStyle w:val="ListParagraph"/>
       </w:pPr>
       <w:r>
         <w:t xml:space="preserve">• drawId;</w:t>
@@ -4063,7 +5095,7 @@
     </w:p>
     <w:p>
       <w:pPr>
-        <w:pStyle w:val="Bullet"/>
+        <w:pStyle w:val="ListParagraph"/>
       </w:pPr>
       <w:r>
         <w:t xml:space="preserve">• payout root;</w:t>
@@ -4071,7 +5103,7 @@
     </w:p>
     <w:p>
       <w:pPr>
-        <w:pStyle w:val="Bullet"/>
+        <w:pStyle w:val="ListParagraph"/>
       </w:pPr>
       <w:r>
         <w:t xml:space="preserve">• root version;</w:t>
@@ -4079,7 +5111,7 @@
     </w:p>
     <w:p>
       <w:pPr>
-        <w:pStyle w:val="Bullet"/>
+        <w:pStyle w:val="ListParagraph"/>
       </w:pPr>
       <w:r>
         <w:t xml:space="preserve">• total payout amount;</w:t>
@@ -4087,7 +5119,7 @@
     </w:p>
     <w:p>
       <w:pPr>
-        <w:pStyle w:val="Bullet"/>
+        <w:pStyle w:val="ListParagraph"/>
       </w:pPr>
       <w:r>
         <w:t xml:space="preserve">• количество выплат;</w:t>
@@ -4095,7 +5127,7 @@
     </w:p>
     <w:p>
       <w:pPr>
-        <w:pStyle w:val="Bullet"/>
+        <w:pStyle w:val="ListParagraph"/>
       </w:pPr>
       <w:r>
         <w:t xml:space="preserve">• количество автоматических выплат;</w:t>
@@ -4103,7 +5135,7 @@
     </w:p>
     <w:p>
       <w:pPr>
-        <w:pStyle w:val="Bullet"/>
+        <w:pStyle w:val="ListParagraph"/>
       </w:pPr>
       <w:r>
         <w:t xml:space="preserve">• количество ручных claim;</w:t>
@@ -4111,7 +5143,7 @@
     </w:p>
     <w:p>
       <w:pPr>
-        <w:pStyle w:val="Bullet"/>
+        <w:pStyle w:val="ListParagraph"/>
       </w:pPr>
       <w:r>
         <w:t xml:space="preserve">• количество refund;</w:t>
@@ -4119,7 +5151,7 @@
     </w:p>
     <w:p>
       <w:pPr>
-        <w:pStyle w:val="Bullet"/>
+        <w:pStyle w:val="ListParagraph"/>
       </w:pPr>
       <w:r>
         <w:t xml:space="preserve">• количество failed/retry;</w:t>
@@ -4127,7 +5159,7 @@
     </w:p>
     <w:p>
       <w:pPr>
-        <w:pStyle w:val="Bullet"/>
+        <w:pStyle w:val="ListParagraph"/>
       </w:pPr>
       <w:r>
         <w:t xml:space="preserve">• gas reserve;</w:t>
@@ -4135,7 +5167,7 @@
     </w:p>
     <w:p>
       <w:pPr>
-        <w:pStyle w:val="Bullet"/>
+        <w:pStyle w:val="ListParagraph"/>
       </w:pPr>
       <w:r>
         <w:t xml:space="preserve">• estimatedGasCost;</w:t>
@@ -4143,7 +5175,7 @@
     </w:p>
     <w:p>
       <w:pPr>
-        <w:pStyle w:val="Bullet"/>
+        <w:pStyle w:val="ListParagraph"/>
       </w:pPr>
       <w:r>
         <w:t xml:space="preserve">• gasCoverageRatio;</w:t>
@@ -4151,7 +5183,7 @@
     </w:p>
     <w:p>
       <w:pPr>
-        <w:pStyle w:val="Bullet"/>
+        <w:pStyle w:val="ListParagraph"/>
       </w:pPr>
       <w:r>
         <w:t xml:space="preserve">• баланс executor wallet;</w:t>
@@ -4159,7 +5191,7 @@
     </w:p>
     <w:p>
       <w:pPr>
-        <w:pStyle w:val="Bullet"/>
+        <w:pStyle w:val="ListParagraph"/>
       </w:pPr>
       <w:r>
         <w:t xml:space="preserve">• RPC status;</w:t>
@@ -4167,7 +5199,7 @@
     </w:p>
     <w:p>
       <w:pPr>
-        <w:pStyle w:val="Bullet"/>
+        <w:pStyle w:val="ListParagraph"/>
       </w:pPr>
       <w:r>
         <w:t xml:space="preserve">• список BlockedKYC;</w:t>
@@ -4175,7 +5207,7 @@
     </w:p>
     <w:p>
       <w:pPr>
-        <w:pStyle w:val="Bullet"/>
+        <w:pStyle w:val="ListParagraph"/>
       </w:pPr>
       <w:r>
         <w:t xml:space="preserve">• список BlockedCompliance;</w:t>
@@ -4183,7 +5215,7 @@
     </w:p>
     <w:p>
       <w:pPr>
-        <w:pStyle w:val="Bullet"/>
+        <w:pStyle w:val="ListParagraph"/>
       </w:pPr>
       <w:r>
         <w:t xml:space="preserve">• список RetryableFailed;</w:t>
@@ -4191,7 +5223,7 @@
     </w:p>
     <w:p>
       <w:pPr>
-        <w:pStyle w:val="Bullet"/>
+        <w:pStyle w:val="ListParagraph"/>
       </w:pPr>
       <w:r>
         <w:t xml:space="preserve">• список RefundReady;</w:t>
@@ -4199,7 +5231,7 @@
     </w:p>
     <w:p>
       <w:pPr>
-        <w:pStyle w:val="Bullet"/>
+        <w:pStyle w:val="ListParagraph"/>
       </w:pPr>
       <w:r>
         <w:t xml:space="preserve">• статус GasPaused;</w:t>
@@ -4207,7 +5239,7 @@
     </w:p>
     <w:p>
       <w:pPr>
-        <w:pStyle w:val="Bullet"/>
+        <w:pStyle w:val="ListParagraph"/>
       </w:pPr>
       <w:r>
         <w:t xml:space="preserve">• critical alerts по gasCoverageRatio;</w:t>
@@ -4215,7 +5247,7 @@
     </w:p>
     <w:p>
       <w:pPr>
-        <w:pStyle w:val="Bullet"/>
+        <w:pStyle w:val="ListParagraph"/>
       </w:pPr>
       <w:r>
         <w:t xml:space="preserve">• кнопки pause/resume;</w:t>
@@ -4223,22 +5255,30 @@
     </w:p>
     <w:p>
       <w:pPr>
-        <w:pStyle w:val="Bullet"/>
+        <w:pStyle w:val="ListParagraph"/>
       </w:pPr>
       <w:r>
         <w:t xml:space="preserve">• журнал действий.</w:t>
       </w:r>
     </w:p>
-    <w:p/>
+    <w:p>
+      <w:r>
+        <w:t xml:space="preserve"/>
+      </w:r>
+    </w:p>
     <w:p>
       <w:r>
         <w:t xml:space="preserve">Админ-панель должна иметь фильтры:</w:t>
       </w:r>
     </w:p>
-    <w:p/>
-    <w:p>
-      <w:pPr>
-        <w:pStyle w:val="Bullet"/>
+    <w:p>
+      <w:r>
+        <w:t xml:space="preserve"/>
+      </w:r>
+    </w:p>
+    <w:p>
+      <w:pPr>
+        <w:pStyle w:val="ListParagraph"/>
       </w:pPr>
       <w:r>
         <w:t xml:space="preserve">• по статусу выплаты;</w:t>
@@ -4246,7 +5286,7 @@
     </w:p>
     <w:p>
       <w:pPr>
-        <w:pStyle w:val="Bullet"/>
+        <w:pStyle w:val="ListParagraph"/>
       </w:pPr>
       <w:r>
         <w:t xml:space="preserve">• по сумме;</w:t>
@@ -4254,7 +5294,7 @@
     </w:p>
     <w:p>
       <w:pPr>
-        <w:pStyle w:val="Bullet"/>
+        <w:pStyle w:val="ListParagraph"/>
       </w:pPr>
       <w:r>
         <w:t xml:space="preserve">• по пользователю;</w:t>
@@ -4262,7 +5302,7 @@
     </w:p>
     <w:p>
       <w:pPr>
-        <w:pStyle w:val="Bullet"/>
+        <w:pStyle w:val="ListParagraph"/>
       </w:pPr>
       <w:r>
         <w:t xml:space="preserve">• по уровню выигрыша;</w:t>
@@ -4270,7 +5310,7 @@
     </w:p>
     <w:p>
       <w:pPr>
-        <w:pStyle w:val="Bullet"/>
+        <w:pStyle w:val="ListParagraph"/>
       </w:pPr>
       <w:r>
         <w:t xml:space="preserve">• по ошибке;</w:t>
@@ -4278,32 +5318,53 @@
     </w:p>
     <w:p>
       <w:pPr>
-        <w:pStyle w:val="Bullet"/>
+        <w:pStyle w:val="ListParagraph"/>
       </w:pPr>
       <w:r>
         <w:t xml:space="preserve">• по времени.</w:t>
       </w:r>
     </w:p>
-    <w:p/>
-    <w:p/>
-    <w:p>
-      <w:pPr>
-        <w:pStyle w:val="Heading2"/>
+    <w:p>
+      <w:r>
+        <w:t xml:space="preserve"/>
+      </w:r>
+    </w:p>
+    <w:p>
+      <w:r>
+        <w:br w:type="page"/>
+      </w:r>
+    </w:p>
+    <w:p>
+      <w:r>
+        <w:t xml:space="preserve"/>
+      </w:r>
+    </w:p>
+    <w:p>
+      <w:pPr>
+        <w:pStyle w:val="Heading1"/>
       </w:pPr>
       <w:r>
         <w:t xml:space="preserve">17. Пользовательский интерфейс</w:t>
       </w:r>
     </w:p>
-    <w:p/>
+    <w:p>
+      <w:r>
+        <w:t xml:space="preserve"/>
+      </w:r>
+    </w:p>
     <w:p>
       <w:r>
         <w:t xml:space="preserve">Пользователь должен видеть:</w:t>
       </w:r>
     </w:p>
-    <w:p/>
-    <w:p>
-      <w:pPr>
-        <w:pStyle w:val="Bullet"/>
+    <w:p>
+      <w:r>
+        <w:t xml:space="preserve"/>
+      </w:r>
+    </w:p>
+    <w:p>
+      <w:pPr>
+        <w:pStyle w:val="ListParagraph"/>
       </w:pPr>
       <w:r>
         <w:t xml:space="preserve">• выигрышную сумму;</w:t>
@@ -4311,7 +5372,7 @@
     </w:p>
     <w:p>
       <w:pPr>
-        <w:pStyle w:val="Bullet"/>
+        <w:pStyle w:val="ListParagraph"/>
       </w:pPr>
       <w:r>
         <w:t xml:space="preserve">• статус выплаты;</w:t>
@@ -4319,7 +5380,7 @@
     </w:p>
     <w:p>
       <w:pPr>
-        <w:pStyle w:val="Bullet"/>
+        <w:pStyle w:val="ListParagraph"/>
       </w:pPr>
       <w:r>
         <w:t xml:space="preserve">• ожидаемое время;</w:t>
@@ -4327,7 +5388,7 @@
     </w:p>
     <w:p>
       <w:pPr>
-        <w:pStyle w:val="Bullet"/>
+        <w:pStyle w:val="ListParagraph"/>
       </w:pPr>
       <w:r>
         <w:t xml:space="preserve">• причину задержки, если она есть;</w:t>
@@ -4335,7 +5396,7 @@
     </w:p>
     <w:p>
       <w:pPr>
-        <w:pStyle w:val="Bullet"/>
+        <w:pStyle w:val="ListParagraph"/>
       </w:pPr>
       <w:r>
         <w:t xml:space="preserve">• tx hash (хэш транзакции);</w:t>
@@ -4343,7 +5404,7 @@
     </w:p>
     <w:p>
       <w:pPr>
-        <w:pStyle w:val="Bullet"/>
+        <w:pStyle w:val="ListParagraph"/>
       </w:pPr>
       <w:r>
         <w:t xml:space="preserve">• ссылку на explorer (обозреватель блокчейна);</w:t>
@@ -4351,7 +5412,7 @@
     </w:p>
     <w:p>
       <w:pPr>
-        <w:pStyle w:val="Bullet"/>
+        <w:pStyle w:val="ListParagraph"/>
       </w:pPr>
       <w:r>
         <w:t xml:space="preserve">• кнопку manual claim, если автоматическая выплата не прошла;</w:t>
@@ -4359,19 +5420,27 @@
     </w:p>
     <w:p>
       <w:pPr>
-        <w:pStyle w:val="Bullet"/>
+        <w:pStyle w:val="ListParagraph"/>
       </w:pPr>
       <w:r>
         <w:t xml:space="preserve">• сообщение о KYC, если он нужен.</w:t>
       </w:r>
     </w:p>
-    <w:p/>
+    <w:p>
+      <w:r>
+        <w:t xml:space="preserve"/>
+      </w:r>
+    </w:p>
     <w:p>
       <w:r>
         <w:t xml:space="preserve">Примеры статусов:</w:t>
       </w:r>
     </w:p>
-    <w:p/>
+    <w:p>
+      <w:r>
+        <w:t xml:space="preserve"/>
+      </w:r>
+    </w:p>
     <w:p>
       <w:pPr>
         <w:pStyle w:val="Code"/>
@@ -4420,38 +5489,64 @@
         <w:t xml:space="preserve">Можно получить вручную</w:t>
       </w:r>
     </w:p>
-    <w:p/>
+    <w:p>
+      <w:r>
+        <w:t xml:space="preserve"/>
+      </w:r>
+    </w:p>
     <w:p>
       <w:r>
         <w:t xml:space="preserve">UX не должен перегружать пользователя внутренними терминами.</w:t>
       </w:r>
     </w:p>
-    <w:p/>
-    <w:p/>
-    <w:p>
-      <w:pPr>
-        <w:pStyle w:val="Heading2"/>
+    <w:p>
+      <w:r>
+        <w:t xml:space="preserve"/>
+      </w:r>
+    </w:p>
+    <w:p>
+      <w:r>
+        <w:br w:type="page"/>
+      </w:r>
+    </w:p>
+    <w:p>
+      <w:r>
+        <w:t xml:space="preserve"/>
+      </w:r>
+    </w:p>
+    <w:p>
+      <w:pPr>
+        <w:pStyle w:val="Heading1"/>
       </w:pPr>
       <w:r>
         <w:t xml:space="preserve">18. SLA выплат</w:t>
       </w:r>
     </w:p>
-    <w:p/>
+    <w:p>
+      <w:r>
+        <w:t xml:space="preserve"/>
+      </w:r>
+    </w:p>
     <w:p>
       <w:r>
         <w:t xml:space="preserve">Предварительные SLA (целевые показатели) MVP:</w:t>
       </w:r>
     </w:p>
-    <w:p/>
+    <w:p>
+      <w:r>
+        <w:t xml:space="preserve"/>
+      </w:r>
+    </w:p>
     <w:tbl>
       <w:tblPr>
+        <w:tblW w:w="0" w:type="auto"/>
         <w:tblBorders>
-          <w:top w:val="single" w:sz="4"/>
-          <w:left w:val="single" w:sz="4"/>
-          <w:bottom w:val="single" w:sz="4"/>
-          <w:right w:val="single" w:sz="4"/>
-          <w:insideH w:val="single" w:sz="4"/>
-          <w:insideV w:val="single" w:sz="4"/>
+          <w:top w:val="single" w:sz="4" w:space="0" w:color="999999"/>
+          <w:left w:val="single" w:sz="4" w:space="0" w:color="999999"/>
+          <w:bottom w:val="single" w:sz="4" w:space="0" w:color="999999"/>
+          <w:right w:val="single" w:sz="4" w:space="0" w:color="999999"/>
+          <w:insideH w:val="single" w:sz="4" w:space="0" w:color="999999"/>
+          <w:insideV w:val="single" w:sz="4" w:space="0" w:color="999999"/>
         </w:tblBorders>
       </w:tblPr>
       <w:tr>
@@ -4461,17 +5556,17 @@
           </w:tcPr>
           <w:p>
             <w:r>
-              <w:t>Тип выплаты</w:t>
-            </w:r>
-          </w:p>
-        </w:tc>
-        <w:tc>
-          <w:tcPr>
-            <w:tcW w:w="2400" w:type="dxa"/>
-          </w:tcPr>
-          <w:p>
-            <w:r>
-              <w:t>Цель</w:t>
+              <w:t xml:space="preserve">Тип выплаты</w:t>
+            </w:r>
+          </w:p>
+        </w:tc>
+        <w:tc>
+          <w:tcPr>
+            <w:tcW w:w="2400" w:type="dxa"/>
+          </w:tcPr>
+          <w:p>
+            <w:r>
+              <w:t xml:space="preserve">Цель</w:t>
             </w:r>
           </w:p>
         </w:tc>
@@ -4483,17 +5578,17 @@
           </w:tcPr>
           <w:p>
             <w:r>
-              <w:t>Обычные выплаты без KYC</w:t>
-            </w:r>
-          </w:p>
-        </w:tc>
-        <w:tc>
-          <w:tcPr>
-            <w:tcW w:w="2400" w:type="dxa"/>
-          </w:tcPr>
-          <w:p>
-            <w:r>
-              <w:t>начать в течение 15 минут после PayoutsActive</w:t>
+              <w:t xml:space="preserve">Обычные выплаты без KYC</w:t>
+            </w:r>
+          </w:p>
+        </w:tc>
+        <w:tc>
+          <w:tcPr>
+            <w:tcW w:w="2400" w:type="dxa"/>
+          </w:tcPr>
+          <w:p>
+            <w:r>
+              <w:t xml:space="preserve">начать в течение 15 минут после PayoutsActive</w:t>
             </w:r>
           </w:p>
         </w:tc>
@@ -4505,17 +5600,17 @@
           </w:tcPr>
           <w:p>
             <w:r>
-              <w:t>95% обычных выплат</w:t>
-            </w:r>
-          </w:p>
-        </w:tc>
-        <w:tc>
-          <w:tcPr>
-            <w:tcW w:w="2400" w:type="dxa"/>
-          </w:tcPr>
-          <w:p>
-            <w:r>
-              <w:t>завершить в течение 2 часов</w:t>
+              <w:t xml:space="preserve">95% обычных выплат</w:t>
+            </w:r>
+          </w:p>
+        </w:tc>
+        <w:tc>
+          <w:tcPr>
+            <w:tcW w:w="2400" w:type="dxa"/>
+          </w:tcPr>
+          <w:p>
+            <w:r>
+              <w:t xml:space="preserve">завершить в течение 2 часов</w:t>
             </w:r>
           </w:p>
         </w:tc>
@@ -4527,17 +5622,17 @@
           </w:tcPr>
           <w:p>
             <w:r>
-              <w:t>выплаты после retry</w:t>
-            </w:r>
-          </w:p>
-        </w:tc>
-        <w:tc>
-          <w:tcPr>
-            <w:tcW w:w="2400" w:type="dxa"/>
-          </w:tcPr>
-          <w:p>
-            <w:r>
-              <w:t>обработать в течение 24 часов</w:t>
+              <w:t xml:space="preserve">выплаты после retry</w:t>
+            </w:r>
+          </w:p>
+        </w:tc>
+        <w:tc>
+          <w:tcPr>
+            <w:tcW w:w="2400" w:type="dxa"/>
+          </w:tcPr>
+          <w:p>
+            <w:r>
+              <w:t xml:space="preserve">обработать в течение 24 часов</w:t>
             </w:r>
           </w:p>
         </w:tc>
@@ -4549,17 +5644,17 @@
           </w:tcPr>
           <w:p>
             <w:r>
-              <w:t>выплаты с KYC</w:t>
-            </w:r>
-          </w:p>
-        </w:tc>
-        <w:tc>
-          <w:tcPr>
-            <w:tcW w:w="2400" w:type="dxa"/>
-          </w:tcPr>
-          <w:p>
-            <w:r>
-              <w:t>после прохождения KYC</w:t>
+              <w:t xml:space="preserve">выплаты с KYC</w:t>
+            </w:r>
+          </w:p>
+        </w:tc>
+        <w:tc>
+          <w:tcPr>
+            <w:tcW w:w="2400" w:type="dxa"/>
+          </w:tcPr>
+          <w:p>
+            <w:r>
+              <w:t xml:space="preserve">после прохождения KYC</w:t>
             </w:r>
           </w:p>
         </w:tc>
@@ -4571,54 +5666,83 @@
           </w:tcPr>
           <w:p>
             <w:r>
-              <w:t>ручные спорные выплаты</w:t>
-            </w:r>
-          </w:p>
-        </w:tc>
-        <w:tc>
-          <w:tcPr>
-            <w:tcW w:w="2400" w:type="dxa"/>
-          </w:tcPr>
-          <w:p>
-            <w:r>
-              <w:t>по решению multisig</w:t>
+              <w:t xml:space="preserve">ручные спорные выплаты</w:t>
+            </w:r>
+          </w:p>
+        </w:tc>
+        <w:tc>
+          <w:tcPr>
+            <w:tcW w:w="2400" w:type="dxa"/>
+          </w:tcPr>
+          <w:p>
+            <w:r>
+              <w:t xml:space="preserve">по решению multisig</w:t>
             </w:r>
           </w:p>
         </w:tc>
       </w:tr>
     </w:tbl>
-    <w:p/>
+    <w:p>
+      <w:r>
+        <w:t xml:space="preserve"/>
+      </w:r>
+    </w:p>
     <w:p>
       <w:r>
         <w:t xml:space="preserve">Это не публичная гарантия до юридического утверждения. Это внутренний целевой уровень сервиса.</w:t>
       </w:r>
     </w:p>
-    <w:p/>
+    <w:p>
+      <w:r>
+        <w:t xml:space="preserve"/>
+      </w:r>
+    </w:p>
     <w:p>
       <w:r>
         <w:t xml:space="preserve">При сбоях RPC, аномальном росте gas price или проблемах выбранной сети SLA может не выполняться. В таких случаях приоритетом является сохранность средств и корректность расчета, а не скорость выплаты.</w:t>
       </w:r>
     </w:p>
-    <w:p/>
-    <w:p/>
-    <w:p>
-      <w:pPr>
-        <w:pStyle w:val="Heading2"/>
+    <w:p>
+      <w:r>
+        <w:t xml:space="preserve"/>
+      </w:r>
+    </w:p>
+    <w:p>
+      <w:r>
+        <w:br w:type="page"/>
+      </w:r>
+    </w:p>
+    <w:p>
+      <w:r>
+        <w:t xml:space="preserve"/>
+      </w:r>
+    </w:p>
+    <w:p>
+      <w:pPr>
+        <w:pStyle w:val="Heading1"/>
       </w:pPr>
       <w:r>
         <w:t xml:space="preserve">19. Безопасность</w:t>
       </w:r>
     </w:p>
-    <w:p/>
+    <w:p>
+      <w:r>
+        <w:t xml:space="preserve"/>
+      </w:r>
+    </w:p>
     <w:p>
       <w:r>
         <w:t xml:space="preserve">Обязательные меры:</w:t>
       </w:r>
     </w:p>
-    <w:p/>
-    <w:p>
-      <w:pPr>
-        <w:pStyle w:val="Bullet"/>
+    <w:p>
+      <w:r>
+        <w:t xml:space="preserve"/>
+      </w:r>
+    </w:p>
+    <w:p>
+      <w:pPr>
+        <w:pStyle w:val="ListParagraph"/>
       </w:pPr>
       <w:r>
         <w:t xml:space="preserve">• аудит смарт-контрактов;</w:t>
@@ -4626,7 +5750,7 @@
     </w:p>
     <w:p>
       <w:pPr>
-        <w:pStyle w:val="Bullet"/>
+        <w:pStyle w:val="ListParagraph"/>
       </w:pPr>
       <w:r>
         <w:t xml:space="preserve">• reentrancy guard;</w:t>
@@ -4634,7 +5758,7 @@
     </w:p>
     <w:p>
       <w:pPr>
-        <w:pStyle w:val="Bullet"/>
+        <w:pStyle w:val="ListParagraph"/>
       </w:pPr>
       <w:r>
         <w:t xml:space="preserve">• claimed bitmap;</w:t>
@@ -4642,7 +5766,7 @@
     </w:p>
     <w:p>
       <w:pPr>
-        <w:pStyle w:val="Bullet"/>
+        <w:pStyle w:val="ListParagraph"/>
       </w:pPr>
       <w:r>
         <w:t xml:space="preserve">• проверка Merkle proof;</w:t>
@@ -4650,7 +5774,7 @@
     </w:p>
     <w:p>
       <w:pPr>
-        <w:pStyle w:val="Bullet"/>
+        <w:pStyle w:val="ListParagraph"/>
       </w:pPr>
       <w:r>
         <w:t xml:space="preserve">• проверка tokenAddress;</w:t>
@@ -4658,7 +5782,7 @@
     </w:p>
     <w:p>
       <w:pPr>
-        <w:pStyle w:val="Bullet"/>
+        <w:pStyle w:val="ListParagraph"/>
       </w:pPr>
       <w:r>
         <w:t xml:space="preserve">• проверка amount;</w:t>
@@ -4666,7 +5790,7 @@
     </w:p>
     <w:p>
       <w:pPr>
-        <w:pStyle w:val="Bullet"/>
+        <w:pStyle w:val="ListParagraph"/>
       </w:pPr>
       <w:r>
         <w:t xml:space="preserve">• проверка drawId и rootVersion;</w:t>
@@ -4674,7 +5798,7 @@
     </w:p>
     <w:p>
       <w:pPr>
-        <w:pStyle w:val="Bullet"/>
+        <w:pStyle w:val="ListParagraph"/>
       </w:pPr>
       <w:r>
         <w:t xml:space="preserve">• pause через multisig;</w:t>
@@ -4682,7 +5806,7 @@
     </w:p>
     <w:p>
       <w:pPr>
-        <w:pStyle w:val="Bullet"/>
+        <w:pStyle w:val="ListParagraph"/>
       </w:pPr>
       <w:r>
         <w:t xml:space="preserve">• separation of duties (разделение ролей);</w:t>
@@ -4690,7 +5814,7 @@
     </w:p>
     <w:p>
       <w:pPr>
-        <w:pStyle w:val="Bullet"/>
+        <w:pStyle w:val="ListParagraph"/>
       </w:pPr>
       <w:r>
         <w:t xml:space="preserve">• rate limit для executor;</w:t>
@@ -4698,7 +5822,7 @@
     </w:p>
     <w:p>
       <w:pPr>
-        <w:pStyle w:val="Bullet"/>
+        <w:pStyle w:val="ListParagraph"/>
       </w:pPr>
       <w:r>
         <w:t xml:space="preserve">• мониторинг баланса gas reserve;</w:t>
@@ -4706,7 +5830,7 @@
     </w:p>
     <w:p>
       <w:pPr>
-        <w:pStyle w:val="Bullet"/>
+        <w:pStyle w:val="ListParagraph"/>
       </w:pPr>
       <w:r>
         <w:t xml:space="preserve">• мониторинг баланса executor wallet;</w:t>
@@ -4714,28 +5838,37 @@
     </w:p>
     <w:p>
       <w:pPr>
-        <w:pStyle w:val="Bullet"/>
+        <w:pStyle w:val="ListParagraph"/>
       </w:pPr>
       <w:r>
         <w:t xml:space="preserve">• журнал всех действий минимум 5 лет, если это подтвердит юридическая часть.</w:t>
       </w:r>
     </w:p>
-    <w:p/>
+    <w:p>
+      <w:r>
+        <w:t xml:space="preserve"/>
+      </w:r>
+    </w:p>
     <w:p>
       <w:r>
         <w:t xml:space="preserve">Критические роли:</w:t>
       </w:r>
     </w:p>
-    <w:p/>
+    <w:p>
+      <w:r>
+        <w:t xml:space="preserve"/>
+      </w:r>
+    </w:p>
     <w:tbl>
       <w:tblPr>
+        <w:tblW w:w="0" w:type="auto"/>
         <w:tblBorders>
-          <w:top w:val="single" w:sz="4"/>
-          <w:left w:val="single" w:sz="4"/>
-          <w:bottom w:val="single" w:sz="4"/>
-          <w:right w:val="single" w:sz="4"/>
-          <w:insideH w:val="single" w:sz="4"/>
-          <w:insideV w:val="single" w:sz="4"/>
+          <w:top w:val="single" w:sz="4" w:space="0" w:color="999999"/>
+          <w:left w:val="single" w:sz="4" w:space="0" w:color="999999"/>
+          <w:bottom w:val="single" w:sz="4" w:space="0" w:color="999999"/>
+          <w:right w:val="single" w:sz="4" w:space="0" w:color="999999"/>
+          <w:insideH w:val="single" w:sz="4" w:space="0" w:color="999999"/>
+          <w:insideV w:val="single" w:sz="4" w:space="0" w:color="999999"/>
         </w:tblBorders>
       </w:tblPr>
       <w:tr>
@@ -4745,27 +5878,27 @@
           </w:tcPr>
           <w:p>
             <w:r>
-              <w:t>Роль</w:t>
-            </w:r>
-          </w:p>
-        </w:tc>
-        <w:tc>
-          <w:tcPr>
-            <w:tcW w:w="2400" w:type="dxa"/>
-          </w:tcPr>
-          <w:p>
-            <w:r>
-              <w:t>Назначение</w:t>
-            </w:r>
-          </w:p>
-        </w:tc>
-        <w:tc>
-          <w:tcPr>
-            <w:tcW w:w="2400" w:type="dxa"/>
-          </w:tcPr>
-          <w:p>
-            <w:r>
-              <w:t>Права</w:t>
+              <w:t xml:space="preserve">Роль</w:t>
+            </w:r>
+          </w:p>
+        </w:tc>
+        <w:tc>
+          <w:tcPr>
+            <w:tcW w:w="2400" w:type="dxa"/>
+          </w:tcPr>
+          <w:p>
+            <w:r>
+              <w:t xml:space="preserve">Назначение</w:t>
+            </w:r>
+          </w:p>
+        </w:tc>
+        <w:tc>
+          <w:tcPr>
+            <w:tcW w:w="2400" w:type="dxa"/>
+          </w:tcPr>
+          <w:p>
+            <w:r>
+              <w:t xml:space="preserve">Права</w:t>
             </w:r>
           </w:p>
         </w:tc>
@@ -4777,27 +5910,27 @@
           </w:tcPr>
           <w:p>
             <w:r>
-              <w:t>RootPublisher</w:t>
-            </w:r>
-          </w:p>
-        </w:tc>
-        <w:tc>
-          <w:tcPr>
-            <w:tcW w:w="2400" w:type="dxa"/>
-          </w:tcPr>
-          <w:p>
-            <w:r>
-              <w:t>публикует Merkle root и активирует выплаты</w:t>
-            </w:r>
-          </w:p>
-        </w:tc>
-        <w:tc>
-          <w:tcPr>
-            <w:tcW w:w="2400" w:type="dxa"/>
-          </w:tcPr>
-          <w:p>
-            <w:r>
-              <w:t>publishPayoutRoot, activatePayouts через защищенный API</w:t>
+              <w:t xml:space="preserve">RootPublisher</w:t>
+            </w:r>
+          </w:p>
+        </w:tc>
+        <w:tc>
+          <w:tcPr>
+            <w:tcW w:w="2400" w:type="dxa"/>
+          </w:tcPr>
+          <w:p>
+            <w:r>
+              <w:t xml:space="preserve">публикует Merkle root</w:t>
+            </w:r>
+          </w:p>
+        </w:tc>
+        <w:tc>
+          <w:tcPr>
+            <w:tcW w:w="2400" w:type="dxa"/>
+          </w:tcPr>
+          <w:p>
+            <w:r>
+              <w:t xml:space="preserve">publishPayoutRoot через защищенный API</w:t>
             </w:r>
           </w:p>
         </w:tc>
@@ -4809,27 +5942,27 @@
           </w:tcPr>
           <w:p>
             <w:r>
-              <w:t>Executor</w:t>
-            </w:r>
-          </w:p>
-        </w:tc>
-        <w:tc>
-          <w:tcPr>
-            <w:tcW w:w="2400" w:type="dxa"/>
-          </w:tcPr>
-          <w:p>
-            <w:r>
-              <w:t>отправляет claimFor и оплачивает газ</w:t>
-            </w:r>
-          </w:p>
-        </w:tc>
-        <w:tc>
-          <w:tcPr>
-            <w:tcW w:w="2400" w:type="dxa"/>
-          </w:tcPr>
-          <w:p>
-            <w:r>
-              <w:t>claimFor через отдельный executor wallet</w:t>
+              <w:t xml:space="preserve">RootActivator / Multisig</w:t>
+            </w:r>
+          </w:p>
+        </w:tc>
+        <w:tc>
+          <w:tcPr>
+            <w:tcW w:w="2400" w:type="dxa"/>
+          </w:tcPr>
+          <w:p>
+            <w:r>
+              <w:t xml:space="preserve">активирует выплаты после проверки root</w:t>
+            </w:r>
+          </w:p>
+        </w:tc>
+        <w:tc>
+          <w:tcPr>
+            <w:tcW w:w="2400" w:type="dxa"/>
+          </w:tcPr>
+          <w:p>
+            <w:r>
+              <w:t xml:space="preserve">activatePayouts через защищенный API</w:t>
             </w:r>
           </w:p>
         </w:tc>
@@ -4841,27 +5974,27 @@
           </w:tcPr>
           <w:p>
             <w:r>
-              <w:t>Pauser</w:t>
-            </w:r>
-          </w:p>
-        </w:tc>
-        <w:tc>
-          <w:tcPr>
-            <w:tcW w:w="2400" w:type="dxa"/>
-          </w:tcPr>
-          <w:p>
-            <w:r>
-              <w:t>ставит выплаты на паузу</w:t>
-            </w:r>
-          </w:p>
-        </w:tc>
-        <w:tc>
-          <w:tcPr>
-            <w:tcW w:w="2400" w:type="dxa"/>
-          </w:tcPr>
-          <w:p>
-            <w:r>
-              <w:t>pausePayouts, resumePayouts</w:t>
+              <w:t xml:space="preserve">Executor</w:t>
+            </w:r>
+          </w:p>
+        </w:tc>
+        <w:tc>
+          <w:tcPr>
+            <w:tcW w:w="2400" w:type="dxa"/>
+          </w:tcPr>
+          <w:p>
+            <w:r>
+              <w:t xml:space="preserve">отправляет claimFor и оплачивает газ</w:t>
+            </w:r>
+          </w:p>
+        </w:tc>
+        <w:tc>
+          <w:tcPr>
+            <w:tcW w:w="2400" w:type="dxa"/>
+          </w:tcPr>
+          <w:p>
+            <w:r>
+              <w:t xml:space="preserve">claimFor через отдельный executor wallet</w:t>
             </w:r>
           </w:p>
         </w:tc>
@@ -4873,27 +6006,27 @@
           </w:tcPr>
           <w:p>
             <w:r>
-              <w:t>Multisig</w:t>
-            </w:r>
-          </w:p>
-        </w:tc>
-        <w:tc>
-          <w:tcPr>
-            <w:tcW w:w="2400" w:type="dxa"/>
-          </w:tcPr>
-          <w:p>
-            <w:r>
-              <w:t>критические действия</w:t>
-            </w:r>
-          </w:p>
-        </w:tc>
-        <w:tc>
-          <w:tcPr>
-            <w:tcW w:w="2400" w:type="dxa"/>
-          </w:tcPr>
-          <w:p>
-            <w:r>
-              <w:t>отмена root до активации, изменение критических параметров</w:t>
+              <w:t xml:space="preserve">Pauser</w:t>
+            </w:r>
+          </w:p>
+        </w:tc>
+        <w:tc>
+          <w:tcPr>
+            <w:tcW w:w="2400" w:type="dxa"/>
+          </w:tcPr>
+          <w:p>
+            <w:r>
+              <w:t xml:space="preserve">ставит выплаты на паузу</w:t>
+            </w:r>
+          </w:p>
+        </w:tc>
+        <w:tc>
+          <w:tcPr>
+            <w:tcW w:w="2400" w:type="dxa"/>
+          </w:tcPr>
+          <w:p>
+            <w:r>
+              <w:t xml:space="preserve">pausePayouts, resumePayouts</w:t>
             </w:r>
           </w:p>
         </w:tc>
@@ -4905,54 +6038,102 @@
           </w:tcPr>
           <w:p>
             <w:r>
-              <w:t>Auditor</w:t>
-            </w:r>
-          </w:p>
-        </w:tc>
-        <w:tc>
-          <w:tcPr>
-            <w:tcW w:w="2400" w:type="dxa"/>
-          </w:tcPr>
-          <w:p>
-            <w:r>
-              <w:t>читает отчеты и логи</w:t>
-            </w:r>
-          </w:p>
-        </w:tc>
-        <w:tc>
-          <w:tcPr>
-            <w:tcW w:w="2400" w:type="dxa"/>
-          </w:tcPr>
-          <w:p>
-            <w:r>
-              <w:t>read-only доступ</w:t>
+              <w:t xml:space="preserve">Multisig</w:t>
+            </w:r>
+          </w:p>
+        </w:tc>
+        <w:tc>
+          <w:tcPr>
+            <w:tcW w:w="2400" w:type="dxa"/>
+          </w:tcPr>
+          <w:p>
+            <w:r>
+              <w:t xml:space="preserve">критические действия</w:t>
+            </w:r>
+          </w:p>
+        </w:tc>
+        <w:tc>
+          <w:tcPr>
+            <w:tcW w:w="2400" w:type="dxa"/>
+          </w:tcPr>
+          <w:p>
+            <w:r>
+              <w:t xml:space="preserve">отмена root до активации, изменение критических параметров</w:t>
+            </w:r>
+          </w:p>
+        </w:tc>
+      </w:tr>
+      <w:tr>
+        <w:tc>
+          <w:tcPr>
+            <w:tcW w:w="2400" w:type="dxa"/>
+          </w:tcPr>
+          <w:p>
+            <w:r>
+              <w:t xml:space="preserve">Auditor</w:t>
+            </w:r>
+          </w:p>
+        </w:tc>
+        <w:tc>
+          <w:tcPr>
+            <w:tcW w:w="2400" w:type="dxa"/>
+          </w:tcPr>
+          <w:p>
+            <w:r>
+              <w:t xml:space="preserve">читает отчеты и логи</w:t>
+            </w:r>
+          </w:p>
+        </w:tc>
+        <w:tc>
+          <w:tcPr>
+            <w:tcW w:w="2400" w:type="dxa"/>
+          </w:tcPr>
+          <w:p>
+            <w:r>
+              <w:t xml:space="preserve">read-only доступ</w:t>
             </w:r>
           </w:p>
         </w:tc>
       </w:tr>
     </w:tbl>
-    <w:p/>
-    <w:p>
-      <w:r>
-        <w:t xml:space="preserve">RootPublisher и Executor должны быть разделены по ролям, ключам и правам. Executor не должен иметь право публиковать Merkle root или активировать выплаты. RootPublisher не должен выполнять claimFor.</w:t>
-      </w:r>
-    </w:p>
-    <w:p/>
+    <w:p>
+      <w:r>
+        <w:t xml:space="preserve"/>
+      </w:r>
+    </w:p>
+    <w:p>
+      <w:r>
+        <w:t xml:space="preserve">RootPublisher, RootActivator и Executor должны быть разделены по ролям, ключам и правам. Executor не должен иметь право публиковать Merkle root или активировать выплаты. RootPublisher не должен выполнять claimFor.</w:t>
+      </w:r>
+    </w:p>
+    <w:p>
+      <w:r>
+        <w:t xml:space="preserve"/>
+      </w:r>
+    </w:p>
     <w:p>
       <w:r>
         <w:t xml:space="preserve">Ни RootPublisher, ни Executor не должны иметь право выводить пользовательские средства напрямую.</w:t>
       </w:r>
     </w:p>
-    <w:p/>
+    <w:p>
+      <w:r>
+        <w:t xml:space="preserve"/>
+      </w:r>
+    </w:p>
     <w:p>
       <w:r>
         <w:t xml:space="preserve">Executor wallet:</w:t>
       </w:r>
     </w:p>
-    <w:p/>
-    <w:p>
-      <w:pPr>
-        <w:pStyle w:val="Bullet"/>
+    <w:p>
+      <w:r>
+        <w:t xml:space="preserve"/>
+      </w:r>
+    </w:p>
+    <w:p>
+      <w:pPr>
+        <w:pStyle w:val="ListParagraph"/>
       </w:pPr>
       <w:r>
         <w:t xml:space="preserve">• является отдельным кошельком;</w:t>
@@ -4960,7 +6141,7 @@
     </w:p>
     <w:p>
       <w:pPr>
-        <w:pStyle w:val="Bullet"/>
+        <w:pStyle w:val="ListParagraph"/>
       </w:pPr>
       <w:r>
         <w:t xml:space="preserve">• используется только для оплаты газа;</w:t>
@@ -4968,7 +6149,7 @@
     </w:p>
     <w:p>
       <w:pPr>
-        <w:pStyle w:val="Bullet"/>
+        <w:pStyle w:val="ListParagraph"/>
       </w:pPr>
       <w:r>
         <w:t xml:space="preserve">• не хранит prizePool;</w:t>
@@ -4976,7 +6157,7 @@
     </w:p>
     <w:p>
       <w:pPr>
-        <w:pStyle w:val="Bullet"/>
+        <w:pStyle w:val="ListParagraph"/>
       </w:pPr>
       <w:r>
         <w:t xml:space="preserve">• не хранит jackpot;</w:t>
@@ -4984,7 +6165,7 @@
     </w:p>
     <w:p>
       <w:pPr>
-        <w:pStyle w:val="Bullet"/>
+        <w:pStyle w:val="ListParagraph"/>
       </w:pPr>
       <w:r>
         <w:t xml:space="preserve">• не хранит platform treasury;</w:t>
@@ -4992,7 +6173,7 @@
     </w:p>
     <w:p>
       <w:pPr>
-        <w:pStyle w:val="Bullet"/>
+        <w:pStyle w:val="ListParagraph"/>
       </w:pPr>
       <w:r>
         <w:t xml:space="preserve">• не имеет прав на вывод пользовательских средств;</w:t>
@@ -5000,7 +6181,7 @@
     </w:p>
     <w:p>
       <w:pPr>
-        <w:pStyle w:val="Bullet"/>
+        <w:pStyle w:val="ListParagraph"/>
       </w:pPr>
       <w:r>
         <w:t xml:space="preserve">• пополняется из gas reserve или операционного кошелька;</w:t>
@@ -5008,7 +6189,7 @@
     </w:p>
     <w:p>
       <w:pPr>
-        <w:pStyle w:val="Bullet"/>
+        <w:pStyle w:val="ListParagraph"/>
       </w:pPr>
       <w:r>
         <w:t xml:space="preserve">• имеет лимит баланса, достаточный для работы, но ограничивающий ущерб при компрометации;</w:t>
@@ -5016,22 +6197,30 @@
     </w:p>
     <w:p>
       <w:pPr>
-        <w:pStyle w:val="Bullet"/>
+        <w:pStyle w:val="ListParagraph"/>
       </w:pPr>
       <w:r>
         <w:t xml:space="preserve">• контролируется мониторингом баланса и алертами.</w:t>
       </w:r>
     </w:p>
-    <w:p/>
+    <w:p>
+      <w:r>
+        <w:t xml:space="preserve"/>
+      </w:r>
+    </w:p>
     <w:p>
       <w:r>
         <w:t xml:space="preserve">Мониторинг executor wallet:</w:t>
       </w:r>
     </w:p>
-    <w:p/>
-    <w:p>
-      <w:pPr>
-        <w:pStyle w:val="Bullet"/>
+    <w:p>
+      <w:r>
+        <w:t xml:space="preserve"/>
+      </w:r>
+    </w:p>
+    <w:p>
+      <w:pPr>
+        <w:pStyle w:val="ListParagraph"/>
       </w:pPr>
       <w:r>
         <w:t xml:space="preserve">• баланс проверяется автоматически, предварительно каждые 5 минут;</w:t>
@@ -5039,7 +6228,7 @@
     </w:p>
     <w:p>
       <w:pPr>
-        <w:pStyle w:val="Bullet"/>
+        <w:pStyle w:val="ListParagraph"/>
       </w:pPr>
       <w:r>
         <w:t xml:space="preserve">• при падении ниже порога отправляется alert в админ-панель и канал оперативных уведомлений;</w:t>
@@ -5047,7 +6236,7 @@
     </w:p>
     <w:p>
       <w:pPr>
-        <w:pStyle w:val="Bullet"/>
+        <w:pStyle w:val="ListParagraph"/>
       </w:pPr>
       <w:r>
         <w:t xml:space="preserve">• порог баланса задается после выбора сети, для Base как предварительный ориентир можно использовать 0.1 ETH;</w:t>
@@ -5055,7 +6244,7 @@
     </w:p>
     <w:p>
       <w:pPr>
-        <w:pStyle w:val="Bullet"/>
+        <w:pStyle w:val="ListParagraph"/>
       </w:pPr>
       <w:r>
         <w:t xml:space="preserve">• максимальный лимит баланса задается отдельно, чтобы компрометация executor wallet не привела к значимому ущербу;</w:t>
@@ -5063,35 +6252,60 @@
     </w:p>
     <w:p>
       <w:pPr>
-        <w:pStyle w:val="Bullet"/>
+        <w:pStyle w:val="ListParagraph"/>
       </w:pPr>
       <w:r>
         <w:t xml:space="preserve">• если пополнение невозможно, включается GasPaused и автоматические выплаты временно останавливаются.</w:t>
       </w:r>
     </w:p>
-    <w:p/>
+    <w:p>
+      <w:r>
+        <w:t xml:space="preserve"/>
+      </w:r>
+    </w:p>
     <w:p>
       <w:r>
         <w:t xml:space="preserve">Компрометация executor wallet не должна приводить к потере призового фонда, джекпота или средств пользователей.</w:t>
       </w:r>
     </w:p>
-    <w:p/>
-    <w:p/>
-    <w:p>
-      <w:pPr>
-        <w:pStyle w:val="Heading2"/>
+    <w:p>
+      <w:r>
+        <w:t xml:space="preserve"/>
+      </w:r>
+    </w:p>
+    <w:p>
+      <w:r>
+        <w:br w:type="page"/>
+      </w:r>
+    </w:p>
+    <w:p>
+      <w:r>
+        <w:t xml:space="preserve"/>
+      </w:r>
+    </w:p>
+    <w:p>
+      <w:pPr>
+        <w:pStyle w:val="Heading1"/>
       </w:pPr>
       <w:r>
         <w:t xml:space="preserve">20. Инварианты</w:t>
       </w:r>
     </w:p>
-    <w:p/>
+    <w:p>
+      <w:r>
+        <w:t xml:space="preserve"/>
+      </w:r>
+    </w:p>
     <w:p>
       <w:r>
         <w:t xml:space="preserve">Система должна проходить проверки:</w:t>
       </w:r>
     </w:p>
-    <w:p/>
+    <w:p>
+      <w:r>
+        <w:t xml:space="preserve"/>
+      </w:r>
+    </w:p>
     <w:p>
       <w:pPr>
         <w:pStyle w:val="Code"/>
@@ -5100,7 +6314,11 @@
         <w:t xml:space="preserve">sum(payoutManifest.amount) &lt;= fundedPayoutVault</w:t>
       </w:r>
     </w:p>
-    <w:p/>
+    <w:p>
+      <w:r>
+        <w:t xml:space="preserve"/>
+      </w:r>
+    </w:p>
     <w:p>
       <w:pPr>
         <w:pStyle w:val="Code"/>
@@ -5109,7 +6327,11 @@
         <w:t xml:space="preserve">paidAmount + unclaimedAmount + blockedAmount = totalPayoutAmount</w:t>
       </w:r>
     </w:p>
-    <w:p/>
+    <w:p>
+      <w:r>
+        <w:t xml:space="preserve"/>
+      </w:r>
+    </w:p>
     <w:p>
       <w:pPr>
         <w:pStyle w:val="Code"/>
@@ -5118,7 +6340,11 @@
         <w:t xml:space="preserve">claimed[leafIndex] может быть true только один раз</w:t>
       </w:r>
     </w:p>
-    <w:p/>
+    <w:p>
+      <w:r>
+        <w:t xml:space="preserve"/>
+      </w:r>
+    </w:p>
     <w:p>
       <w:pPr>
         <w:pStyle w:val="Code"/>
@@ -5127,7 +6353,11 @@
         <w:t xml:space="preserve">claim невозможен до PayoutsActive</w:t>
       </w:r>
     </w:p>
-    <w:p/>
+    <w:p>
+      <w:r>
+        <w:t xml:space="preserve"/>
+      </w:r>
+    </w:p>
     <w:p>
       <w:pPr>
         <w:pStyle w:val="Code"/>
@@ -5136,32 +6366,57 @@
         <w:t xml:space="preserve">admin не может изменить amount после публикации root без отмены root и нового timelock</w:t>
       </w:r>
     </w:p>
-    <w:p/>
-    <w:p/>
-    <w:p>
-      <w:pPr>
-        <w:pStyle w:val="Heading2"/>
+    <w:p>
+      <w:r>
+        <w:t xml:space="preserve"/>
+      </w:r>
+    </w:p>
+    <w:p>
+      <w:r>
+        <w:br w:type="page"/>
+      </w:r>
+    </w:p>
+    <w:p>
+      <w:r>
+        <w:t xml:space="preserve"/>
+      </w:r>
+    </w:p>
+    <w:p>
+      <w:pPr>
+        <w:pStyle w:val="Heading1"/>
       </w:pPr>
       <w:r>
         <w:t xml:space="preserve">21. Финансовая нагрузка</w:t>
       </w:r>
     </w:p>
-    <w:p/>
+    <w:p>
+      <w:r>
+        <w:t xml:space="preserve"/>
+      </w:r>
+    </w:p>
     <w:p>
       <w:r>
         <w:t xml:space="preserve">Платформа берет на себя расходы на газ.</w:t>
       </w:r>
     </w:p>
-    <w:p/>
+    <w:p>
+      <w:r>
+        <w:t xml:space="preserve"/>
+      </w:r>
+    </w:p>
     <w:p>
       <w:r>
         <w:t xml:space="preserve">Финансовая модель должна считать:</w:t>
       </w:r>
     </w:p>
-    <w:p/>
-    <w:p>
-      <w:pPr>
-        <w:pStyle w:val="Bullet"/>
+    <w:p>
+      <w:r>
+        <w:t xml:space="preserve"/>
+      </w:r>
+    </w:p>
+    <w:p>
+      <w:pPr>
+        <w:pStyle w:val="ListParagraph"/>
       </w:pPr>
       <w:r>
         <w:t xml:space="preserve">• средний gas cost на claim;</w:t>
@@ -5169,7 +6424,7 @@
     </w:p>
     <w:p>
       <w:pPr>
-        <w:pStyle w:val="Bullet"/>
+        <w:pStyle w:val="ListParagraph"/>
       </w:pPr>
       <w:r>
         <w:t xml:space="preserve">• количество победителей;</w:t>
@@ -5177,7 +6432,7 @@
     </w:p>
     <w:p>
       <w:pPr>
-        <w:pStyle w:val="Bullet"/>
+        <w:pStyle w:val="ListParagraph"/>
       </w:pPr>
       <w:r>
         <w:t xml:space="preserve">• количество retry;</w:t>
@@ -5185,7 +6440,7 @@
     </w:p>
     <w:p>
       <w:pPr>
-        <w:pStyle w:val="Bullet"/>
+        <w:pStyle w:val="ListParagraph"/>
       </w:pPr>
       <w:r>
         <w:t xml:space="preserve">• стоимость публикации root;</w:t>
@@ -5193,7 +6448,7 @@
     </w:p>
     <w:p>
       <w:pPr>
-        <w:pStyle w:val="Bullet"/>
+        <w:pStyle w:val="ListParagraph"/>
       </w:pPr>
       <w:r>
         <w:t xml:space="preserve">• стоимость админ-действий;</w:t>
@@ -5201,7 +6456,7 @@
     </w:p>
     <w:p>
       <w:pPr>
-        <w:pStyle w:val="Bullet"/>
+        <w:pStyle w:val="ListParagraph"/>
       </w:pPr>
       <w:r>
         <w:t xml:space="preserve">• запас gas reserve;</w:t>
@@ -5209,7 +6464,7 @@
     </w:p>
     <w:p>
       <w:pPr>
-        <w:pStyle w:val="Bullet"/>
+        <w:pStyle w:val="ListParagraph"/>
       </w:pPr>
       <w:r>
         <w:t xml:space="preserve">• дефицит gas reserve;</w:t>
@@ -5217,19 +6472,27 @@
     </w:p>
     <w:p>
       <w:pPr>
-        <w:pStyle w:val="Bullet"/>
+        <w:pStyle w:val="ListParagraph"/>
       </w:pPr>
       <w:r>
         <w:t xml:space="preserve">• перенос неиспользованного gas reserve.</w:t>
       </w:r>
     </w:p>
-    <w:p/>
+    <w:p>
+      <w:r>
+        <w:t xml:space="preserve"/>
+      </w:r>
+    </w:p>
     <w:p>
       <w:r>
         <w:t xml:space="preserve">Примерная формула:</w:t>
       </w:r>
     </w:p>
-    <w:p/>
+    <w:p>
+      <w:r>
+        <w:t xml:space="preserve"/>
+      </w:r>
+    </w:p>
     <w:p>
       <w:pPr>
         <w:pStyle w:val="Code"/>
@@ -5270,13 +6533,21 @@
         <w:t xml:space="preserve">  + emergencyReserve</w:t>
       </w:r>
     </w:p>
-    <w:p/>
+    <w:p>
+      <w:r>
+        <w:t xml:space="preserve"/>
+      </w:r>
+    </w:p>
     <w:p>
       <w:r>
         <w:t xml:space="preserve">Если:</w:t>
       </w:r>
     </w:p>
-    <w:p/>
+    <w:p>
+      <w:r>
+        <w:t xml:space="preserve"/>
+      </w:r>
+    </w:p>
     <w:p>
       <w:pPr>
         <w:pStyle w:val="Code"/>
@@ -5285,16 +6556,24 @@
         <w:t xml:space="preserve">requiredGasReserve &gt; gasReserve</w:t>
       </w:r>
     </w:p>
-    <w:p/>
+    <w:p>
+      <w:r>
+        <w:t xml:space="preserve"/>
+      </w:r>
+    </w:p>
     <w:p>
       <w:r>
         <w:t xml:space="preserve">то:</w:t>
       </w:r>
     </w:p>
-    <w:p/>
-    <w:p>
-      <w:pPr>
-        <w:pStyle w:val="Bullet"/>
+    <w:p>
+      <w:r>
+        <w:t xml:space="preserve"/>
+      </w:r>
+    </w:p>
+    <w:p>
+      <w:pPr>
+        <w:pStyle w:val="ListParagraph"/>
       </w:pPr>
       <w:r>
         <w:t xml:space="preserve">• платформа пополняет gas reserve из операционного кошелька;</w:t>
@@ -5302,7 +6581,7 @@
     </w:p>
     <w:p>
       <w:pPr>
-        <w:pStyle w:val="Bullet"/>
+        <w:pStyle w:val="ListParagraph"/>
       </w:pPr>
       <w:r>
         <w:t xml:space="preserve">• или часть выплат переводится в manual claim;</w:t>
@@ -5310,44 +6589,73 @@
     </w:p>
     <w:p>
       <w:pPr>
-        <w:pStyle w:val="Bullet"/>
+        <w:pStyle w:val="ListParagraph"/>
       </w:pPr>
       <w:r>
         <w:t xml:space="preserve">• или повышается gasReserveRate в будущих тиражах.</w:t>
       </w:r>
     </w:p>
-    <w:p/>
+    <w:p>
+      <w:r>
+        <w:t xml:space="preserve"/>
+      </w:r>
+    </w:p>
     <w:p>
       <w:r>
         <w:t xml:space="preserve">Нельзя уменьшать выплаты пользователям из-за нехватки газа.</w:t>
       </w:r>
     </w:p>
-    <w:p/>
-    <w:p/>
-    <w:p>
-      <w:pPr>
-        <w:pStyle w:val="Heading2"/>
+    <w:p>
+      <w:r>
+        <w:t xml:space="preserve"/>
+      </w:r>
+    </w:p>
+    <w:p>
+      <w:r>
+        <w:br w:type="page"/>
+      </w:r>
+    </w:p>
+    <w:p>
+      <w:r>
+        <w:t xml:space="preserve"/>
+      </w:r>
+    </w:p>
+    <w:p>
+      <w:pPr>
+        <w:pStyle w:val="Heading1"/>
       </w:pPr>
       <w:r>
         <w:t xml:space="preserve">22. Требования к симулятору выплат</w:t>
       </w:r>
     </w:p>
-    <w:p/>
+    <w:p>
+      <w:r>
+        <w:t xml:space="preserve"/>
+      </w:r>
+    </w:p>
     <w:p>
       <w:r>
         <w:t xml:space="preserve">Нужен payout simulator (симулятор выплат).</w:t>
       </w:r>
     </w:p>
-    <w:p/>
+    <w:p>
+      <w:r>
+        <w:t xml:space="preserve"/>
+      </w:r>
+    </w:p>
     <w:p>
       <w:r>
         <w:t xml:space="preserve">Он должен проверять:</w:t>
       </w:r>
     </w:p>
-    <w:p/>
-    <w:p>
-      <w:pPr>
-        <w:pStyle w:val="Bullet"/>
+    <w:p>
+      <w:r>
+        <w:t xml:space="preserve"/>
+      </w:r>
+    </w:p>
+    <w:p>
+      <w:pPr>
+        <w:pStyle w:val="ListParagraph"/>
       </w:pPr>
       <w:r>
         <w:t xml:space="preserve">• 100 победителей;</w:t>
@@ -5355,7 +6663,7 @@
     </w:p>
     <w:p>
       <w:pPr>
-        <w:pStyle w:val="Bullet"/>
+        <w:pStyle w:val="ListParagraph"/>
       </w:pPr>
       <w:r>
         <w:t xml:space="preserve">• 1 000 победителей;</w:t>
@@ -5363,7 +6671,7 @@
     </w:p>
     <w:p>
       <w:pPr>
-        <w:pStyle w:val="Bullet"/>
+        <w:pStyle w:val="ListParagraph"/>
       </w:pPr>
       <w:r>
         <w:t xml:space="preserve">• 10 000 победителей;</w:t>
@@ -5371,7 +6679,7 @@
     </w:p>
     <w:p>
       <w:pPr>
-        <w:pStyle w:val="Bullet"/>
+        <w:pStyle w:val="ListParagraph"/>
       </w:pPr>
       <w:r>
         <w:t xml:space="preserve">• разные gas price;</w:t>
@@ -5379,7 +6687,7 @@
     </w:p>
     <w:p>
       <w:pPr>
-        <w:pStyle w:val="Bullet"/>
+        <w:pStyle w:val="ListParagraph"/>
       </w:pPr>
       <w:r>
         <w:t xml:space="preserve">• разные сети;</w:t>
@@ -5387,7 +6695,7 @@
     </w:p>
     <w:p>
       <w:pPr>
-        <w:pStyle w:val="Bullet"/>
+        <w:pStyle w:val="ListParagraph"/>
       </w:pPr>
       <w:r>
         <w:t xml:space="preserve">• retry rate 1%, 5%, 10%;</w:t>
@@ -5395,7 +6703,7 @@
     </w:p>
     <w:p>
       <w:pPr>
-        <w:pStyle w:val="Bullet"/>
+        <w:pStyle w:val="ListParagraph"/>
       </w:pPr>
       <w:r>
         <w:t xml:space="preserve">• KYC block rate;</w:t>
@@ -5403,7 +6711,7 @@
     </w:p>
     <w:p>
       <w:pPr>
-        <w:pStyle w:val="Bullet"/>
+        <w:pStyle w:val="ListParagraph"/>
       </w:pPr>
       <w:r>
         <w:t xml:space="preserve">• gas reserve 1%, 2%, 3% от handle;</w:t>
@@ -5411,7 +6719,7 @@
     </w:p>
     <w:p>
       <w:pPr>
-        <w:pStyle w:val="Bullet"/>
+        <w:pStyle w:val="ListParagraph"/>
       </w:pPr>
       <w:r>
         <w:t xml:space="preserve">• разные размеры handle;</w:t>
@@ -5419,7 +6727,7 @@
     </w:p>
     <w:p>
       <w:pPr>
-        <w:pStyle w:val="Bullet"/>
+        <w:pStyle w:val="ListParagraph"/>
       </w:pPr>
       <w:r>
         <w:t xml:space="preserve">• массовые мелкие выплаты;</w:t>
@@ -5427,7 +6735,7 @@
     </w:p>
     <w:p>
       <w:pPr>
-        <w:pStyle w:val="Bullet"/>
+        <w:pStyle w:val="ListParagraph"/>
       </w:pPr>
       <w:r>
         <w:t xml:space="preserve">• несколько крупных выплат;</w:t>
@@ -5435,7 +6743,7 @@
     </w:p>
     <w:p>
       <w:pPr>
-        <w:pStyle w:val="Bullet"/>
+        <w:pStyle w:val="ListParagraph"/>
       </w:pPr>
       <w:r>
         <w:t xml:space="preserve">• refund при void-тираже;</w:t>
@@ -5443,7 +6751,7 @@
     </w:p>
     <w:p>
       <w:pPr>
-        <w:pStyle w:val="Bullet"/>
+        <w:pStyle w:val="ListParagraph"/>
       </w:pPr>
       <w:r>
         <w:t xml:space="preserve">• сокращенный тираж 14/13 без jackpot payout;</w:t>
@@ -5451,7 +6759,7 @@
     </w:p>
     <w:p>
       <w:pPr>
-        <w:pStyle w:val="Bullet"/>
+        <w:pStyle w:val="ListParagraph"/>
       </w:pPr>
       <w:r>
         <w:t xml:space="preserve">• сбой RPC;</w:t>
@@ -5459,7 +6767,7 @@
     </w:p>
     <w:p>
       <w:pPr>
-        <w:pStyle w:val="Bullet"/>
+        <w:pStyle w:val="ListParagraph"/>
       </w:pPr>
       <w:r>
         <w:t xml:space="preserve">• паузу выплат;</w:t>
@@ -5467,22 +6775,30 @@
     </w:p>
     <w:p>
       <w:pPr>
-        <w:pStyle w:val="Bullet"/>
+        <w:pStyle w:val="ListParagraph"/>
       </w:pPr>
       <w:r>
         <w:t xml:space="preserve">• GasPaused при gasCoverageRatio &lt; 1.0;</w:t>
       </w:r>
     </w:p>
-    <w:p/>
+    <w:p>
+      <w:r>
+        <w:t xml:space="preserve"/>
+      </w:r>
+    </w:p>
     <w:p>
       <w:r>
         <w:t xml:space="preserve">Выход симулятора:</w:t>
       </w:r>
     </w:p>
-    <w:p/>
-    <w:p>
-      <w:pPr>
-        <w:pStyle w:val="Bullet"/>
+    <w:p>
+      <w:r>
+        <w:t xml:space="preserve"/>
+      </w:r>
+    </w:p>
+    <w:p>
+      <w:pPr>
+        <w:pStyle w:val="ListParagraph"/>
       </w:pPr>
       <w:r>
         <w:t xml:space="preserve">• estimatedGasCost;</w:t>
@@ -5490,7 +6806,7 @@
     </w:p>
     <w:p>
       <w:pPr>
-        <w:pStyle w:val="Bullet"/>
+        <w:pStyle w:val="ListParagraph"/>
       </w:pPr>
       <w:r>
         <w:t xml:space="preserve">• gasCoverageRatio;</w:t>
@@ -5498,7 +6814,7 @@
     </w:p>
     <w:p>
       <w:pPr>
-        <w:pStyle w:val="Bullet"/>
+        <w:pStyle w:val="ListParagraph"/>
       </w:pPr>
       <w:r>
         <w:t xml:space="preserve">• expectedPayoutTime;</w:t>
@@ -5506,7 +6822,7 @@
     </w:p>
     <w:p>
       <w:pPr>
-        <w:pStyle w:val="Bullet"/>
+        <w:pStyle w:val="ListParagraph"/>
       </w:pPr>
       <w:r>
         <w:t xml:space="preserve">• deficitRisk;</w:t>
@@ -5514,7 +6830,7 @@
     </w:p>
     <w:p>
       <w:pPr>
-        <w:pStyle w:val="Bullet"/>
+        <w:pStyle w:val="ListParagraph"/>
       </w:pPr>
       <w:r>
         <w:t xml:space="preserve">• recommendedGasReserveRate;</w:t>
@@ -5522,32 +6838,53 @@
     </w:p>
     <w:p>
       <w:pPr>
-        <w:pStyle w:val="Bullet"/>
+        <w:pStyle w:val="ListParagraph"/>
       </w:pPr>
       <w:r>
         <w:t xml:space="preserve">• executor capacity.</w:t>
       </w:r>
     </w:p>
-    <w:p/>
-    <w:p/>
-    <w:p>
-      <w:pPr>
-        <w:pStyle w:val="Heading2"/>
+    <w:p>
+      <w:r>
+        <w:t xml:space="preserve"/>
+      </w:r>
+    </w:p>
+    <w:p>
+      <w:r>
+        <w:br w:type="page"/>
+      </w:r>
+    </w:p>
+    <w:p>
+      <w:r>
+        <w:t xml:space="preserve"/>
+      </w:r>
+    </w:p>
+    <w:p>
+      <w:pPr>
+        <w:pStyle w:val="Heading1"/>
       </w:pPr>
       <w:r>
         <w:t xml:space="preserve">23. Что не входит в этап 6</w:t>
       </w:r>
     </w:p>
-    <w:p/>
+    <w:p>
+      <w:r>
+        <w:t xml:space="preserve"/>
+      </w:r>
+    </w:p>
     <w:p>
       <w:r>
         <w:t xml:space="preserve">Не входит:</w:t>
       </w:r>
     </w:p>
-    <w:p/>
-    <w:p>
-      <w:pPr>
-        <w:pStyle w:val="Bullet"/>
+    <w:p>
+      <w:r>
+        <w:t xml:space="preserve"/>
+      </w:r>
+    </w:p>
+    <w:p>
+      <w:pPr>
+        <w:pStyle w:val="ListParagraph"/>
       </w:pPr>
       <w:r>
         <w:t xml:space="preserve">• финальный выбор блокчейн-сети;</w:t>
@@ -5555,7 +6892,7 @@
     </w:p>
     <w:p>
       <w:pPr>
-        <w:pStyle w:val="Bullet"/>
+        <w:pStyle w:val="ListParagraph"/>
       </w:pPr>
       <w:r>
         <w:t xml:space="preserve">• финальная сумма KYC threshold;</w:t>
@@ -5563,7 +6900,7 @@
     </w:p>
     <w:p>
       <w:pPr>
-        <w:pStyle w:val="Bullet"/>
+        <w:pStyle w:val="ListParagraph"/>
       </w:pPr>
       <w:r>
         <w:t xml:space="preserve">• юридические правила по странам;</w:t>
@@ -5571,7 +6908,7 @@
     </w:p>
     <w:p>
       <w:pPr>
-        <w:pStyle w:val="Bullet"/>
+        <w:pStyle w:val="ListParagraph"/>
       </w:pPr>
       <w:r>
         <w:t xml:space="preserve">• финальный выбор RPC/relayer-провайдера;</w:t>
@@ -5579,7 +6916,7 @@
     </w:p>
     <w:p>
       <w:pPr>
-        <w:pStyle w:val="Bullet"/>
+        <w:pStyle w:val="ListParagraph"/>
       </w:pPr>
       <w:r>
         <w:t xml:space="preserve">• аудит смарт-контрактов;</w:t>
@@ -5587,34 +6924,47 @@
     </w:p>
     <w:p>
       <w:pPr>
-        <w:pStyle w:val="Bullet"/>
+        <w:pStyle w:val="ListParagraph"/>
       </w:pPr>
       <w:r>
         <w:t xml:space="preserve">• бухгалтерская политика по неиспользованному gas reserve.</w:t>
       </w:r>
     </w:p>
-    <w:p/>
+    <w:p>
+      <w:r>
+        <w:t xml:space="preserve"/>
+      </w:r>
+    </w:p>
     <w:p>
       <w:r>
         <w:t xml:space="preserve">Эти вопросы должны быть закрыты в следующих этапах.</w:t>
       </w:r>
     </w:p>
-    <w:p/>
+    <w:p>
+      <w:r>
+        <w:t xml:space="preserve"/>
+      </w:r>
+    </w:p>
     <w:p>
       <w:r>
         <w:t xml:space="preserve">Перенос открытых вопросов:</w:t>
       </w:r>
     </w:p>
-    <w:p/>
+    <w:p>
+      <w:r>
+        <w:t xml:space="preserve"/>
+      </w:r>
+    </w:p>
     <w:tbl>
       <w:tblPr>
+        <w:tblW w:w="0" w:type="auto"/>
         <w:tblBorders>
-          <w:top w:val="single" w:sz="4"/>
-          <w:left w:val="single" w:sz="4"/>
-          <w:bottom w:val="single" w:sz="4"/>
-          <w:right w:val="single" w:sz="4"/>
-          <w:insideH w:val="single" w:sz="4"/>
-          <w:insideV w:val="single" w:sz="4"/>
+          <w:top w:val="single" w:sz="4" w:space="0" w:color="999999"/>
+          <w:left w:val="single" w:sz="4" w:space="0" w:color="999999"/>
+          <w:bottom w:val="single" w:sz="4" w:space="0" w:color="999999"/>
+          <w:right w:val="single" w:sz="4" w:space="0" w:color="999999"/>
+          <w:insideH w:val="single" w:sz="4" w:space="0" w:color="999999"/>
+          <w:insideV w:val="single" w:sz="4" w:space="0" w:color="999999"/>
         </w:tblBorders>
       </w:tblPr>
       <w:tr>
@@ -5624,17 +6974,17 @@
           </w:tcPr>
           <w:p>
             <w:r>
-              <w:t>Вопрос</w:t>
-            </w:r>
-          </w:p>
-        </w:tc>
-        <w:tc>
-          <w:tcPr>
-            <w:tcW w:w="2400" w:type="dxa"/>
-          </w:tcPr>
-          <w:p>
-            <w:r>
-              <w:t>Куда переносится</w:t>
+              <w:t xml:space="preserve">Вопрос</w:t>
+            </w:r>
+          </w:p>
+        </w:tc>
+        <w:tc>
+          <w:tcPr>
+            <w:tcW w:w="2400" w:type="dxa"/>
+          </w:tcPr>
+          <w:p>
+            <w:r>
+              <w:t xml:space="preserve">Куда переносится</w:t>
             </w:r>
           </w:p>
         </w:tc>
@@ -5646,17 +6996,17 @@
           </w:tcPr>
           <w:p>
             <w:r>
-              <w:t>KYC threshold</w:t>
-            </w:r>
-          </w:p>
-        </w:tc>
-        <w:tc>
-          <w:tcPr>
-            <w:tcW w:w="2400" w:type="dxa"/>
-          </w:tcPr>
-          <w:p>
-            <w:r>
-              <w:t>Этап “Комплаенс и риски”</w:t>
+              <w:t xml:space="preserve">KYC threshold</w:t>
+            </w:r>
+          </w:p>
+        </w:tc>
+        <w:tc>
+          <w:tcPr>
+            <w:tcW w:w="2400" w:type="dxa"/>
+          </w:tcPr>
+          <w:p>
+            <w:r>
+              <w:t xml:space="preserve">Этап “Комплаенс и риски”</w:t>
             </w:r>
           </w:p>
         </w:tc>
@@ -5668,17 +7018,17 @@
           </w:tcPr>
           <w:p>
             <w:r>
-              <w:t>Выбор блокчейн-сети</w:t>
-            </w:r>
-          </w:p>
-        </w:tc>
-        <w:tc>
-          <w:tcPr>
-            <w:tcW w:w="2400" w:type="dxa"/>
-          </w:tcPr>
-          <w:p>
-            <w:r>
-              <w:t>Этап “Смарт-контракты и сеть”</w:t>
+              <w:t xml:space="preserve">Выбор блокчейн-сети</w:t>
+            </w:r>
+          </w:p>
+        </w:tc>
+        <w:tc>
+          <w:tcPr>
+            <w:tcW w:w="2400" w:type="dxa"/>
+          </w:tcPr>
+          <w:p>
+            <w:r>
+              <w:t xml:space="preserve">Этап “Смарт-контракты и сеть”</w:t>
             </w:r>
           </w:p>
         </w:tc>
@@ -5690,17 +7040,17 @@
           </w:tcPr>
           <w:p>
             <w:r>
-              <w:t>RPC/relayer provider</w:t>
-            </w:r>
-          </w:p>
-        </w:tc>
-        <w:tc>
-          <w:tcPr>
-            <w:tcW w:w="2400" w:type="dxa"/>
-          </w:tcPr>
-          <w:p>
-            <w:r>
-              <w:t>Этап “Серверная инфраструктура”</w:t>
+              <w:t xml:space="preserve">RPC/relayer provider</w:t>
+            </w:r>
+          </w:p>
+        </w:tc>
+        <w:tc>
+          <w:tcPr>
+            <w:tcW w:w="2400" w:type="dxa"/>
+          </w:tcPr>
+          <w:p>
+            <w:r>
+              <w:t xml:space="preserve">Этап “Серверная инфраструктура”</w:t>
             </w:r>
           </w:p>
         </w:tc>
@@ -5712,17 +7062,17 @@
           </w:tcPr>
           <w:p>
             <w:r>
-              <w:t>Юридические правила по странам</w:t>
-            </w:r>
-          </w:p>
-        </w:tc>
-        <w:tc>
-          <w:tcPr>
-            <w:tcW w:w="2400" w:type="dxa"/>
-          </w:tcPr>
-          <w:p>
-            <w:r>
-              <w:t>Этап “Комплаенс и риски”</w:t>
+              <w:t xml:space="preserve">Юридические правила по странам</w:t>
+            </w:r>
+          </w:p>
+        </w:tc>
+        <w:tc>
+          <w:tcPr>
+            <w:tcW w:w="2400" w:type="dxa"/>
+          </w:tcPr>
+          <w:p>
+            <w:r>
+              <w:t xml:space="preserve">Этап “Комплаенс и риски”</w:t>
             </w:r>
           </w:p>
         </w:tc>
@@ -5734,17 +7084,17 @@
           </w:tcPr>
           <w:p>
             <w:r>
-              <w:t>Аудит PayoutVault</w:t>
-            </w:r>
-          </w:p>
-        </w:tc>
-        <w:tc>
-          <w:tcPr>
-            <w:tcW w:w="2400" w:type="dxa"/>
-          </w:tcPr>
-          <w:p>
-            <w:r>
-              <w:t>Этап “Аудит и безопасность”</w:t>
+              <w:t xml:space="preserve">Аудит PayoutVault</w:t>
+            </w:r>
+          </w:p>
+        </w:tc>
+        <w:tc>
+          <w:tcPr>
+            <w:tcW w:w="2400" w:type="dxa"/>
+          </w:tcPr>
+          <w:p>
+            <w:r>
+              <w:t xml:space="preserve">Этап “Аудит и безопасность”</w:t>
             </w:r>
           </w:p>
         </w:tc>
@@ -5756,17 +7106,17 @@
           </w:tcPr>
           <w:p>
             <w:r>
-              <w:t>Бухгалтерская политика остатка gas reserve</w:t>
-            </w:r>
-          </w:p>
-        </w:tc>
-        <w:tc>
-          <w:tcPr>
-            <w:tcW w:w="2400" w:type="dxa"/>
-          </w:tcPr>
-          <w:p>
-            <w:r>
-              <w:t>Финансовая модель / операционная экономика</w:t>
+              <w:t xml:space="preserve">Бухгалтерская политика остатка gas reserve</w:t>
+            </w:r>
+          </w:p>
+        </w:tc>
+        <w:tc>
+          <w:tcPr>
+            <w:tcW w:w="2400" w:type="dxa"/>
+          </w:tcPr>
+          <w:p>
+            <w:r>
+              <w:t xml:space="preserve">Финансовая модель / операционная экономика</w:t>
             </w:r>
           </w:p>
         </w:tc>
@@ -5778,42 +7128,63 @@
           </w:tcPr>
           <w:p>
             <w:r>
-              <w:t>Политика gas reimbursement</w:t>
-            </w:r>
-          </w:p>
-        </w:tc>
-        <w:tc>
-          <w:tcPr>
-            <w:tcW w:w="2400" w:type="dxa"/>
-          </w:tcPr>
-          <w:p>
-            <w:r>
-              <w:t>Финансовая модель / пользовательские правила</w:t>
+              <w:t xml:space="preserve">Политика gas reimbursement</w:t>
+            </w:r>
+          </w:p>
+        </w:tc>
+        <w:tc>
+          <w:tcPr>
+            <w:tcW w:w="2400" w:type="dxa"/>
+          </w:tcPr>
+          <w:p>
+            <w:r>
+              <w:t xml:space="preserve">Финансовая модель / пользовательские правила</w:t>
             </w:r>
           </w:p>
         </w:tc>
       </w:tr>
     </w:tbl>
-    <w:p/>
-    <w:p/>
-    <w:p>
-      <w:pPr>
-        <w:pStyle w:val="Heading2"/>
+    <w:p>
+      <w:r>
+        <w:t xml:space="preserve"/>
+      </w:r>
+    </w:p>
+    <w:p>
+      <w:r>
+        <w:br w:type="page"/>
+      </w:r>
+    </w:p>
+    <w:p>
+      <w:r>
+        <w:t xml:space="preserve"/>
+      </w:r>
+    </w:p>
+    <w:p>
+      <w:pPr>
+        <w:pStyle w:val="Heading1"/>
       </w:pPr>
       <w:r>
         <w:t xml:space="preserve">24. Решения этапа 6 для MVP</w:t>
       </w:r>
     </w:p>
-    <w:p/>
+    <w:p>
+      <w:r>
+        <w:t xml:space="preserve"/>
+      </w:r>
+    </w:p>
     <w:p>
       <w:r>
         <w:t xml:space="preserve">Фиксируем:</w:t>
       </w:r>
     </w:p>
-    <w:p/>
-    <w:p>
-      <w:pPr>
-        <w:pStyle w:val="Bullet"/>
+    <w:p>
+      <w:r>
+        <w:t xml:space="preserve"/>
+      </w:r>
+    </w:p>
+    <w:p>
+      <w:pPr>
+        <w:pStyle w:val="ListParagraph"/>
       </w:pPr>
       <w:r>
         <w:t xml:space="preserve">• выплаты должны быть автоматическими для пользователя;</w:t>
@@ -5821,7 +7192,7 @@
     </w:p>
     <w:p>
       <w:pPr>
-        <w:pStyle w:val="Bullet"/>
+        <w:pStyle w:val="ListParagraph"/>
       </w:pPr>
       <w:r>
         <w:t xml:space="preserve">• основной механизм - Merkle settlement + sponsored claim + automatic executor;</w:t>
@@ -5829,7 +7200,7 @@
     </w:p>
     <w:p>
       <w:pPr>
-        <w:pStyle w:val="Bullet"/>
+        <w:pStyle w:val="ListParagraph"/>
       </w:pPr>
       <w:r>
         <w:t xml:space="preserve">• fallback claim обязателен;</w:t>
@@ -5837,7 +7208,7 @@
     </w:p>
     <w:p>
       <w:pPr>
-        <w:pStyle w:val="Bullet"/>
+        <w:pStyle w:val="ListParagraph"/>
       </w:pPr>
       <w:r>
         <w:t xml:space="preserve">• газ платит платформа из gas reserve;</w:t>
@@ -5845,7 +7216,7 @@
     </w:p>
     <w:p>
       <w:pPr>
-        <w:pStyle w:val="Bullet"/>
+        <w:pStyle w:val="ListParagraph"/>
       </w:pPr>
       <w:r>
         <w:t xml:space="preserve">• gas reserve базово равен 2% от оборота тиража;</w:t>
@@ -5853,7 +7224,7 @@
     </w:p>
     <w:p>
       <w:pPr>
-        <w:pStyle w:val="Bullet"/>
+        <w:pStyle w:val="ListParagraph"/>
       </w:pPr>
       <w:r>
         <w:t xml:space="preserve">• неиспользованный остаток gas reserve логируется и переносится по утвержденной финансовой политике;</w:t>
@@ -5861,7 +7232,7 @@
     </w:p>
     <w:p>
       <w:pPr>
-        <w:pStyle w:val="Bullet"/>
+        <w:pStyle w:val="ListParagraph"/>
       </w:pPr>
       <w:r>
         <w:t xml:space="preserve">• призовой фонд и джекпот не используются для газа;</w:t>
@@ -5869,7 +7240,7 @@
     </w:p>
     <w:p>
       <w:pPr>
-        <w:pStyle w:val="Bullet"/>
+        <w:pStyle w:val="ListParagraph"/>
       </w:pPr>
       <w:r>
         <w:t xml:space="preserve">• refund при void-тираже проходит через ту же payout architecture;</w:t>
@@ -5877,7 +7248,7 @@
     </w:p>
     <w:p>
       <w:pPr>
-        <w:pStyle w:val="Bullet"/>
+        <w:pStyle w:val="ListParagraph"/>
       </w:pPr>
       <w:r>
         <w:t xml:space="preserve">• сокращенные тиражи 14/13 обрабатываются без jackpot payout;</w:t>
@@ -5885,7 +7256,7 @@
     </w:p>
     <w:p>
       <w:pPr>
-        <w:pStyle w:val="Bullet"/>
+        <w:pStyle w:val="ListParagraph"/>
       </w:pPr>
       <w:r>
         <w:t xml:space="preserve">• Merkle tree, manifest и proof хранятся off-chain с резервным копированием;</w:t>
@@ -5893,7 +7264,7 @@
     </w:p>
     <w:p>
       <w:pPr>
-        <w:pStyle w:val="Bullet"/>
+        <w:pStyle w:val="ListParagraph"/>
       </w:pPr>
       <w:r>
         <w:t xml:space="preserve">• backend предоставляет API для получения Merkle proof, а executor обязан получать proof перед claimFor;</w:t>
@@ -5901,7 +7272,7 @@
     </w:p>
     <w:p>
       <w:pPr>
-        <w:pStyle w:val="Bullet"/>
+        <w:pStyle w:val="ListParagraph"/>
       </w:pPr>
       <w:r>
         <w:t xml:space="preserve">• предварительный срок хранения manifest/proofs - 5 лет;</w:t>
@@ -5909,7 +7280,7 @@
     </w:p>
     <w:p>
       <w:pPr>
-        <w:pStyle w:val="Bullet"/>
+        <w:pStyle w:val="ListParagraph"/>
       </w:pPr>
       <w:r>
         <w:t xml:space="preserve">• executor wallet используется только для газа и не имеет доступа к пользовательским средствам;</w:t>
@@ -5917,7 +7288,7 @@
     </w:p>
     <w:p>
       <w:pPr>
-        <w:pStyle w:val="Bullet"/>
+        <w:pStyle w:val="ListParagraph"/>
       </w:pPr>
       <w:r>
         <w:t xml:space="preserve">• RootPublisher и Executor разделены по ролям, ключам и правам;</w:t>
@@ -5925,7 +7296,7 @@
     </w:p>
     <w:p>
       <w:pPr>
-        <w:pStyle w:val="Bullet"/>
+        <w:pStyle w:val="ListParagraph"/>
       </w:pPr>
       <w:r>
         <w:t xml:space="preserve">• при gasCoverageRatio &lt; 1.0 включается GasPaused и critical alert;</w:t>
@@ -5933,7 +7304,7 @@
     </w:p>
     <w:p>
       <w:pPr>
-        <w:pStyle w:val="Bullet"/>
+        <w:pStyle w:val="ListParagraph"/>
       </w:pPr>
       <w:r>
         <w:t xml:space="preserve">• выплаты запускаются только после окна апелляции и payout timelock;</w:t>
@@ -5941,7 +7312,7 @@
     </w:p>
     <w:p>
       <w:pPr>
-        <w:pStyle w:val="Bullet"/>
+        <w:pStyle w:val="ListParagraph"/>
       </w:pPr>
       <w:r>
         <w:t xml:space="preserve">• статус Paid ставится только после подтверждения транзакции в блокчейне;</w:t>
@@ -5949,7 +7320,7 @@
     </w:p>
     <w:p>
       <w:pPr>
-        <w:pStyle w:val="Bullet"/>
+        <w:pStyle w:val="ListParagraph"/>
       </w:pPr>
       <w:r>
         <w:t xml:space="preserve">• крупные выплаты могут быть BlockedKYC;</w:t>
@@ -5957,7 +7328,7 @@
     </w:p>
     <w:p>
       <w:pPr>
-        <w:pStyle w:val="Bullet"/>
+        <w:pStyle w:val="ListParagraph"/>
       </w:pPr>
       <w:r>
         <w:t xml:space="preserve">• каждая выплата имеет статус;</w:t>
@@ -5965,7 +7336,7 @@
     </w:p>
     <w:p>
       <w:pPr>
-        <w:pStyle w:val="Bullet"/>
+        <w:pStyle w:val="ListParagraph"/>
       </w:pPr>
       <w:r>
         <w:t xml:space="preserve">• claim невозможен дважды;</w:t>
@@ -5973,7 +7344,7 @@
     </w:p>
     <w:p>
       <w:pPr>
-        <w:pStyle w:val="Bullet"/>
+        <w:pStyle w:val="ListParagraph"/>
       </w:pPr>
       <w:r>
         <w:t xml:space="preserve">• root можно отменить только до активации выплат и через контролируемую процедуру;</w:t>
@@ -5981,7 +7352,7 @@
     </w:p>
     <w:p>
       <w:pPr>
-        <w:pStyle w:val="Bullet"/>
+        <w:pStyle w:val="ListParagraph"/>
       </w:pPr>
       <w:r>
         <w:t xml:space="preserve">• все действия логируются;</w:t>
@@ -5989,38 +7360,63 @@
     </w:p>
     <w:p>
       <w:pPr>
-        <w:pStyle w:val="Bullet"/>
+        <w:pStyle w:val="ListParagraph"/>
       </w:pPr>
       <w:r>
         <w:t xml:space="preserve">• нужен payout simulator.</w:t>
       </w:r>
     </w:p>
-    <w:p/>
-    <w:p/>
-    <w:p>
-      <w:pPr>
-        <w:pStyle w:val="Heading2"/>
+    <w:p>
+      <w:r>
+        <w:t xml:space="preserve"/>
+      </w:r>
+    </w:p>
+    <w:p>
+      <w:r>
+        <w:br w:type="page"/>
+      </w:r>
+    </w:p>
+    <w:p>
+      <w:r>
+        <w:t xml:space="preserve"/>
+      </w:r>
+    </w:p>
+    <w:p>
+      <w:pPr>
+        <w:pStyle w:val="Heading1"/>
       </w:pPr>
       <w:r>
         <w:t xml:space="preserve">25. Вывод</w:t>
       </w:r>
     </w:p>
-    <w:p/>
+    <w:p>
+      <w:r>
+        <w:t xml:space="preserve"/>
+      </w:r>
+    </w:p>
     <w:p>
       <w:r>
         <w:t xml:space="preserve">Автоматические выплаты технически сложнее, чем ручное получение выигрыша, но они соответствуют продуктовой логике OX.</w:t>
       </w:r>
     </w:p>
-    <w:p/>
+    <w:p>
+      <w:r>
+        <w:t xml:space="preserve"/>
+      </w:r>
+    </w:p>
     <w:p>
       <w:r>
         <w:t xml:space="preserve">Рекомендуемая архитектура дает баланс:</w:t>
       </w:r>
     </w:p>
-    <w:p/>
-    <w:p>
-      <w:pPr>
-        <w:pStyle w:val="Bullet"/>
+    <w:p>
+      <w:r>
+        <w:t xml:space="preserve"/>
+      </w:r>
+    </w:p>
+    <w:p>
+      <w:pPr>
+        <w:pStyle w:val="ListParagraph"/>
       </w:pPr>
       <w:r>
         <w:t xml:space="preserve">• пользователь получает удобство;</w:t>
@@ -6028,7 +7424,7 @@
     </w:p>
     <w:p>
       <w:pPr>
-        <w:pStyle w:val="Bullet"/>
+        <w:pStyle w:val="ListParagraph"/>
       </w:pPr>
       <w:r>
         <w:t xml:space="preserve">• платформа контролирует газ;</w:t>
@@ -6036,7 +7432,7 @@
     </w:p>
     <w:p>
       <w:pPr>
-        <w:pStyle w:val="Bullet"/>
+        <w:pStyle w:val="ListParagraph"/>
       </w:pPr>
       <w:r>
         <w:t xml:space="preserve">• смарт-контракт не выполняет опасный массовый цикл;</w:t>
@@ -6044,7 +7440,7 @@
     </w:p>
     <w:p>
       <w:pPr>
-        <w:pStyle w:val="Bullet"/>
+        <w:pStyle w:val="ListParagraph"/>
       </w:pPr>
       <w:r>
         <w:t xml:space="preserve">• выплаты можно проверять через Merkle root;</w:t>
@@ -6052,7 +7448,7 @@
     </w:p>
     <w:p>
       <w:pPr>
-        <w:pStyle w:val="Bullet"/>
+        <w:pStyle w:val="ListParagraph"/>
       </w:pPr>
       <w:r>
         <w:t xml:space="preserve">• при сбое есть fallback claim;</w:t>
@@ -6060,13 +7456,17 @@
     </w:p>
     <w:p>
       <w:pPr>
-        <w:pStyle w:val="Bullet"/>
+        <w:pStyle w:val="ListParagraph"/>
       </w:pPr>
       <w:r>
         <w:t xml:space="preserve">• крупные и спорные выплаты можно остановить до KYC или проверки.</w:t>
       </w:r>
     </w:p>
-    <w:p/>
+    <w:p>
+      <w:r>
+        <w:t xml:space="preserve"/>
+      </w:r>
+    </w:p>
     <w:p>
       <w:r>
         <w:t xml:space="preserve">Эта модель подходит для MVP и может масштабироваться после аудита и выбора сети.</w:t>
@@ -6074,7 +7474,7 @@
     </w:p>
     <w:sectPr>
       <w:pgSz w:w="11906" w:h="16838"/>
-      <w:pgMar w:top="1134" w:right="1134" w:bottom="1134" w:left="1134" w:header="708" w:footer="708" w:gutter="0"/>
+      <w:pgMar w:top="1134" w:right="850" w:bottom="1134" w:left="850" w:header="708" w:footer="708" w:gutter="0"/>
     </w:sectPr>
   </w:body>
 </w:document>
@@ -6082,81 +7482,39 @@
 
 <file path=word/styles.xml><?xml version="1.0" encoding="utf-8"?>
 <w:styles xmlns:w="http://schemas.openxmlformats.org/wordprocessingml/2006/main">
-  <w:style w:type="paragraph" w:default="1" w:styleId="Normal">
-    <w:name w:val="Normal"/>
+  <w:style w:type="paragraph" w:styleId="Title">
+    <w:name w:val="Title"/>
     <w:rPr>
-      <w:rFonts w:ascii="Calibri" w:hAnsi="Calibri" w:cs="Calibri"/>
-      <w:sz w:val="22"/>
+      <w:b/>
+      <w:sz w:val="36"/>
     </w:rPr>
   </w:style>
   <w:style w:type="paragraph" w:styleId="Heading1">
     <w:name w:val="heading 1"/>
-    <w:basedOn w:val="Normal"/>
-    <w:pPr>
-      <w:spacing w:before="360" w:after="180"/>
-    </w:pPr>
-    <w:rPr>
-      <w:b/>
-      <w:sz w:val="32"/>
-    </w:rPr>
-  </w:style>
-  <w:style w:type="paragraph" w:styleId="Heading2">
-    <w:name w:val="heading 2"/>
-    <w:basedOn w:val="Normal"/>
-    <w:pPr>
-      <w:spacing w:before="300" w:after="120"/>
-    </w:pPr>
     <w:rPr>
       <w:b/>
       <w:sz w:val="28"/>
     </w:rPr>
   </w:style>
-  <w:style w:type="paragraph" w:styleId="Heading3">
-    <w:name w:val="heading 3"/>
-    <w:basedOn w:val="Normal"/>
-    <w:pPr>
-      <w:spacing w:before="240" w:after="100"/>
-    </w:pPr>
+  <w:style w:type="paragraph" w:styleId="Heading2">
+    <w:name w:val="heading 2"/>
     <w:rPr>
       <w:b/>
       <w:sz w:val="24"/>
     </w:rPr>
   </w:style>
-  <w:style w:type="paragraph" w:styleId="Heading4">
-    <w:name w:val="heading 4"/>
-    <w:basedOn w:val="Normal"/>
+  <w:style w:type="paragraph" w:styleId="ListParagraph">
+    <w:name w:val="List Paragraph"/>
     <w:pPr>
-      <w:spacing w:before="180" w:after="80"/>
-    </w:pPr>
-    <w:rPr>
-      <w:b/>
-      <w:sz w:val="22"/>
-    </w:rPr>
-  </w:style>
-  <w:style w:type="paragraph" w:styleId="Bullet">
-    <w:name w:val="Bullet"/>
-    <w:basedOn w:val="Normal"/>
-    <w:pPr>
-      <w:ind w:left="720" w:hanging="360"/>
+      <w:ind w:left="360"/>
     </w:pPr>
   </w:style>
   <w:style w:type="paragraph" w:styleId="Code">
     <w:name w:val="Code"/>
-    <w:basedOn w:val="Normal"/>
     <w:rPr>
       <w:rFonts w:ascii="Consolas" w:hAnsi="Consolas"/>
       <w:sz w:val="20"/>
     </w:rPr>
   </w:style>
-  <w:style w:type="paragraph" w:styleId="Quote">
-    <w:name w:val="Quote"/>
-    <w:basedOn w:val="Normal"/>
-    <w:pPr>
-      <w:ind w:left="360"/>
-    </w:pPr>
-    <w:rPr>
-      <w:i/>
-    </w:rPr>
-  </w:style>
 </w:styles>
 </file>